--- a/MyCodeAgent_Solution_Approach_and_Implementation.docx
+++ b/MyCodeAgent_Solution_Approach_and_Implementation.docx
@@ -4,277 +4,53 @@
   <w:body>
     <w:p>
       <w:pPr>
-        <w:spacing w:before="480" w:after="80"/>
+        <w:pStyle w:val="Title"/>
+        <w:spacing w:before="840"/>
+        <w:jc w:val="center"/>
+      </w:pPr>
+      <w:r>
+        <w:t>MYCODEAGENT</w:t>
+        <w:br/>
+      </w:r>
+      <w:r>
+        <w:rPr>
+          <w:color w:val="17365D"/>
+          <w:sz w:val="48"/>
+        </w:rPr>
+        <w:t>Solution Approach and Implementation</w:t>
+      </w:r>
+    </w:p>
+    <w:p>
+      <w:pPr>
+        <w:pStyle w:val="Subtitle"/>
+        <w:jc w:val="center"/>
+      </w:pPr>
+      <w:r>
+        <w:t>Implemented control plane, execution sequence, verification, and remaining hardening plan</w:t>
+      </w:r>
+    </w:p>
+    <w:p>
+      <w:pPr>
+        <w:spacing w:before="360"/>
+        <w:jc w:val="center"/>
       </w:pPr>
       <w:r>
         <w:rPr>
           <w:b/>
-          <w:color w:val="17365D"/>
-          <w:sz w:val="48"/>
+          <w:color w:val="548235"/>
+          <w:sz w:val="22"/>
         </w:rPr>
-        <w:t>MYCODEAGENT</w:t>
+        <w:t>Status: Operational implementation baseline; control-plane suite passing</w:t>
       </w:r>
     </w:p>
     <w:p>
       <w:pPr>
-        <w:spacing w:after="320"/>
+        <w:jc w:val="center"/>
       </w:pPr>
-      <w:r>
-        <w:rPr>
-          <w:color w:val="666666"/>
-          <w:sz w:val="32"/>
-        </w:rPr>
-        <w:t>Solution Approach and Implementation Plan</w:t>
-      </w:r>
-    </w:p>
-    <w:p>
-      <w:r>
-        <w:rPr>
-          <w:b/>
-        </w:rPr>
-        <w:t xml:space="preserve">Product: </w:t>
-      </w:r>
-      <w:r>
-        <w:t>MyCodeAgent</w:t>
-      </w:r>
-    </w:p>
-    <w:p>
-      <w:r>
-        <w:rPr>
-          <w:b/>
-        </w:rPr>
-        <w:t xml:space="preserve">External meta-harness: </w:t>
-      </w:r>
-      <w:r>
-        <w:t>Omnigent</w:t>
-      </w:r>
-    </w:p>
-    <w:p>
-      <w:r>
-        <w:rPr>
-          <w:b/>
-        </w:rPr>
-        <w:t xml:space="preserve">Initial sub-agent brain: </w:t>
-      </w:r>
-      <w:r>
-        <w:t>Codex</w:t>
-      </w:r>
-    </w:p>
-    <w:p>
-      <w:r>
-        <w:rPr>
-          <w:b/>
-        </w:rPr>
-        <w:t xml:space="preserve">Provider routing: </w:t>
-      </w:r>
-      <w:r>
-        <w:t>Omnigent/LiteLLM configuration; no provider adapters in MyCodeAgent</w:t>
-      </w:r>
-    </w:p>
-    <w:p>
-      <w:r>
-        <w:rPr>
-          <w:b/>
-        </w:rPr>
-        <w:t xml:space="preserve">Workflow limit: </w:t>
-      </w:r>
-      <w:r>
-        <w:t>Maximum five implementation–test–review cycles</w:t>
-      </w:r>
-    </w:p>
-    <w:p>
-      <w:r>
-        <w:rPr>
-          <w:b/>
-        </w:rPr>
-        <w:t xml:space="preserve">Delivery: </w:t>
-      </w:r>
-      <w:r>
-        <w:t>Approval-gated pull-request creation; no automatic merge</w:t>
-      </w:r>
-    </w:p>
-    <w:tbl>
-      <w:tblPr>
-        <w:tblW w:type="auto" w:w="0"/>
-        <w:jc w:val="center"/>
-        <w:tblLook w:firstColumn="1" w:firstRow="1" w:lastColumn="0" w:lastRow="0" w:noHBand="0" w:noVBand="1" w:val="04A0"/>
-      </w:tblPr>
-      <w:tblGrid>
-        <w:gridCol w:w="9360"/>
-      </w:tblGrid>
-      <w:tr>
-        <w:tc>
-          <w:tcPr>
-            <w:tcW w:type="dxa" w:w="9360"/>
-            <w:shd w:fill="DCE6F1"/>
-            <w:tcMar>
-              <w:top w:w="140" w:type="dxa"/>
-              <w:start w:w="180" w:type="dxa"/>
-              <w:bottom w:w="140" w:type="dxa"/>
-              <w:end w:w="180" w:type="dxa"/>
-            </w:tcMar>
-          </w:tcPr>
-          <w:p>
-            <w:r>
-              <w:t>Implementation decision</w:t>
-              <w:br/>
-              <w:t>Build deterministic orchestration services in MyCodeAgent, execute the supervisor and Codex sub-agents through Omnigent, and keep model-provider routing outside application code. The first release reads TODO.md; GitHub Issue ingestion follows through the same TaskSource contract.</w:t>
-            </w:r>
-          </w:p>
-        </w:tc>
-      </w:tr>
-    </w:tbl>
-    <w:p/>
-    <w:p>
-      <w:pPr>
-        <w:pStyle w:val="Heading1"/>
-      </w:pPr>
-      <w:r>
-        <w:t>1. Scope</w:t>
-      </w:r>
-    </w:p>
-    <w:p>
-      <w:r>
-        <w:t>The implementation will transform the current fixed four-stage prompt into a controlled agentic workflow. MyCodeAgent will parse and validate tasks, create isolated worktrees, invoke role-scoped Codex agents through Omnigent, execute deterministic tests and policy gates, route review findings back to implementation, and create a pull request only after final approval.</w:t>
-      </w:r>
-    </w:p>
-    <w:p>
-      <w:pPr>
-        <w:pStyle w:val="Heading2"/>
-      </w:pPr>
-      <w:r>
-        <w:t>1.1 In scope</w:t>
-      </w:r>
-    </w:p>
-    <w:p>
-      <w:pPr>
-        <w:pStyle w:val="ListBullet"/>
-        <w:spacing w:after="80"/>
-      </w:pPr>
-      <w:r>
-        <w:t>Complete TODO.md task-section parsing and normalized TaskSpec generation.</w:t>
-      </w:r>
-    </w:p>
-    <w:p>
-      <w:pPr>
-        <w:pStyle w:val="ListBullet"/>
-        <w:spacing w:after="80"/>
-      </w:pPr>
-      <w:r>
-        <w:t>Intent classification for feature, bug fix, refactor, test, review, documentation, and investigation tasks.</w:t>
-      </w:r>
-    </w:p>
-    <w:p>
-      <w:pPr>
-        <w:pStyle w:val="ListBullet"/>
-        <w:spacing w:after="80"/>
-      </w:pPr>
-      <w:r>
-        <w:t>MyCodeAgent main orchestrator with a hard maximum of five implementation–test–review cycles.</w:t>
-      </w:r>
-    </w:p>
-    <w:p>
-      <w:pPr>
-        <w:pStyle w:val="ListBullet"/>
-        <w:spacing w:after="80"/>
-      </w:pPr>
-      <w:r>
-        <w:t>Omnigent execution of Explorer, Implementer, Test Writer, and Reviewer roles using Codex initially; the Implementer owns both initial coding and remediation.</w:t>
-      </w:r>
-    </w:p>
-    <w:p>
-      <w:pPr>
-        <w:pStyle w:val="ListBullet"/>
-        <w:spacing w:after="80"/>
-      </w:pPr>
-      <w:r>
-        <w:t>Git branch/worktree isolation, workspace-boundary enforcement, deterministic pytest execution, review fingerprinting, logs, traces, state, and artifacts.</w:t>
-      </w:r>
-    </w:p>
-    <w:p>
-      <w:pPr>
-        <w:pStyle w:val="ListBullet"/>
-        <w:spacing w:after="80"/>
-      </w:pPr>
-      <w:r>
-        <w:t>Structured Reviewer → Implementer remediation handoff and approval-gated PR creation.</w:t>
-      </w:r>
-    </w:p>
-    <w:p>
-      <w:pPr>
-        <w:pStyle w:val="ListBullet"/>
-        <w:spacing w:after="80"/>
-      </w:pPr>
-      <w:r>
-        <w:t>Model aliases so Omnigent/LiteLLM can later route to Anthropic or Gemini through configuration.</w:t>
-      </w:r>
-    </w:p>
-    <w:p>
-      <w:pPr>
-        <w:pStyle w:val="Heading2"/>
-      </w:pPr>
-      <w:r>
-        <w:t>1.2 Deferred</w:t>
-      </w:r>
-    </w:p>
-    <w:p>
-      <w:pPr>
-        <w:pStyle w:val="ListBullet"/>
-        <w:spacing w:after="80"/>
-      </w:pPr>
-      <w:r>
-        <w:t>Automatic pull-request merge.</w:t>
-      </w:r>
-    </w:p>
-    <w:p>
-      <w:pPr>
-        <w:pStyle w:val="ListBullet"/>
-        <w:spacing w:after="80"/>
-      </w:pPr>
-      <w:r>
-        <w:t>Unbounded autonomous retries.</w:t>
-      </w:r>
-    </w:p>
-    <w:p>
-      <w:pPr>
-        <w:pStyle w:val="ListBullet"/>
-        <w:spacing w:after="80"/>
-      </w:pPr>
-      <w:r>
-        <w:t>Provider-specific SDK adapters inside MyCodeAgent.</w:t>
-      </w:r>
-    </w:p>
-    <w:p>
-      <w:pPr>
-        <w:pStyle w:val="ListBullet"/>
-        <w:spacing w:after="80"/>
-      </w:pPr>
-      <w:r>
-        <w:t>Parallel writes by multiple agents to the same worktree.</w:t>
-      </w:r>
-    </w:p>
-    <w:p>
-      <w:pPr>
-        <w:pStyle w:val="ListBullet"/>
-        <w:spacing w:after="80"/>
-      </w:pPr>
-      <w:r>
-        <w:t>Production GitHub Issue polling; the interface is created now, with live ingestion delivered in a later increment.</w:t>
-      </w:r>
-    </w:p>
-    <w:p>
-      <w:pPr>
-        <w:pStyle w:val="Heading1"/>
-      </w:pPr>
-      <w:r>
-        <w:t>2. Runtime Architecture</w:t>
-      </w:r>
-    </w:p>
-    <w:p>
       <w:r>
         <w:drawing>
           <wp:inline xmlns:a="http://schemas.openxmlformats.org/drawingml/2006/main" xmlns:pic="http://schemas.openxmlformats.org/drawingml/2006/picture">
-            <wp:extent cx="5897880" cy="7372350"/>
+            <wp:extent cx="6400800" cy="3602364"/>
             <wp:docPr id="1" name="Picture 1"/>
             <wp:cNvGraphicFramePr>
               <a:graphicFrameLocks noChangeAspect="1"/>
@@ -295,7 +71,7 @@
                   <pic:spPr>
                     <a:xfrm>
                       <a:off x="0" y="0"/>
-                      <a:ext cx="5897880" cy="7372350"/>
+                      <a:ext cx="6400800" cy="3602364"/>
                     </a:xfrm>
                     <a:prstGeom prst="rect"/>
                   </pic:spPr>
@@ -313,57 +89,144 @@
       <w:r>
         <w:rPr>
           <w:i/>
-          <w:sz w:val="18"/>
+          <w:color w:val="666666"/>
+          <w:sz w:val="16"/>
         </w:rPr>
-        <w:t>Figure 1. MyCodeAgent orchestration running on Omnigent with bounded sub-agent delegation and deterministic gates.</w:t>
+        <w:t>Figure 1. Current hierarchical ReAct workflow and delivery boundary.</w:t>
+      </w:r>
+    </w:p>
+    <w:p>
+      <w:r>
+        <w:br w:type="page"/>
+      </w:r>
+    </w:p>
+    <w:p>
+      <w:pPr>
+        <w:pStyle w:val="Heading1"/>
+      </w:pPr>
+      <w:r>
+        <w:t>1. Implementation Outcome</w:t>
+      </w:r>
+    </w:p>
+    <w:p>
+      <w:r>
+        <w:t>MyCodeAgent now executes TODO tasks through an isolated worktree, a Supervisor-owned strategic ReAct loop, bounded Omnigent sub-agent invocations, deterministic validation and pytest, semantic review, optional GitHub delivery, lifecycle status synchronization, structured logs, and post-delivery cleanup.</w:t>
       </w:r>
     </w:p>
     <w:tbl>
       <w:tblPr>
-        <w:tblStyle w:val="TableGrid"/>
         <w:tblW w:type="auto" w:w="0"/>
         <w:jc w:val="center"/>
         <w:tblLayout w:type="fixed"/>
         <w:tblLook w:firstColumn="1" w:firstRow="1" w:lastColumn="0" w:lastRow="0" w:noHBand="0" w:noVBand="1" w:val="04A0"/>
       </w:tblPr>
       <w:tblGrid>
-        <w:gridCol w:w="4680"/>
-        <w:gridCol w:w="4680"/>
+        <w:gridCol w:w="9936"/>
       </w:tblGrid>
       <w:tr>
         <w:tc>
           <w:tcPr>
-            <w:tcW w:type="dxa" w:w="2376"/>
-            <w:shd w:fill="DCE6F1"/>
-            <w:vAlign w:val="center"/>
+            <w:tcW w:type="dxa" w:w="9936"/>
+            <w:shd w:fill="E2F0D9"/>
             <w:tcMar>
-              <w:top w:w="100" w:type="dxa"/>
-              <w:start w:w="120" w:type="dxa"/>
-              <w:bottom w:w="100" w:type="dxa"/>
-              <w:end w:w="120" w:type="dxa"/>
+              <w:top w:w="180" w:type="dxa"/>
+              <w:start w:w="180" w:type="dxa"/>
+              <w:bottom w:w="180" w:type="dxa"/>
+              <w:end w:w="180" w:type="dxa"/>
             </w:tcMar>
           </w:tcPr>
           <w:p>
             <w:r>
-              <w:t>Component</w:t>
+              <w:rPr>
+                <w:b/>
+                <w:color w:val="17365D"/>
+              </w:rPr>
+              <w:t xml:space="preserve">Delivery command: </w:t>
+            </w:r>
+            <w:r>
+              <w:t>Use mycodeagent run TASK-ID --deliver for the complete implementation-to-PR path. Without --deliver, an approved run remains local and retains its worktree.</w:t>
+            </w:r>
+          </w:p>
+        </w:tc>
+      </w:tr>
+    </w:tbl>
+    <w:p>
+      <w:pPr>
+        <w:spacing w:after="0"/>
+      </w:pPr>
+    </w:p>
+    <w:p>
+      <w:pPr>
+        <w:pStyle w:val="Heading1"/>
+      </w:pPr>
+      <w:r>
+        <w:t>2. Implemented Repository Map</w:t>
+      </w:r>
+    </w:p>
+    <w:tbl>
+      <w:tblPr>
+        <w:tblW w:type="auto" w:w="0"/>
+        <w:jc w:val="center"/>
+        <w:tblLayout w:type="fixed"/>
+        <w:tblLook w:firstColumn="1" w:firstRow="1" w:lastColumn="0" w:lastRow="0" w:noHBand="0" w:noVBand="1" w:val="04A0"/>
+      </w:tblPr>
+      <w:tblGrid>
+        <w:gridCol w:w="4968"/>
+        <w:gridCol w:w="4968"/>
+      </w:tblGrid>
+      <w:tr>
+        <w:trPr>
+          <w:tblHeader w:val="true"/>
+        </w:trPr>
+        <w:tc>
+          <w:tcPr>
+            <w:tcW w:type="dxa" w:w="2880"/>
+            <w:shd w:fill="17365D"/>
+            <w:tcMar>
+              <w:top w:w="120" w:type="dxa"/>
+              <w:start w:w="120" w:type="dxa"/>
+              <w:bottom w:w="120" w:type="dxa"/>
+              <w:end w:w="120" w:type="dxa"/>
+            </w:tcMar>
+            <w:vAlign w:val="center"/>
+          </w:tcPr>
+          <w:p>
+            <w:pPr>
+              <w:jc w:val="center"/>
+            </w:pPr>
+            <w:r>
+              <w:rPr>
+                <w:b/>
+                <w:color w:val="FFFFFF"/>
+                <w:sz w:val="18"/>
+              </w:rPr>
+              <w:t>File</w:t>
             </w:r>
           </w:p>
         </w:tc>
         <w:tc>
           <w:tcPr>
-            <w:tcW w:type="dxa" w:w="6984"/>
-            <w:shd w:fill="DCE6F1"/>
-            <w:vAlign w:val="center"/>
+            <w:tcW w:type="dxa" w:w="7056"/>
+            <w:shd w:fill="17365D"/>
             <w:tcMar>
-              <w:top w:w="100" w:type="dxa"/>
+              <w:top w:w="120" w:type="dxa"/>
               <w:start w:w="120" w:type="dxa"/>
-              <w:bottom w:w="100" w:type="dxa"/>
+              <w:bottom w:w="120" w:type="dxa"/>
               <w:end w:w="120" w:type="dxa"/>
             </w:tcMar>
+            <w:vAlign w:val="center"/>
           </w:tcPr>
           <w:p>
+            <w:pPr>
+              <w:jc w:val="center"/>
+            </w:pPr>
             <w:r>
-              <w:t>Implementation responsibility</w:t>
+              <w:rPr>
+                <w:b/>
+                <w:color w:val="FFFFFF"/>
+                <w:sz w:val="18"/>
+              </w:rPr>
+              <w:t>Implemented responsibility</w:t>
             </w:r>
           </w:p>
         </w:tc>
@@ -371,35 +234,41 @@
       <w:tr>
         <w:tc>
           <w:tcPr>
-            <w:tcW w:type="dxa" w:w="2376"/>
-            <w:vAlign w:val="center"/>
+            <w:tcW w:type="dxa" w:w="2880"/>
             <w:tcMar>
-              <w:top w:w="100" w:type="dxa"/>
+              <w:top w:w="120" w:type="dxa"/>
               <w:start w:w="120" w:type="dxa"/>
-              <w:bottom w:w="100" w:type="dxa"/>
+              <w:bottom w:w="120" w:type="dxa"/>
               <w:end w:w="120" w:type="dxa"/>
             </w:tcMar>
+            <w:vAlign w:val="center"/>
           </w:tcPr>
           <w:p>
             <w:r>
-              <w:t>MyCodeAgent CLI</w:t>
+              <w:rPr>
+                <w:sz w:val="17"/>
+              </w:rPr>
+              <w:t>cli.py</w:t>
             </w:r>
           </w:p>
         </w:tc>
         <w:tc>
           <w:tcPr>
-            <w:tcW w:type="dxa" w:w="6984"/>
-            <w:vAlign w:val="center"/>
+            <w:tcW w:type="dxa" w:w="7056"/>
             <w:tcMar>
-              <w:top w:w="100" w:type="dxa"/>
+              <w:top w:w="120" w:type="dxa"/>
               <w:start w:w="120" w:type="dxa"/>
-              <w:bottom w:w="100" w:type="dxa"/>
+              <w:bottom w:w="120" w:type="dxa"/>
               <w:end w:w="120" w:type="dxa"/>
             </w:tcMar>
+            <w:vAlign w:val="center"/>
           </w:tcPr>
           <w:p>
             <w:r>
-              <w:t>Accept commands, select task source, display status, and return stable exit codes.</w:t>
+              <w:rPr>
+                <w:sz w:val="17"/>
+              </w:rPr>
+              <w:t>Command parsing, task selection, orchestration startup, stable result output.</w:t>
             </w:r>
           </w:p>
         </w:tc>
@@ -407,35 +276,43 @@
       <w:tr>
         <w:tc>
           <w:tcPr>
-            <w:tcW w:type="dxa" w:w="2376"/>
-            <w:vAlign w:val="center"/>
+            <w:tcW w:type="dxa" w:w="2880"/>
             <w:tcMar>
-              <w:top w:w="100" w:type="dxa"/>
+              <w:top w:w="120" w:type="dxa"/>
               <w:start w:w="120" w:type="dxa"/>
-              <w:bottom w:w="100" w:type="dxa"/>
+              <w:bottom w:w="120" w:type="dxa"/>
               <w:end w:w="120" w:type="dxa"/>
             </w:tcMar>
+            <w:vAlign w:val="center"/>
+            <w:shd w:fill="F2F2F2"/>
           </w:tcPr>
           <w:p>
             <w:r>
-              <w:t>MyCodeAgent orchestrator</w:t>
+              <w:rPr>
+                <w:sz w:val="17"/>
+              </w:rPr>
+              <w:t>task_parser.py</w:t>
             </w:r>
           </w:p>
         </w:tc>
         <w:tc>
           <w:tcPr>
-            <w:tcW w:type="dxa" w:w="6984"/>
-            <w:vAlign w:val="center"/>
+            <w:tcW w:type="dxa" w:w="7056"/>
             <w:tcMar>
-              <w:top w:w="100" w:type="dxa"/>
+              <w:top w:w="120" w:type="dxa"/>
               <w:start w:w="120" w:type="dxa"/>
-              <w:bottom w:w="100" w:type="dxa"/>
+              <w:bottom w:w="120" w:type="dxa"/>
               <w:end w:w="120" w:type="dxa"/>
             </w:tcMar>
+            <w:vAlign w:val="center"/>
+            <w:shd w:fill="F2F2F2"/>
           </w:tcPr>
           <w:p>
             <w:r>
-              <w:t>Own the five-cycle state machine, action selection contract, handoffs, evidence, and terminal decisions.</w:t>
+              <w:rPr>
+                <w:sz w:val="17"/>
+              </w:rPr>
+              <w:t>Complete TODO section parsing, safe workspace paths, required files, ready/received selection.</w:t>
             </w:r>
           </w:p>
         </w:tc>
@@ -443,35 +320,41 @@
       <w:tr>
         <w:tc>
           <w:tcPr>
-            <w:tcW w:type="dxa" w:w="2376"/>
-            <w:vAlign w:val="center"/>
+            <w:tcW w:type="dxa" w:w="2880"/>
             <w:tcMar>
-              <w:top w:w="100" w:type="dxa"/>
+              <w:top w:w="120" w:type="dxa"/>
               <w:start w:w="120" w:type="dxa"/>
-              <w:bottom w:w="100" w:type="dxa"/>
+              <w:bottom w:w="120" w:type="dxa"/>
               <w:end w:w="120" w:type="dxa"/>
             </w:tcMar>
+            <w:vAlign w:val="center"/>
           </w:tcPr>
           <w:p>
             <w:r>
-              <w:t>Omnigent</w:t>
+              <w:rPr>
+                <w:sz w:val="17"/>
+              </w:rPr>
+              <w:t>models.py</w:t>
             </w:r>
           </w:p>
         </w:tc>
         <w:tc>
           <w:tcPr>
-            <w:tcW w:type="dxa" w:w="6984"/>
-            <w:vAlign w:val="center"/>
+            <w:tcW w:type="dxa" w:w="7056"/>
             <w:tcMar>
-              <w:top w:w="100" w:type="dxa"/>
+              <w:top w:w="120" w:type="dxa"/>
               <w:start w:w="120" w:type="dxa"/>
-              <w:bottom w:w="100" w:type="dxa"/>
+              <w:bottom w:w="120" w:type="dxa"/>
               <w:end w:w="120" w:type="dxa"/>
             </w:tcMar>
+            <w:vAlign w:val="center"/>
           </w:tcPr>
           <w:p>
             <w:r>
-              <w:t>Execute the orchestrator and role-scoped sub-agent sessions with configured harness, model, sandbox, and policies.</w:t>
+              <w:rPr>
+                <w:sz w:val="17"/>
+              </w:rPr>
+              <w:t>Provider-neutral task, state, action, agent, review, test, and execution-memory contracts.</w:t>
             </w:r>
           </w:p>
         </w:tc>
@@ -479,35 +362,43 @@
       <w:tr>
         <w:tc>
           <w:tcPr>
-            <w:tcW w:type="dxa" w:w="2376"/>
-            <w:vAlign w:val="center"/>
+            <w:tcW w:type="dxa" w:w="2880"/>
             <w:tcMar>
-              <w:top w:w="100" w:type="dxa"/>
+              <w:top w:w="120" w:type="dxa"/>
               <w:start w:w="120" w:type="dxa"/>
-              <w:bottom w:w="100" w:type="dxa"/>
+              <w:bottom w:w="120" w:type="dxa"/>
               <w:end w:w="120" w:type="dxa"/>
             </w:tcMar>
+            <w:vAlign w:val="center"/>
+            <w:shd w:fill="F2F2F2"/>
           </w:tcPr>
           <w:p>
             <w:r>
-              <w:t>Codex agents</w:t>
+              <w:rPr>
+                <w:sz w:val="17"/>
+              </w:rPr>
+              <w:t>orchestrator.py</w:t>
             </w:r>
           </w:p>
         </w:tc>
         <w:tc>
           <w:tcPr>
-            <w:tcW w:type="dxa" w:w="6984"/>
-            <w:vAlign w:val="center"/>
+            <w:tcW w:type="dxa" w:w="7056"/>
             <w:tcMar>
-              <w:top w:w="100" w:type="dxa"/>
+              <w:top w:w="120" w:type="dxa"/>
               <w:start w:w="120" w:type="dxa"/>
-              <w:bottom w:w="100" w:type="dxa"/>
+              <w:bottom w:w="120" w:type="dxa"/>
               <w:end w:w="120" w:type="dxa"/>
             </w:tcMar>
+            <w:vAlign w:val="center"/>
+            <w:shd w:fill="F2F2F2"/>
           </w:tcPr>
           <w:p>
             <w:r>
-              <w:t>Perform repository exploration, initial implementation, implementation remediation, test authoring, and semantic review.</w:t>
+              <w:rPr>
+                <w:sz w:val="17"/>
+              </w:rPr>
+              <w:t>Supervisor loop, role routing, deterministic gates, five-cycle logic, delivery and cleanup.</w:t>
             </w:r>
           </w:p>
         </w:tc>
@@ -515,35 +406,41 @@
       <w:tr>
         <w:tc>
           <w:tcPr>
-            <w:tcW w:type="dxa" w:w="2376"/>
-            <w:vAlign w:val="center"/>
+            <w:tcW w:type="dxa" w:w="2880"/>
             <w:tcMar>
-              <w:top w:w="100" w:type="dxa"/>
+              <w:top w:w="120" w:type="dxa"/>
               <w:start w:w="120" w:type="dxa"/>
-              <w:bottom w:w="100" w:type="dxa"/>
+              <w:bottom w:w="120" w:type="dxa"/>
               <w:end w:w="120" w:type="dxa"/>
             </w:tcMar>
+            <w:vAlign w:val="center"/>
           </w:tcPr>
           <w:p>
             <w:r>
-              <w:t>LiteLLM/gateway</w:t>
+              <w:rPr>
+                <w:sz w:val="17"/>
+              </w:rPr>
+              <w:t>agent_executor.py</w:t>
             </w:r>
           </w:p>
         </w:tc>
         <w:tc>
           <w:tcPr>
-            <w:tcW w:type="dxa" w:w="6984"/>
-            <w:vAlign w:val="center"/>
+            <w:tcW w:type="dxa" w:w="7056"/>
             <w:tcMar>
-              <w:top w:w="100" w:type="dxa"/>
+              <w:top w:w="120" w:type="dxa"/>
               <w:start w:w="120" w:type="dxa"/>
-              <w:bottom w:w="100" w:type="dxa"/>
+              <w:bottom w:w="120" w:type="dxa"/>
               <w:end w:w="120" w:type="dxa"/>
             </w:tcMar>
+            <w:vAlign w:val="center"/>
           </w:tcPr>
           <w:p>
             <w:r>
-              <w:t>Resolve configured model aliases and provider credentials outside MyCodeAgent.</w:t>
+              <w:rPr>
+                <w:sz w:val="17"/>
+              </w:rPr>
+              <w:t>Omnigent YAML rendering/invocation, timeouts, transient retry, Supervisor/review parsing.</w:t>
             </w:r>
           </w:p>
         </w:tc>
@@ -551,215 +448,43 @@
       <w:tr>
         <w:tc>
           <w:tcPr>
-            <w:tcW w:type="dxa" w:w="2376"/>
-            <w:vAlign w:val="center"/>
+            <w:tcW w:type="dxa" w:w="2880"/>
             <w:tcMar>
-              <w:top w:w="100" w:type="dxa"/>
+              <w:top w:w="120" w:type="dxa"/>
               <w:start w:w="120" w:type="dxa"/>
-              <w:bottom w:w="100" w:type="dxa"/>
+              <w:bottom w:w="120" w:type="dxa"/>
               <w:end w:w="120" w:type="dxa"/>
             </w:tcMar>
+            <w:vAlign w:val="center"/>
+            <w:shd w:fill="F2F2F2"/>
           </w:tcPr>
           <w:p>
             <w:r>
-              <w:t>Deterministic services</w:t>
+              <w:rPr>
+                <w:sz w:val="17"/>
+              </w:rPr>
+              <w:t>validator.py</w:t>
             </w:r>
           </w:p>
         </w:tc>
         <w:tc>
           <w:tcPr>
-            <w:tcW w:type="dxa" w:w="6984"/>
-            <w:vAlign w:val="center"/>
+            <w:tcW w:type="dxa" w:w="7056"/>
             <w:tcMar>
-              <w:top w:w="100" w:type="dxa"/>
+              <w:top w:w="120" w:type="dxa"/>
               <w:start w:w="120" w:type="dxa"/>
-              <w:bottom w:w="100" w:type="dxa"/>
+              <w:bottom w:w="120" w:type="dxa"/>
               <w:end w:w="120" w:type="dxa"/>
             </w:tcMar>
+            <w:vAlign w:val="center"/>
+            <w:shd w:fill="F2F2F2"/>
           </w:tcPr>
           <w:p>
             <w:r>
-              <w:t>Manage worktrees, validate paths, run tests/scans, fingerprint changes, persist state, and publish PRs.</w:t>
-            </w:r>
-          </w:p>
-        </w:tc>
-      </w:tr>
-    </w:tbl>
-    <w:p/>
-    <w:p>
-      <w:pPr>
-        <w:pStyle w:val="Heading1"/>
-      </w:pPr>
-      <w:r>
-        <w:t>3. Proposed Repository Structure</w:t>
-      </w:r>
-    </w:p>
-    <w:tbl>
-      <w:tblPr>
-        <w:tblW w:type="auto" w:w="0"/>
-        <w:tblLook w:firstColumn="1" w:firstRow="1" w:lastColumn="0" w:lastRow="0" w:noHBand="0" w:noVBand="1" w:val="04A0"/>
-      </w:tblPr>
-      <w:tblGrid>
-        <w:gridCol w:w="9360"/>
-      </w:tblGrid>
-      <w:tr>
-        <w:tc>
-          <w:tcPr>
-            <w:tcW w:type="dxa" w:w="9360"/>
-            <w:shd w:fill="F2F4F7"/>
-            <w:tcMar>
-              <w:top w:w="120" w:type="dxa"/>
-              <w:start w:w="160" w:type="dxa"/>
-              <w:bottom w:w="120" w:type="dxa"/>
-              <w:end w:w="160" w:type="dxa"/>
-            </w:tcMar>
-          </w:tcPr>
-          <w:p>
-            <w:r>
-              <w:t>src/mycodeagent/</w:t>
-              <w:br/>
-              <w:t>├── __main__.py</w:t>
-              <w:br/>
-              <w:t>├── cli.py</w:t>
-              <w:br/>
-              <w:t>├── orchestrator.py</w:t>
-              <w:br/>
-              <w:t>├── models.py</w:t>
-              <w:br/>
-              <w:t>├── errors.py</w:t>
-              <w:br/>
-              <w:t>├── config.py</w:t>
-              <w:br/>
-              <w:t>├── agent_executor.py</w:t>
-              <w:br/>
-              <w:t>├── state_store.py</w:t>
-              <w:br/>
-              <w:t>├── test_runner.py</w:t>
-              <w:br/>
-              <w:t>├── validator.py</w:t>
-              <w:br/>
-              <w:t>├── workspace.py</w:t>
-              <w:br/>
-              <w:t>├── delivery.py</w:t>
-              <w:br/>
-              <w:t>├── sources/</w:t>
-              <w:br/>
-              <w:t>│   ├── base.py</w:t>
-              <w:br/>
-              <w:t>│   ├── todo.py</w:t>
-              <w:br/>
-              <w:t>│   ├── github.py</w:t>
-              <w:br/>
-              <w:t>│   └── direct.py</w:t>
-              <w:br/>
-              <w:t>└── observability/</w:t>
-              <w:br/>
-              <w:t xml:space="preserve">    ├── logger.py</w:t>
-              <w:br/>
-              <w:t xml:space="preserve">    ├── tracer.py</w:t>
-              <w:br/>
-              <w:t xml:space="preserve">    └── artifacts.py</w:t>
-              <w:br/>
-              <w:br/>
-              <w:t>agents/</w:t>
-              <w:br/>
-              <w:t>├── supervisor.yaml</w:t>
-              <w:br/>
-              <w:t>├── explorer.yaml</w:t>
-              <w:br/>
-              <w:t>├── implementer.yaml</w:t>
-              <w:br/>
-              <w:t>├── test_writer.yaml</w:t>
-              <w:br/>
-              <w:t>└── reviewer.yaml</w:t>
-              <w:br/>
-              <w:br/>
-              <w:t>tests/</w:t>
-              <w:br/>
-              <w:t>├── unit/</w:t>
-              <w:br/>
-              <w:t>├── integration/</w:t>
-              <w:br/>
-              <w:t>└── fixtures/</w:t>
-            </w:r>
-          </w:p>
-        </w:tc>
-      </w:tr>
-    </w:tbl>
-    <w:p/>
-    <w:p>
-      <w:pPr>
-        <w:pStyle w:val="Heading1"/>
-      </w:pPr>
-      <w:r>
-        <w:t>4. Python Module Responsibilities</w:t>
-      </w:r>
-    </w:p>
-    <w:tbl>
-      <w:tblPr>
-        <w:tblStyle w:val="TableGrid"/>
-        <w:tblW w:type="auto" w:w="0"/>
-        <w:jc w:val="center"/>
-        <w:tblLayout w:type="fixed"/>
-        <w:tblLook w:firstColumn="1" w:firstRow="1" w:lastColumn="0" w:lastRow="0" w:noHBand="0" w:noVBand="1" w:val="04A0"/>
-      </w:tblPr>
-      <w:tblGrid>
-        <w:gridCol w:w="3120"/>
-        <w:gridCol w:w="3120"/>
-        <w:gridCol w:w="3120"/>
-      </w:tblGrid>
-      <w:tr>
-        <w:tc>
-          <w:tcPr>
-            <w:tcW w:type="dxa" w:w="2088"/>
-            <w:shd w:fill="DCE6F1"/>
-            <w:vAlign w:val="center"/>
-            <w:tcMar>
-              <w:top w:w="100" w:type="dxa"/>
-              <w:start w:w="120" w:type="dxa"/>
-              <w:bottom w:w="100" w:type="dxa"/>
-              <w:end w:w="120" w:type="dxa"/>
-            </w:tcMar>
-          </w:tcPr>
-          <w:p>
-            <w:r>
-              <w:t>Module</w:t>
-            </w:r>
-          </w:p>
-        </w:tc>
-        <w:tc>
-          <w:tcPr>
-            <w:tcW w:type="dxa" w:w="4824"/>
-            <w:shd w:fill="DCE6F1"/>
-            <w:vAlign w:val="center"/>
-            <w:tcMar>
-              <w:top w:w="100" w:type="dxa"/>
-              <w:start w:w="120" w:type="dxa"/>
-              <w:bottom w:w="100" w:type="dxa"/>
-              <w:end w:w="120" w:type="dxa"/>
-            </w:tcMar>
-          </w:tcPr>
-          <w:p>
-            <w:r>
-              <w:t>Primary responsibility</w:t>
-            </w:r>
-          </w:p>
-        </w:tc>
-        <w:tc>
-          <w:tcPr>
-            <w:tcW w:type="dxa" w:w="2448"/>
-            <w:shd w:fill="DCE6F1"/>
-            <w:vAlign w:val="center"/>
-            <w:tcMar>
-              <w:top w:w="100" w:type="dxa"/>
-              <w:start w:w="120" w:type="dxa"/>
-              <w:bottom w:w="100" w:type="dxa"/>
-              <w:end w:w="120" w:type="dxa"/>
-            </w:tcMar>
-          </w:tcPr>
-          <w:p>
-            <w:r>
-              <w:t>Must not do</w:t>
+              <w:rPr>
+                <w:sz w:val="17"/>
+              </w:rPr>
+              <w:t>Changed-file scope, required files, secrets, symlinks, artifacts, and fingerprints.</w:t>
             </w:r>
           </w:p>
         </w:tc>
@@ -767,52 +492,41 @@
       <w:tr>
         <w:tc>
           <w:tcPr>
-            <w:tcW w:type="dxa" w:w="2088"/>
-            <w:vAlign w:val="center"/>
+            <w:tcW w:type="dxa" w:w="2880"/>
             <w:tcMar>
-              <w:top w:w="100" w:type="dxa"/>
+              <w:top w:w="120" w:type="dxa"/>
               <w:start w:w="120" w:type="dxa"/>
-              <w:bottom w:w="100" w:type="dxa"/>
+              <w:bottom w:w="120" w:type="dxa"/>
               <w:end w:w="120" w:type="dxa"/>
             </w:tcMar>
+            <w:vAlign w:val="center"/>
           </w:tcPr>
           <w:p>
             <w:r>
-              <w:t>__main__.py</w:t>
+              <w:rPr>
+                <w:sz w:val="17"/>
+              </w:rPr>
+              <w:t>test_runner.py</w:t>
             </w:r>
           </w:p>
         </w:tc>
         <w:tc>
           <w:tcPr>
-            <w:tcW w:type="dxa" w:w="4824"/>
-            <w:vAlign w:val="center"/>
+            <w:tcW w:type="dxa" w:w="7056"/>
             <w:tcMar>
-              <w:top w:w="100" w:type="dxa"/>
+              <w:top w:w="120" w:type="dxa"/>
               <w:start w:w="120" w:type="dxa"/>
-              <w:bottom w:w="100" w:type="dxa"/>
+              <w:bottom w:w="120" w:type="dxa"/>
               <w:end w:w="120" w:type="dxa"/>
             </w:tcMar>
+            <w:vAlign w:val="center"/>
           </w:tcPr>
           <w:p>
             <w:r>
-              <w:t>Delegate to cli.main().</w:t>
-            </w:r>
-          </w:p>
-        </w:tc>
-        <w:tc>
-          <w:tcPr>
-            <w:tcW w:type="dxa" w:w="2448"/>
-            <w:vAlign w:val="center"/>
-            <w:tcMar>
-              <w:top w:w="100" w:type="dxa"/>
-              <w:start w:w="120" w:type="dxa"/>
-              <w:bottom w:w="100" w:type="dxa"/>
-              <w:end w:w="120" w:type="dxa"/>
-            </w:tcMar>
-          </w:tcPr>
-          <w:p>
-            <w:r>
-              <w:t>Contain workflow logic.</w:t>
+              <w:rPr>
+                <w:sz w:val="17"/>
+              </w:rPr>
+              <w:t>Authoritative pytest subprocess, timeout, outputs, duration, and fingerprint.</w:t>
             </w:r>
           </w:p>
         </w:tc>
@@ -820,52 +534,43 @@
       <w:tr>
         <w:tc>
           <w:tcPr>
-            <w:tcW w:type="dxa" w:w="2088"/>
-            <w:vAlign w:val="center"/>
+            <w:tcW w:type="dxa" w:w="2880"/>
             <w:tcMar>
-              <w:top w:w="100" w:type="dxa"/>
+              <w:top w:w="120" w:type="dxa"/>
               <w:start w:w="120" w:type="dxa"/>
-              <w:bottom w:w="100" w:type="dxa"/>
+              <w:bottom w:w="120" w:type="dxa"/>
               <w:end w:w="120" w:type="dxa"/>
             </w:tcMar>
+            <w:vAlign w:val="center"/>
+            <w:shd w:fill="F2F2F2"/>
           </w:tcPr>
           <w:p>
             <w:r>
-              <w:t>cli.py</w:t>
+              <w:rPr>
+                <w:sz w:val="17"/>
+              </w:rPr>
+              <w:t>state_store.py</w:t>
             </w:r>
           </w:p>
         </w:tc>
         <w:tc>
           <w:tcPr>
-            <w:tcW w:type="dxa" w:w="4824"/>
-            <w:vAlign w:val="center"/>
+            <w:tcW w:type="dxa" w:w="7056"/>
             <w:tcMar>
-              <w:top w:w="100" w:type="dxa"/>
+              <w:top w:w="120" w:type="dxa"/>
               <w:start w:w="120" w:type="dxa"/>
-              <w:bottom w:w="100" w:type="dxa"/>
+              <w:bottom w:w="120" w:type="dxa"/>
               <w:end w:w="120" w:type="dxa"/>
             </w:tcMar>
+            <w:vAlign w:val="center"/>
+            <w:shd w:fill="F2F2F2"/>
           </w:tcPr>
           <w:p>
             <w:r>
-              <w:t>Commands: submit, status, resume, test, review, deliver.</w:t>
-            </w:r>
-          </w:p>
-        </w:tc>
-        <w:tc>
-          <w:tcPr>
-            <w:tcW w:type="dxa" w:w="2448"/>
-            <w:vAlign w:val="center"/>
-            <w:tcMar>
-              <w:top w:w="100" w:type="dxa"/>
-              <w:start w:w="120" w:type="dxa"/>
-              <w:bottom w:w="100" w:type="dxa"/>
-              <w:end w:w="120" w:type="dxa"/>
-            </w:tcMar>
-          </w:tcPr>
-          <w:p>
-            <w:r>
-              <w:t>Edit source or choose providers.</w:t>
+              <w:rPr>
+                <w:sz w:val="17"/>
+              </w:rPr>
+              <w:t>Atomic memory, legal transitions, cycle counter, and TODO lifecycle projection.</w:t>
             </w:r>
           </w:p>
         </w:tc>
@@ -873,52 +578,41 @@
       <w:tr>
         <w:tc>
           <w:tcPr>
-            <w:tcW w:type="dxa" w:w="2088"/>
-            <w:vAlign w:val="center"/>
+            <w:tcW w:type="dxa" w:w="2880"/>
             <w:tcMar>
-              <w:top w:w="100" w:type="dxa"/>
+              <w:top w:w="120" w:type="dxa"/>
               <w:start w:w="120" w:type="dxa"/>
-              <w:bottom w:w="100" w:type="dxa"/>
+              <w:bottom w:w="120" w:type="dxa"/>
               <w:end w:w="120" w:type="dxa"/>
             </w:tcMar>
+            <w:vAlign w:val="center"/>
           </w:tcPr>
           <w:p>
             <w:r>
-              <w:t>models.py</w:t>
+              <w:rPr>
+                <w:sz w:val="17"/>
+              </w:rPr>
+              <w:t>workspace.py</w:t>
             </w:r>
           </w:p>
         </w:tc>
         <w:tc>
           <w:tcPr>
-            <w:tcW w:type="dxa" w:w="4824"/>
-            <w:vAlign w:val="center"/>
+            <w:tcW w:type="dxa" w:w="7056"/>
             <w:tcMar>
-              <w:top w:w="100" w:type="dxa"/>
+              <w:top w:w="120" w:type="dxa"/>
               <w:start w:w="120" w:type="dxa"/>
-              <w:bottom w:w="100" w:type="dxa"/>
+              <w:bottom w:w="120" w:type="dxa"/>
               <w:end w:w="120" w:type="dxa"/>
             </w:tcMar>
+            <w:vAlign w:val="center"/>
           </w:tcPr>
           <w:p>
             <w:r>
-              <w:t>Provider-neutral task, action, agent-result, review, test, trace, and state schemas.</w:t>
-            </w:r>
-          </w:p>
-        </w:tc>
-        <w:tc>
-          <w:tcPr>
-            <w:tcW w:type="dxa" w:w="2448"/>
-            <w:vAlign w:val="center"/>
-            <w:tcMar>
-              <w:top w:w="100" w:type="dxa"/>
-              <w:start w:w="120" w:type="dxa"/>
-              <w:bottom w:w="100" w:type="dxa"/>
-              <w:end w:w="120" w:type="dxa"/>
-            </w:tcMar>
-          </w:tcPr>
-          <w:p>
-            <w:r>
-              <w:t>Perform I/O.</w:t>
+              <w:rPr>
+                <w:sz w:val="17"/>
+              </w:rPr>
+              <w:t>External CodedWorkspace worktrees and guarded delivered-worktree removal.</w:t>
             </w:r>
           </w:p>
         </w:tc>
@@ -926,52 +620,43 @@
       <w:tr>
         <w:tc>
           <w:tcPr>
-            <w:tcW w:type="dxa" w:w="2088"/>
-            <w:vAlign w:val="center"/>
+            <w:tcW w:type="dxa" w:w="2880"/>
             <w:tcMar>
-              <w:top w:w="100" w:type="dxa"/>
+              <w:top w:w="120" w:type="dxa"/>
               <w:start w:w="120" w:type="dxa"/>
-              <w:bottom w:w="100" w:type="dxa"/>
+              <w:bottom w:w="120" w:type="dxa"/>
               <w:end w:w="120" w:type="dxa"/>
             </w:tcMar>
+            <w:vAlign w:val="center"/>
+            <w:shd w:fill="F2F2F2"/>
           </w:tcPr>
           <w:p>
             <w:r>
-              <w:t>config.py</w:t>
+              <w:rPr>
+                <w:sz w:val="17"/>
+              </w:rPr>
+              <w:t>delivery.py</w:t>
             </w:r>
           </w:p>
         </w:tc>
         <w:tc>
           <w:tcPr>
-            <w:tcW w:type="dxa" w:w="4824"/>
-            <w:vAlign w:val="center"/>
+            <w:tcW w:type="dxa" w:w="7056"/>
             <w:tcMar>
-              <w:top w:w="100" w:type="dxa"/>
+              <w:top w:w="120" w:type="dxa"/>
               <w:start w:w="120" w:type="dxa"/>
-              <w:bottom w:w="100" w:type="dxa"/>
+              <w:bottom w:w="120" w:type="dxa"/>
               <w:end w:w="120" w:type="dxa"/>
             </w:tcMar>
+            <w:vAlign w:val="center"/>
+            <w:shd w:fill="F2F2F2"/>
           </w:tcPr>
           <w:p>
             <w:r>
-              <w:t>Load runtime, role/model aliases, policy, timeout, and five-cycle settings.</w:t>
-            </w:r>
-          </w:p>
-        </w:tc>
-        <w:tc>
-          <w:tcPr>
-            <w:tcW w:type="dxa" w:w="2448"/>
-            <w:vAlign w:val="center"/>
-            <w:tcMar>
-              <w:top w:w="100" w:type="dxa"/>
-              <w:start w:w="120" w:type="dxa"/>
-              <w:bottom w:w="100" w:type="dxa"/>
-              <w:end w:w="120" w:type="dxa"/>
-            </w:tcMar>
-          </w:tcPr>
-          <w:p>
-            <w:r>
-              <w:t>Store credentials.</w:t>
+              <w:rPr>
+                <w:sz w:val="17"/>
+              </w:rPr>
+              <w:t>Approval gate, repository check, commit, push, gh PR creation, and URL return.</w:t>
             </w:r>
           </w:p>
         </w:tc>
@@ -979,52 +664,224 @@
       <w:tr>
         <w:tc>
           <w:tcPr>
-            <w:tcW w:type="dxa" w:w="2088"/>
-            <w:vAlign w:val="center"/>
+            <w:tcW w:type="dxa" w:w="2880"/>
             <w:tcMar>
-              <w:top w:w="100" w:type="dxa"/>
+              <w:top w:w="120" w:type="dxa"/>
               <w:start w:w="120" w:type="dxa"/>
-              <w:bottom w:w="100" w:type="dxa"/>
+              <w:bottom w:w="120" w:type="dxa"/>
               <w:end w:w="120" w:type="dxa"/>
             </w:tcMar>
+            <w:vAlign w:val="center"/>
           </w:tcPr>
           <w:p>
             <w:r>
-              <w:t>sources/todo.py</w:t>
+              <w:rPr>
+                <w:sz w:val="17"/>
+              </w:rPr>
+              <w:t>observability.py</w:t>
             </w:r>
           </w:p>
         </w:tc>
         <w:tc>
           <w:tcPr>
-            <w:tcW w:type="dxa" w:w="4824"/>
-            <w:vAlign w:val="center"/>
+            <w:tcW w:type="dxa" w:w="7056"/>
             <w:tcMar>
-              <w:top w:w="100" w:type="dxa"/>
+              <w:top w:w="120" w:type="dxa"/>
               <w:start w:w="120" w:type="dxa"/>
-              <w:bottom w:w="100" w:type="dxa"/>
+              <w:bottom w:w="120" w:type="dxa"/>
               <w:end w:w="120" w:type="dxa"/>
             </w:tcMar>
+            <w:vAlign w:val="center"/>
           </w:tcPr>
           <w:p>
             <w:r>
-              <w:t>Parse the full Markdown task section into TaskSpec.</w:t>
+              <w:rPr>
+                <w:sz w:val="17"/>
+              </w:rPr>
+              <w:t>Dual JSONL logging, correlation IDs, recursive redaction, secure artifacts.</w:t>
+            </w:r>
+          </w:p>
+        </w:tc>
+      </w:tr>
+    </w:tbl>
+    <w:p>
+      <w:pPr>
+        <w:spacing w:after="0"/>
+      </w:pPr>
+    </w:p>
+    <w:p>
+      <w:pPr>
+        <w:pStyle w:val="Heading1"/>
+      </w:pPr>
+      <w:r>
+        <w:t>3. Runtime Sequence</w:t>
+      </w:r>
+    </w:p>
+    <w:p>
+      <w:pPr>
+        <w:ind w:left="360" w:hanging="288"/>
+      </w:pPr>
+      <w:r>
+        <w:t>1.</w:t>
+        <w:tab/>
+        <w:t>Parse TASK-ID from TODO.md and validate workspace/required-file consistency before agent work.</w:t>
+      </w:r>
+    </w:p>
+    <w:p>
+      <w:pPr>
+        <w:ind w:left="360" w:hanging="288"/>
+      </w:pPr>
+      <w:r>
+        <w:t>2.</w:t>
+        <w:tab/>
+        <w:t>Create feature/&lt;task-id&gt; in ../CodedWorkspace/&lt;repository&gt;/&lt;task-id&gt;/ and persist run memory.</w:t>
+      </w:r>
+    </w:p>
+    <w:p>
+      <w:pPr>
+        <w:ind w:left="360" w:hanging="288"/>
+      </w:pPr>
+      <w:r>
+        <w:t>3.</w:t>
+        <w:tab/>
+        <w:t>Project internal state to TODO.md business labels beginning with RECEIVED and IMPLEMENTING.</w:t>
+      </w:r>
+    </w:p>
+    <w:p>
+      <w:pPr>
+        <w:ind w:left="360" w:hanging="288"/>
+      </w:pPr>
+      <w:r>
+        <w:t>4.</w:t>
+        <w:tab/>
+        <w:t>Ask the Supervisor LLM for one action from the state-specific allowlist.</w:t>
+      </w:r>
+    </w:p>
+    <w:p>
+      <w:pPr>
+        <w:ind w:left="360" w:hanging="288"/>
+      </w:pPr>
+      <w:r>
+        <w:t>5.</w:t>
+        <w:tab/>
+        <w:t>Invoke Explorer, Implementer, Test Writer, or Reviewer through Omnigent, or execute a deterministic gate.</w:t>
+      </w:r>
+    </w:p>
+    <w:p>
+      <w:pPr>
+        <w:ind w:left="360" w:hanging="288"/>
+      </w:pPr>
+      <w:r>
+        <w:t>6.</w:t>
+        <w:tab/>
+        <w:t>On validation/test/review failure, persist structured findings and route them to Implementer remediation.</w:t>
+      </w:r>
+    </w:p>
+    <w:p>
+      <w:pPr>
+        <w:ind w:left="360" w:hanging="288"/>
+      </w:pPr>
+      <w:r>
+        <w:t>7.</w:t>
+        <w:tab/>
+        <w:t>Repeat remediation, validation, pytest, and review for at most five implementation cycles.</w:t>
+      </w:r>
+    </w:p>
+    <w:p>
+      <w:pPr>
+        <w:ind w:left="360" w:hanging="288"/>
+      </w:pPr>
+      <w:r>
+        <w:t>8.</w:t>
+        <w:tab/>
+        <w:t>On approval, finish locally or, with --deliver, commit, push, create the PR, persist URL, and clean safely.</w:t>
+      </w:r>
+    </w:p>
+    <w:p>
+      <w:pPr>
+        <w:pStyle w:val="Heading2"/>
+      </w:pPr>
+      <w:r>
+        <w:t>3.1 TODO lifecycle projection</w:t>
+      </w:r>
+    </w:p>
+    <w:p>
+      <w:r>
+        <w:t>RECEIVED -&gt; IMPLEMENTING -&gt; TESTING -&gt; REVIEWING -&gt; APPROVED -&gt; CREATING_PR -&gt; PR creation complete. The final two labels appear only when explicit --deliver authorization is present and PR creation succeeds.</w:t>
+      </w:r>
+    </w:p>
+    <w:p>
+      <w:pPr>
+        <w:pStyle w:val="Heading1"/>
+      </w:pPr>
+      <w:r>
+        <w:t>4. State-Driven Action Allowlist</w:t>
+      </w:r>
+    </w:p>
+    <w:tbl>
+      <w:tblPr>
+        <w:tblW w:type="auto" w:w="0"/>
+        <w:jc w:val="center"/>
+        <w:tblLayout w:type="fixed"/>
+        <w:tblLook w:firstColumn="1" w:firstRow="1" w:lastColumn="0" w:lastRow="0" w:noHBand="0" w:noVBand="1" w:val="04A0"/>
+      </w:tblPr>
+      <w:tblGrid>
+        <w:gridCol w:w="4968"/>
+        <w:gridCol w:w="4968"/>
+      </w:tblGrid>
+      <w:tr>
+        <w:trPr>
+          <w:tblHeader w:val="true"/>
+        </w:trPr>
+        <w:tc>
+          <w:tcPr>
+            <w:tcW w:type="dxa" w:w="2880"/>
+            <w:shd w:fill="17365D"/>
+            <w:tcMar>
+              <w:top w:w="120" w:type="dxa"/>
+              <w:start w:w="120" w:type="dxa"/>
+              <w:bottom w:w="120" w:type="dxa"/>
+              <w:end w:w="120" w:type="dxa"/>
+            </w:tcMar>
+            <w:vAlign w:val="center"/>
+          </w:tcPr>
+          <w:p>
+            <w:pPr>
+              <w:jc w:val="center"/>
+            </w:pPr>
+            <w:r>
+              <w:rPr>
+                <w:b/>
+                <w:color w:val="FFFFFF"/>
+                <w:sz w:val="18"/>
+              </w:rPr>
+              <w:t>State</w:t>
             </w:r>
           </w:p>
         </w:tc>
         <w:tc>
           <w:tcPr>
-            <w:tcW w:type="dxa" w:w="2448"/>
-            <w:vAlign w:val="center"/>
+            <w:tcW w:type="dxa" w:w="7056"/>
+            <w:shd w:fill="17365D"/>
             <w:tcMar>
-              <w:top w:w="100" w:type="dxa"/>
+              <w:top w:w="120" w:type="dxa"/>
               <w:start w:w="120" w:type="dxa"/>
-              <w:bottom w:w="100" w:type="dxa"/>
+              <w:bottom w:w="120" w:type="dxa"/>
               <w:end w:w="120" w:type="dxa"/>
             </w:tcMar>
+            <w:vAlign w:val="center"/>
           </w:tcPr>
           <w:p>
+            <w:pPr>
+              <w:jc w:val="center"/>
+            </w:pPr>
             <w:r>
-              <w:t>Invoke agents.</w:t>
+              <w:rPr>
+                <w:b/>
+                <w:color w:val="FFFFFF"/>
+                <w:sz w:val="18"/>
+              </w:rPr>
+              <w:t>Allowed Supervisor action</w:t>
             </w:r>
           </w:p>
         </w:tc>
@@ -1032,52 +889,41 @@
       <w:tr>
         <w:tc>
           <w:tcPr>
-            <w:tcW w:type="dxa" w:w="2088"/>
-            <w:vAlign w:val="center"/>
+            <w:tcW w:type="dxa" w:w="2880"/>
             <w:tcMar>
-              <w:top w:w="100" w:type="dxa"/>
+              <w:top w:w="120" w:type="dxa"/>
               <w:start w:w="120" w:type="dxa"/>
-              <w:bottom w:w="100" w:type="dxa"/>
+              <w:bottom w:w="120" w:type="dxa"/>
               <w:end w:w="120" w:type="dxa"/>
             </w:tcMar>
+            <w:vAlign w:val="center"/>
           </w:tcPr>
           <w:p>
             <w:r>
-              <w:t>sources/github.py</w:t>
+              <w:rPr>
+                <w:sz w:val="17"/>
+              </w:rPr>
+              <w:t>WORKING</w:t>
             </w:r>
           </w:p>
         </w:tc>
         <w:tc>
           <w:tcPr>
-            <w:tcW w:type="dxa" w:w="4824"/>
-            <w:vAlign w:val="center"/>
+            <w:tcW w:type="dxa" w:w="7056"/>
             <w:tcMar>
-              <w:top w:w="100" w:type="dxa"/>
+              <w:top w:w="120" w:type="dxa"/>
               <w:start w:w="120" w:type="dxa"/>
-              <w:bottom w:w="100" w:type="dxa"/>
+              <w:bottom w:w="120" w:type="dxa"/>
               <w:end w:w="120" w:type="dxa"/>
             </w:tcMar>
+            <w:vAlign w:val="center"/>
           </w:tcPr>
           <w:p>
             <w:r>
-              <w:t>Normalize GitHub Issue data through TaskSource.</w:t>
-            </w:r>
-          </w:p>
-        </w:tc>
-        <w:tc>
-          <w:tcPr>
-            <w:tcW w:type="dxa" w:w="2448"/>
-            <w:vAlign w:val="center"/>
-            <w:tcMar>
-              <w:top w:w="100" w:type="dxa"/>
-              <w:start w:w="120" w:type="dxa"/>
-              <w:bottom w:w="100" w:type="dxa"/>
-              <w:end w:w="120" w:type="dxa"/>
-            </w:tcMar>
-          </w:tcPr>
-          <w:p>
-            <w:r>
-              <w:t>Contain orchestration rules.</w:t>
+              <w:rPr>
+                <w:sz w:val="17"/>
+              </w:rPr>
+              <w:t>EXPLORE or IMPLEMENT; REQUEST_INPUT when necessary.</w:t>
             </w:r>
           </w:p>
         </w:tc>
@@ -1085,52 +931,43 @@
       <w:tr>
         <w:tc>
           <w:tcPr>
-            <w:tcW w:type="dxa" w:w="2088"/>
-            <w:vAlign w:val="center"/>
+            <w:tcW w:type="dxa" w:w="2880"/>
             <w:tcMar>
-              <w:top w:w="100" w:type="dxa"/>
+              <w:top w:w="120" w:type="dxa"/>
               <w:start w:w="120" w:type="dxa"/>
-              <w:bottom w:w="100" w:type="dxa"/>
+              <w:bottom w:w="120" w:type="dxa"/>
               <w:end w:w="120" w:type="dxa"/>
             </w:tcMar>
+            <w:vAlign w:val="center"/>
+            <w:shd w:fill="F2F2F2"/>
           </w:tcPr>
           <w:p>
             <w:r>
-              <w:t>workspace.py</w:t>
+              <w:rPr>
+                <w:sz w:val="17"/>
+              </w:rPr>
+              <w:t>IMPLEMENTING</w:t>
             </w:r>
           </w:p>
         </w:tc>
         <w:tc>
           <w:tcPr>
-            <w:tcW w:type="dxa" w:w="4824"/>
-            <w:vAlign w:val="center"/>
+            <w:tcW w:type="dxa" w:w="7056"/>
             <w:tcMar>
-              <w:top w:w="100" w:type="dxa"/>
+              <w:top w:w="120" w:type="dxa"/>
               <w:start w:w="120" w:type="dxa"/>
-              <w:bottom w:w="100" w:type="dxa"/>
+              <w:bottom w:w="120" w:type="dxa"/>
               <w:end w:w="120" w:type="dxa"/>
             </w:tcMar>
+            <w:vAlign w:val="center"/>
+            <w:shd w:fill="F2F2F2"/>
           </w:tcPr>
           <w:p>
             <w:r>
-              <w:t>Validate repository and create/retain/remove task worktrees safely.</w:t>
-            </w:r>
-          </w:p>
-        </w:tc>
-        <w:tc>
-          <w:tcPr>
-            <w:tcW w:type="dxa" w:w="2448"/>
-            <w:vAlign w:val="center"/>
-            <w:tcMar>
-              <w:top w:w="100" w:type="dxa"/>
-              <w:start w:w="120" w:type="dxa"/>
-              <w:bottom w:w="100" w:type="dxa"/>
-              <w:end w:w="120" w:type="dxa"/>
-            </w:tcMar>
-          </w:tcPr>
-          <w:p>
-            <w:r>
-              <w:t>Interpret task intent.</w:t>
+              <w:rPr>
+                <w:sz w:val="17"/>
+              </w:rPr>
+              <w:t>WRITE_TESTS or VALIDATE.</w:t>
             </w:r>
           </w:p>
         </w:tc>
@@ -1138,52 +975,41 @@
       <w:tr>
         <w:tc>
           <w:tcPr>
-            <w:tcW w:type="dxa" w:w="2088"/>
-            <w:vAlign w:val="center"/>
+            <w:tcW w:type="dxa" w:w="2880"/>
             <w:tcMar>
-              <w:top w:w="100" w:type="dxa"/>
+              <w:top w:w="120" w:type="dxa"/>
               <w:start w:w="120" w:type="dxa"/>
-              <w:bottom w:w="100" w:type="dxa"/>
+              <w:bottom w:w="120" w:type="dxa"/>
               <w:end w:w="120" w:type="dxa"/>
             </w:tcMar>
+            <w:vAlign w:val="center"/>
           </w:tcPr>
           <w:p>
             <w:r>
-              <w:t>agent_executor.py</w:t>
+              <w:rPr>
+                <w:sz w:val="17"/>
+              </w:rPr>
+              <w:t>VALIDATING</w:t>
             </w:r>
           </w:p>
         </w:tc>
         <w:tc>
           <w:tcPr>
-            <w:tcW w:type="dxa" w:w="4824"/>
-            <w:vAlign w:val="center"/>
+            <w:tcW w:type="dxa" w:w="7056"/>
             <w:tcMar>
-              <w:top w:w="100" w:type="dxa"/>
+              <w:top w:w="120" w:type="dxa"/>
               <w:start w:w="120" w:type="dxa"/>
-              <w:bottom w:w="100" w:type="dxa"/>
+              <w:bottom w:w="120" w:type="dxa"/>
               <w:end w:w="120" w:type="dxa"/>
             </w:tcMar>
+            <w:vAlign w:val="center"/>
           </w:tcPr>
           <w:p>
             <w:r>
-              <w:t>Render role prompts and invoke Omnigent with bounded context.</w:t>
-            </w:r>
-          </w:p>
-        </w:tc>
-        <w:tc>
-          <w:tcPr>
-            <w:tcW w:type="dxa" w:w="2448"/>
-            <w:vAlign w:val="center"/>
-            <w:tcMar>
-              <w:top w:w="100" w:type="dxa"/>
-              <w:start w:w="120" w:type="dxa"/>
-              <w:bottom w:w="100" w:type="dxa"/>
-              <w:end w:w="120" w:type="dxa"/>
-            </w:tcMar>
-          </w:tcPr>
-          <w:p>
-            <w:r>
-              <w:t>Implement provider SDK adapters.</w:t>
+              <w:rPr>
+                <w:sz w:val="17"/>
+              </w:rPr>
+              <w:t>VALIDATE.</w:t>
             </w:r>
           </w:p>
         </w:tc>
@@ -1191,52 +1017,43 @@
       <w:tr>
         <w:tc>
           <w:tcPr>
-            <w:tcW w:type="dxa" w:w="2088"/>
-            <w:vAlign w:val="center"/>
+            <w:tcW w:type="dxa" w:w="2880"/>
             <w:tcMar>
-              <w:top w:w="100" w:type="dxa"/>
+              <w:top w:w="120" w:type="dxa"/>
               <w:start w:w="120" w:type="dxa"/>
-              <w:bottom w:w="100" w:type="dxa"/>
+              <w:bottom w:w="120" w:type="dxa"/>
               <w:end w:w="120" w:type="dxa"/>
             </w:tcMar>
+            <w:vAlign w:val="center"/>
+            <w:shd w:fill="F2F2F2"/>
           </w:tcPr>
           <w:p>
             <w:r>
-              <w:t>orchestrator.py</w:t>
+              <w:rPr>
+                <w:sz w:val="17"/>
+              </w:rPr>
+              <w:t>TESTING</w:t>
             </w:r>
           </w:p>
         </w:tc>
         <w:tc>
           <w:tcPr>
-            <w:tcW w:type="dxa" w:w="4824"/>
-            <w:vAlign w:val="center"/>
+            <w:tcW w:type="dxa" w:w="7056"/>
             <w:tcMar>
-              <w:top w:w="100" w:type="dxa"/>
+              <w:top w:w="120" w:type="dxa"/>
               <w:start w:w="120" w:type="dxa"/>
-              <w:bottom w:w="100" w:type="dxa"/>
+              <w:bottom w:w="120" w:type="dxa"/>
               <w:end w:w="120" w:type="dxa"/>
             </w:tcMar>
+            <w:vAlign w:val="center"/>
+            <w:shd w:fill="F2F2F2"/>
           </w:tcPr>
           <w:p>
             <w:r>
-              <w:t>Own cycle count, stage transitions, handoffs, validation ordering, and terminal decisions.</w:t>
-            </w:r>
-          </w:p>
-        </w:tc>
-        <w:tc>
-          <w:tcPr>
-            <w:tcW w:type="dxa" w:w="2448"/>
-            <w:vAlign w:val="center"/>
-            <w:tcMar>
-              <w:top w:w="100" w:type="dxa"/>
-              <w:start w:w="120" w:type="dxa"/>
-              <w:bottom w:w="100" w:type="dxa"/>
-              <w:end w:w="120" w:type="dxa"/>
-            </w:tcMar>
-          </w:tcPr>
-          <w:p>
-            <w:r>
-              <w:t>Trust unvalidated agent claims.</w:t>
+              <w:rPr>
+                <w:sz w:val="17"/>
+              </w:rPr>
+              <w:t>RUN_TESTS.</w:t>
             </w:r>
           </w:p>
         </w:tc>
@@ -1244,52 +1061,41 @@
       <w:tr>
         <w:tc>
           <w:tcPr>
-            <w:tcW w:type="dxa" w:w="2088"/>
-            <w:vAlign w:val="center"/>
+            <w:tcW w:type="dxa" w:w="2880"/>
             <w:tcMar>
-              <w:top w:w="100" w:type="dxa"/>
+              <w:top w:w="120" w:type="dxa"/>
               <w:start w:w="120" w:type="dxa"/>
-              <w:bottom w:w="100" w:type="dxa"/>
+              <w:bottom w:w="120" w:type="dxa"/>
               <w:end w:w="120" w:type="dxa"/>
             </w:tcMar>
+            <w:vAlign w:val="center"/>
           </w:tcPr>
           <w:p>
             <w:r>
-              <w:t>validator.py</w:t>
+              <w:rPr>
+                <w:sz w:val="17"/>
+              </w:rPr>
+              <w:t>REVIEWING</w:t>
             </w:r>
           </w:p>
         </w:tc>
         <w:tc>
           <w:tcPr>
-            <w:tcW w:type="dxa" w:w="4824"/>
-            <w:vAlign w:val="center"/>
+            <w:tcW w:type="dxa" w:w="7056"/>
             <w:tcMar>
-              <w:top w:w="100" w:type="dxa"/>
+              <w:top w:w="120" w:type="dxa"/>
               <w:start w:w="120" w:type="dxa"/>
-              <w:bottom w:w="100" w:type="dxa"/>
+              <w:bottom w:w="120" w:type="dxa"/>
               <w:end w:w="120" w:type="dxa"/>
             </w:tcMar>
+            <w:vAlign w:val="center"/>
           </w:tcPr>
           <w:p>
             <w:r>
-              <w:t>Enforce allowed paths, required files, artifacts, symlinks, secrets, and fingerprints.</w:t>
-            </w:r>
-          </w:p>
-        </w:tc>
-        <w:tc>
-          <w:tcPr>
-            <w:tcW w:type="dxa" w:w="2448"/>
-            <w:vAlign w:val="center"/>
-            <w:tcMar>
-              <w:top w:w="100" w:type="dxa"/>
-              <w:start w:w="120" w:type="dxa"/>
-              <w:bottom w:w="100" w:type="dxa"/>
-              <w:end w:w="120" w:type="dxa"/>
-            </w:tcMar>
-          </w:tcPr>
-          <w:p>
-            <w:r>
-              <w:t>Modify implementation.</w:t>
+              <w:rPr>
+                <w:sz w:val="17"/>
+              </w:rPr>
+              <w:t>REVIEW.</w:t>
             </w:r>
           </w:p>
         </w:tc>
@@ -1297,52 +1103,43 @@
       <w:tr>
         <w:tc>
           <w:tcPr>
-            <w:tcW w:type="dxa" w:w="2088"/>
-            <w:vAlign w:val="center"/>
+            <w:tcW w:type="dxa" w:w="2880"/>
             <w:tcMar>
-              <w:top w:w="100" w:type="dxa"/>
+              <w:top w:w="120" w:type="dxa"/>
               <w:start w:w="120" w:type="dxa"/>
-              <w:bottom w:w="100" w:type="dxa"/>
+              <w:bottom w:w="120" w:type="dxa"/>
               <w:end w:w="120" w:type="dxa"/>
             </w:tcMar>
+            <w:vAlign w:val="center"/>
+            <w:shd w:fill="F2F2F2"/>
           </w:tcPr>
           <w:p>
             <w:r>
-              <w:t>test_runner.py</w:t>
+              <w:rPr>
+                <w:sz w:val="17"/>
+              </w:rPr>
+              <w:t>CHANGES_REQUESTED</w:t>
             </w:r>
           </w:p>
         </w:tc>
         <w:tc>
           <w:tcPr>
-            <w:tcW w:type="dxa" w:w="4824"/>
-            <w:vAlign w:val="center"/>
+            <w:tcW w:type="dxa" w:w="7056"/>
             <w:tcMar>
-              <w:top w:w="100" w:type="dxa"/>
+              <w:top w:w="120" w:type="dxa"/>
               <w:start w:w="120" w:type="dxa"/>
-              <w:bottom w:w="100" w:type="dxa"/>
+              <w:bottom w:w="120" w:type="dxa"/>
               <w:end w:w="120" w:type="dxa"/>
             </w:tcMar>
+            <w:vAlign w:val="center"/>
+            <w:shd w:fill="F2F2F2"/>
           </w:tcPr>
           <w:p>
             <w:r>
-              <w:t>Create isolated environment, run approved commands, parse authoritative results.</w:t>
-            </w:r>
-          </w:p>
-        </w:tc>
-        <w:tc>
-          <w:tcPr>
-            <w:tcW w:type="dxa" w:w="2448"/>
-            <w:vAlign w:val="center"/>
-            <w:tcMar>
-              <w:top w:w="100" w:type="dxa"/>
-              <w:start w:w="120" w:type="dxa"/>
-              <w:bottom w:w="100" w:type="dxa"/>
-              <w:end w:w="120" w:type="dxa"/>
-            </w:tcMar>
-          </w:tcPr>
-          <w:p>
-            <w:r>
-              <w:t>Ask an LLM whether tests passed.</w:t>
+              <w:rPr>
+                <w:sz w:val="17"/>
+              </w:rPr>
+              <w:t>REMEDIATE or REQUEST_INPUT.</w:t>
             </w:r>
           </w:p>
         </w:tc>
@@ -1350,913 +1147,123 @@
       <w:tr>
         <w:tc>
           <w:tcPr>
-            <w:tcW w:type="dxa" w:w="2088"/>
-            <w:vAlign w:val="center"/>
+            <w:tcW w:type="dxa" w:w="2880"/>
             <w:tcMar>
-              <w:top w:w="100" w:type="dxa"/>
+              <w:top w:w="120" w:type="dxa"/>
               <w:start w:w="120" w:type="dxa"/>
-              <w:bottom w:w="100" w:type="dxa"/>
+              <w:bottom w:w="120" w:type="dxa"/>
               <w:end w:w="120" w:type="dxa"/>
             </w:tcMar>
+            <w:vAlign w:val="center"/>
           </w:tcPr>
           <w:p>
             <w:r>
-              <w:t>state_store.py</w:t>
+              <w:rPr>
+                <w:sz w:val="17"/>
+              </w:rPr>
+              <w:t>APPROVED</w:t>
             </w:r>
           </w:p>
         </w:tc>
         <w:tc>
           <w:tcPr>
-            <w:tcW w:type="dxa" w:w="4824"/>
-            <w:vAlign w:val="center"/>
+            <w:tcW w:type="dxa" w:w="7056"/>
             <w:tcMar>
-              <w:top w:w="100" w:type="dxa"/>
+              <w:top w:w="120" w:type="dxa"/>
               <w:start w:w="120" w:type="dxa"/>
-              <w:bottom w:w="100" w:type="dxa"/>
+              <w:bottom w:w="120" w:type="dxa"/>
               <w:end w:w="120" w:type="dxa"/>
             </w:tcMar>
+            <w:vAlign w:val="center"/>
           </w:tcPr>
           <w:p>
             <w:r>
-              <w:t>Atomic status, cycle counter, fingerprints, run metadata, and resume support.</w:t>
-            </w:r>
-          </w:p>
-        </w:tc>
-        <w:tc>
-          <w:tcPr>
-            <w:tcW w:type="dxa" w:w="2448"/>
-            <w:vAlign w:val="center"/>
-            <w:tcMar>
-              <w:top w:w="100" w:type="dxa"/>
-              <w:start w:w="120" w:type="dxa"/>
-              <w:bottom w:w="100" w:type="dxa"/>
-              <w:end w:w="120" w:type="dxa"/>
-            </w:tcMar>
-          </w:tcPr>
-          <w:p>
-            <w:r>
-              <w:t>Change state without validation.</w:t>
-            </w:r>
-          </w:p>
-        </w:tc>
-      </w:tr>
-      <w:tr>
-        <w:tc>
-          <w:tcPr>
-            <w:tcW w:type="dxa" w:w="2088"/>
-            <w:vAlign w:val="center"/>
-            <w:tcMar>
-              <w:top w:w="100" w:type="dxa"/>
-              <w:start w:w="120" w:type="dxa"/>
-              <w:bottom w:w="100" w:type="dxa"/>
-              <w:end w:w="120" w:type="dxa"/>
-            </w:tcMar>
-          </w:tcPr>
-          <w:p>
-            <w:r>
-              <w:t>observability/*</w:t>
-            </w:r>
-          </w:p>
-        </w:tc>
-        <w:tc>
-          <w:tcPr>
-            <w:tcW w:type="dxa" w:w="4824"/>
-            <w:vAlign w:val="center"/>
-            <w:tcMar>
-              <w:top w:w="100" w:type="dxa"/>
-              <w:start w:w="120" w:type="dxa"/>
-              <w:bottom w:w="100" w:type="dxa"/>
-              <w:end w:w="120" w:type="dxa"/>
-            </w:tcMar>
-          </w:tcPr>
-          <w:p>
-            <w:r>
-              <w:t>Structured logs, spans, redaction, metrics, and artifact references.</w:t>
-            </w:r>
-          </w:p>
-        </w:tc>
-        <w:tc>
-          <w:tcPr>
-            <w:tcW w:type="dxa" w:w="2448"/>
-            <w:vAlign w:val="center"/>
-            <w:tcMar>
-              <w:top w:w="100" w:type="dxa"/>
-              <w:start w:w="120" w:type="dxa"/>
-              <w:bottom w:w="100" w:type="dxa"/>
-              <w:end w:w="120" w:type="dxa"/>
-            </w:tcMar>
-          </w:tcPr>
-          <w:p>
-            <w:r>
-              <w:t>Persist secrets or raw credentials.</w:t>
-            </w:r>
-          </w:p>
-        </w:tc>
-      </w:tr>
-      <w:tr>
-        <w:tc>
-          <w:tcPr>
-            <w:tcW w:type="dxa" w:w="2088"/>
-            <w:vAlign w:val="center"/>
-            <w:tcMar>
-              <w:top w:w="100" w:type="dxa"/>
-              <w:start w:w="120" w:type="dxa"/>
-              <w:bottom w:w="100" w:type="dxa"/>
-              <w:end w:w="120" w:type="dxa"/>
-            </w:tcMar>
-          </w:tcPr>
-          <w:p>
-            <w:r>
-              <w:t>delivery.py</w:t>
-            </w:r>
-          </w:p>
-        </w:tc>
-        <w:tc>
-          <w:tcPr>
-            <w:tcW w:type="dxa" w:w="4824"/>
-            <w:vAlign w:val="center"/>
-            <w:tcMar>
-              <w:top w:w="100" w:type="dxa"/>
-              <w:start w:w="120" w:type="dxa"/>
-              <w:bottom w:w="100" w:type="dxa"/>
-              <w:end w:w="120" w:type="dxa"/>
-            </w:tcMar>
-          </w:tcPr>
-          <w:p>
-            <w:r>
-              <w:t>Validate approval, update changelog, commit, push, create PR, persist URL.</w:t>
-            </w:r>
-          </w:p>
-        </w:tc>
-        <w:tc>
-          <w:tcPr>
-            <w:tcW w:type="dxa" w:w="2448"/>
-            <w:vAlign w:val="center"/>
-            <w:tcMar>
-              <w:top w:w="100" w:type="dxa"/>
-              <w:start w:w="120" w:type="dxa"/>
-              <w:bottom w:w="100" w:type="dxa"/>
-              <w:end w:w="120" w:type="dxa"/>
-            </w:tcMar>
-          </w:tcPr>
-          <w:p>
-            <w:r>
-              <w:t>Merge the PR.</w:t>
+              <w:rPr>
+                <w:sz w:val="17"/>
+              </w:rPr>
+              <w:t>DELIVER when authorized; otherwise FINISH locally.</w:t>
             </w:r>
           </w:p>
         </w:tc>
       </w:tr>
     </w:tbl>
-    <w:p/>
+    <w:p>
+      <w:pPr>
+        <w:spacing w:after="0"/>
+      </w:pPr>
+    </w:p>
     <w:p>
       <w:pPr>
         <w:pStyle w:val="Heading1"/>
       </w:pPr>
       <w:r>
-        <w:t>5. Core Data Contracts</w:t>
-      </w:r>
-    </w:p>
-    <w:p>
-      <w:pPr>
-        <w:pStyle w:val="Heading2"/>
-      </w:pPr>
-      <w:r>
-        <w:t>5.1 TaskSpec</w:t>
+        <w:t>5. Agent Prompt Contracts</w:t>
       </w:r>
     </w:p>
     <w:tbl>
       <w:tblPr>
-        <w:tblW w:type="auto" w:w="0"/>
-        <w:tblLook w:firstColumn="1" w:firstRow="1" w:lastColumn="0" w:lastRow="0" w:noHBand="0" w:noVBand="1" w:val="04A0"/>
-      </w:tblPr>
-      <w:tblGrid>
-        <w:gridCol w:w="9360"/>
-      </w:tblGrid>
-      <w:tr>
-        <w:tc>
-          <w:tcPr>
-            <w:tcW w:type="dxa" w:w="9360"/>
-            <w:shd w:fill="F2F4F7"/>
-            <w:tcMar>
-              <w:top w:w="120" w:type="dxa"/>
-              <w:start w:w="160" w:type="dxa"/>
-              <w:bottom w:w="120" w:type="dxa"/>
-              <w:end w:w="160" w:type="dxa"/>
-            </w:tcMar>
-          </w:tcPr>
-          <w:p>
-            <w:r>
-              <w:t>TaskSpec</w:t>
-              <w:br/>
-              <w:t xml:space="preserve">  task_id: str</w:t>
-              <w:br/>
-              <w:t xml:space="preserve">  source: todo | github | direct</w:t>
-              <w:br/>
-              <w:t xml:space="preserve">  intent: feature | bug_fix | refactor | test | review | docs | investigation</w:t>
-              <w:br/>
-              <w:t xml:space="preserve">  title: str</w:t>
-              <w:br/>
-              <w:t xml:space="preserve">  outcome: str</w:t>
-              <w:br/>
-              <w:t xml:space="preserve">  repository: RepositorySpec</w:t>
-              <w:br/>
-              <w:t xml:space="preserve">  workspace: WorkspaceBoundary</w:t>
-              <w:br/>
-              <w:t xml:space="preserve">  architecture_requirements: list[str]</w:t>
-              <w:br/>
-              <w:t xml:space="preserve">  required_files: list[str]</w:t>
-              <w:br/>
-              <w:t xml:space="preserve">  dependencies: list[str]</w:t>
-              <w:br/>
-              <w:t xml:space="preserve">  acceptance_criteria: list[str]</w:t>
-              <w:br/>
-              <w:t xml:space="preserve">  delivery_requested: bool</w:t>
-            </w:r>
-          </w:p>
-        </w:tc>
-      </w:tr>
-    </w:tbl>
-    <w:p/>
-    <w:p>
-      <w:pPr>
-        <w:pStyle w:val="Heading2"/>
-      </w:pPr>
-      <w:r>
-        <w:t>5.2 Agent handoffs</w:t>
-      </w:r>
-    </w:p>
-    <w:tbl>
-      <w:tblPr>
-        <w:tblStyle w:val="TableGrid"/>
         <w:tblW w:type="auto" w:w="0"/>
         <w:jc w:val="center"/>
         <w:tblLayout w:type="fixed"/>
         <w:tblLook w:firstColumn="1" w:firstRow="1" w:lastColumn="0" w:lastRow="0" w:noHBand="0" w:noVBand="1" w:val="04A0"/>
       </w:tblPr>
       <w:tblGrid>
-        <w:gridCol w:w="3120"/>
-        <w:gridCol w:w="3120"/>
-        <w:gridCol w:w="3120"/>
+        <w:gridCol w:w="4968"/>
+        <w:gridCol w:w="4968"/>
       </w:tblGrid>
       <w:tr>
+        <w:trPr>
+          <w:tblHeader w:val="true"/>
+        </w:trPr>
         <w:tc>
           <w:tcPr>
-            <w:tcW w:type="dxa" w:w="2088"/>
-            <w:shd w:fill="DCE6F1"/>
-            <w:vAlign w:val="center"/>
+            <w:tcW w:type="dxa" w:w="2016"/>
+            <w:shd w:fill="17365D"/>
             <w:tcMar>
-              <w:top w:w="100" w:type="dxa"/>
+              <w:top w:w="120" w:type="dxa"/>
               <w:start w:w="120" w:type="dxa"/>
-              <w:bottom w:w="100" w:type="dxa"/>
+              <w:bottom w:w="120" w:type="dxa"/>
               <w:end w:w="120" w:type="dxa"/>
             </w:tcMar>
+            <w:vAlign w:val="center"/>
           </w:tcPr>
           <w:p>
+            <w:pPr>
+              <w:jc w:val="center"/>
+            </w:pPr>
             <w:r>
-              <w:t>Contract</w:t>
+              <w:rPr>
+                <w:b/>
+                <w:color w:val="FFFFFF"/>
+                <w:sz w:val="18"/>
+              </w:rPr>
+              <w:t>Agent</w:t>
             </w:r>
           </w:p>
         </w:tc>
         <w:tc>
           <w:tcPr>
-            <w:tcW w:type="dxa" w:w="4680"/>
-            <w:shd w:fill="DCE6F1"/>
-            <w:vAlign w:val="center"/>
+            <w:tcW w:type="dxa" w:w="7920"/>
+            <w:shd w:fill="17365D"/>
             <w:tcMar>
-              <w:top w:w="100" w:type="dxa"/>
+              <w:top w:w="120" w:type="dxa"/>
               <w:start w:w="120" w:type="dxa"/>
-              <w:bottom w:w="100" w:type="dxa"/>
+              <w:bottom w:w="120" w:type="dxa"/>
               <w:end w:w="120" w:type="dxa"/>
             </w:tcMar>
+            <w:vAlign w:val="center"/>
           </w:tcPr>
           <w:p>
+            <w:pPr>
+              <w:jc w:val="center"/>
+            </w:pPr>
             <w:r>
-              <w:t>Key fields</w:t>
-            </w:r>
-          </w:p>
-        </w:tc>
-        <w:tc>
-          <w:tcPr>
-            <w:tcW w:type="dxa" w:w="2592"/>
-            <w:shd w:fill="DCE6F1"/>
-            <w:vAlign w:val="center"/>
-            <w:tcMar>
-              <w:top w:w="100" w:type="dxa"/>
-              <w:start w:w="120" w:type="dxa"/>
-              <w:bottom w:w="100" w:type="dxa"/>
-              <w:end w:w="120" w:type="dxa"/>
-            </w:tcMar>
-          </w:tcPr>
-          <w:p>
-            <w:r>
-              <w:t>Produced by / consumed by</w:t>
-            </w:r>
-          </w:p>
-        </w:tc>
-      </w:tr>
-      <w:tr>
-        <w:tc>
-          <w:tcPr>
-            <w:tcW w:type="dxa" w:w="2088"/>
-            <w:vAlign w:val="center"/>
-            <w:tcMar>
-              <w:top w:w="100" w:type="dxa"/>
-              <w:start w:w="120" w:type="dxa"/>
-              <w:bottom w:w="100" w:type="dxa"/>
-              <w:end w:w="120" w:type="dxa"/>
-            </w:tcMar>
-          </w:tcPr>
-          <w:p>
-            <w:r>
-              <w:t>RepositoryContext</w:t>
-            </w:r>
-          </w:p>
-        </w:tc>
-        <w:tc>
-          <w:tcPr>
-            <w:tcW w:type="dxa" w:w="4680"/>
-            <w:vAlign w:val="center"/>
-            <w:tcMar>
-              <w:top w:w="100" w:type="dxa"/>
-              <w:start w:w="120" w:type="dxa"/>
-              <w:bottom w:w="100" w:type="dxa"/>
-              <w:end w:w="120" w:type="dxa"/>
-            </w:tcMar>
-          </w:tcPr>
-          <w:p>
-            <w:r>
-              <w:t>Relevant files, conventions, dependencies, risks, test commands</w:t>
-            </w:r>
-          </w:p>
-        </w:tc>
-        <w:tc>
-          <w:tcPr>
-            <w:tcW w:type="dxa" w:w="2592"/>
-            <w:vAlign w:val="center"/>
-            <w:tcMar>
-              <w:top w:w="100" w:type="dxa"/>
-              <w:start w:w="120" w:type="dxa"/>
-              <w:bottom w:w="100" w:type="dxa"/>
-              <w:end w:w="120" w:type="dxa"/>
-            </w:tcMar>
-          </w:tcPr>
-          <w:p>
-            <w:r>
-              <w:t>Explorer → orchestrator/other agents</w:t>
-            </w:r>
-          </w:p>
-        </w:tc>
-      </w:tr>
-      <w:tr>
-        <w:tc>
-          <w:tcPr>
-            <w:tcW w:type="dxa" w:w="2088"/>
-            <w:vAlign w:val="center"/>
-            <w:tcMar>
-              <w:top w:w="100" w:type="dxa"/>
-              <w:start w:w="120" w:type="dxa"/>
-              <w:bottom w:w="100" w:type="dxa"/>
-              <w:end w:w="120" w:type="dxa"/>
-            </w:tcMar>
-          </w:tcPr>
-          <w:p>
-            <w:r>
-              <w:t>ImplementationResult</w:t>
-            </w:r>
-          </w:p>
-        </w:tc>
-        <w:tc>
-          <w:tcPr>
-            <w:tcW w:type="dxa" w:w="4680"/>
-            <w:vAlign w:val="center"/>
-            <w:tcMar>
-              <w:top w:w="100" w:type="dxa"/>
-              <w:start w:w="120" w:type="dxa"/>
-              <w:bottom w:w="100" w:type="dxa"/>
-              <w:end w:w="120" w:type="dxa"/>
-            </w:tcMar>
-          </w:tcPr>
-          <w:p>
-            <w:r>
-              <w:t>Changed files, acceptance evidence, blockers, fingerprint</w:t>
-            </w:r>
-          </w:p>
-        </w:tc>
-        <w:tc>
-          <w:tcPr>
-            <w:tcW w:type="dxa" w:w="2592"/>
-            <w:vAlign w:val="center"/>
-            <w:tcMar>
-              <w:top w:w="100" w:type="dxa"/>
-              <w:start w:w="120" w:type="dxa"/>
-              <w:bottom w:w="100" w:type="dxa"/>
-              <w:end w:w="120" w:type="dxa"/>
-            </w:tcMar>
-          </w:tcPr>
-          <w:p>
-            <w:r>
-              <w:t>Implementer → validators/tests/reviewer</w:t>
-            </w:r>
-          </w:p>
-        </w:tc>
-      </w:tr>
-      <w:tr>
-        <w:tc>
-          <w:tcPr>
-            <w:tcW w:type="dxa" w:w="2088"/>
-            <w:vAlign w:val="center"/>
-            <w:tcMar>
-              <w:top w:w="100" w:type="dxa"/>
-              <w:start w:w="120" w:type="dxa"/>
-              <w:bottom w:w="100" w:type="dxa"/>
-              <w:end w:w="120" w:type="dxa"/>
-            </w:tcMar>
-          </w:tcPr>
-          <w:p>
-            <w:r>
-              <w:t>TestResult</w:t>
-            </w:r>
-          </w:p>
-        </w:tc>
-        <w:tc>
-          <w:tcPr>
-            <w:tcW w:type="dxa" w:w="4680"/>
-            <w:vAlign w:val="center"/>
-            <w:tcMar>
-              <w:top w:w="100" w:type="dxa"/>
-              <w:start w:w="120" w:type="dxa"/>
-              <w:bottom w:w="100" w:type="dxa"/>
-              <w:end w:w="120" w:type="dxa"/>
-            </w:tcMar>
-          </w:tcPr>
-          <w:p>
-            <w:r>
-              <w:t>Command, exit code, counts, logs, fingerprint</w:t>
-            </w:r>
-          </w:p>
-        </w:tc>
-        <w:tc>
-          <w:tcPr>
-            <w:tcW w:type="dxa" w:w="2592"/>
-            <w:vAlign w:val="center"/>
-            <w:tcMar>
-              <w:top w:w="100" w:type="dxa"/>
-              <w:start w:w="120" w:type="dxa"/>
-              <w:bottom w:w="100" w:type="dxa"/>
-              <w:end w:w="120" w:type="dxa"/>
-            </w:tcMar>
-          </w:tcPr>
-          <w:p>
-            <w:r>
-              <w:t>Test runner → orchestrator/reviewer</w:t>
-            </w:r>
-          </w:p>
-        </w:tc>
-      </w:tr>
-      <w:tr>
-        <w:tc>
-          <w:tcPr>
-            <w:tcW w:type="dxa" w:w="2088"/>
-            <w:vAlign w:val="center"/>
-            <w:tcMar>
-              <w:top w:w="100" w:type="dxa"/>
-              <w:start w:w="120" w:type="dxa"/>
-              <w:bottom w:w="100" w:type="dxa"/>
-              <w:end w:w="120" w:type="dxa"/>
-            </w:tcMar>
-          </w:tcPr>
-          <w:p>
-            <w:r>
-              <w:t>ReviewResult</w:t>
-            </w:r>
-          </w:p>
-        </w:tc>
-        <w:tc>
-          <w:tcPr>
-            <w:tcW w:type="dxa" w:w="4680"/>
-            <w:vAlign w:val="center"/>
-            <w:tcMar>
-              <w:top w:w="100" w:type="dxa"/>
-              <w:start w:w="120" w:type="dxa"/>
-              <w:bottom w:w="100" w:type="dxa"/>
-              <w:end w:w="120" w:type="dxa"/>
-            </w:tcMar>
-          </w:tcPr>
-          <w:p>
-            <w:r>
-              <w:t>APPROVED or CHANGES_REQUESTED, findings, reviewed fingerprint</w:t>
-            </w:r>
-          </w:p>
-        </w:tc>
-        <w:tc>
-          <w:tcPr>
-            <w:tcW w:type="dxa" w:w="2592"/>
-            <w:vAlign w:val="center"/>
-            <w:tcMar>
-              <w:top w:w="100" w:type="dxa"/>
-              <w:start w:w="120" w:type="dxa"/>
-              <w:bottom w:w="100" w:type="dxa"/>
-              <w:end w:w="120" w:type="dxa"/>
-            </w:tcMar>
-          </w:tcPr>
-          <w:p>
-            <w:r>
-              <w:t>Reviewer → orchestrator</w:t>
-            </w:r>
-          </w:p>
-        </w:tc>
-      </w:tr>
-      <w:tr>
-        <w:tc>
-          <w:tcPr>
-            <w:tcW w:type="dxa" w:w="2088"/>
-            <w:vAlign w:val="center"/>
-            <w:tcMar>
-              <w:top w:w="100" w:type="dxa"/>
-              <w:start w:w="120" w:type="dxa"/>
-              <w:bottom w:w="100" w:type="dxa"/>
-              <w:end w:w="120" w:type="dxa"/>
-            </w:tcMar>
-          </w:tcPr>
-          <w:p>
-            <w:r>
-              <w:t>ImplementationRemediationRequest</w:t>
-            </w:r>
-          </w:p>
-        </w:tc>
-        <w:tc>
-          <w:tcPr>
-            <w:tcW w:type="dxa" w:w="4680"/>
-            <w:vAlign w:val="center"/>
-            <w:tcMar>
-              <w:top w:w="100" w:type="dxa"/>
-              <w:start w:w="120" w:type="dxa"/>
-              <w:bottom w:w="100" w:type="dxa"/>
-              <w:end w:w="120" w:type="dxa"/>
-            </w:tcMar>
-          </w:tcPr>
-          <w:p>
-            <w:r>
-              <w:t>Findings, failures, current fingerprint, permitted paths, cycle</w:t>
-            </w:r>
-          </w:p>
-        </w:tc>
-        <w:tc>
-          <w:tcPr>
-            <w:tcW w:type="dxa" w:w="2592"/>
-            <w:vAlign w:val="center"/>
-            <w:tcMar>
-              <w:top w:w="100" w:type="dxa"/>
-              <w:start w:w="120" w:type="dxa"/>
-              <w:bottom w:w="100" w:type="dxa"/>
-              <w:end w:w="120" w:type="dxa"/>
-            </w:tcMar>
-          </w:tcPr>
-          <w:p>
-            <w:r>
-              <w:t>Orchestrator → Implementer</w:t>
-            </w:r>
-          </w:p>
-        </w:tc>
-      </w:tr>
-      <w:tr>
-        <w:tc>
-          <w:tcPr>
-            <w:tcW w:type="dxa" w:w="2088"/>
-            <w:vAlign w:val="center"/>
-            <w:tcMar>
-              <w:top w:w="100" w:type="dxa"/>
-              <w:start w:w="120" w:type="dxa"/>
-              <w:bottom w:w="100" w:type="dxa"/>
-              <w:end w:w="120" w:type="dxa"/>
-            </w:tcMar>
-          </w:tcPr>
-          <w:p>
-            <w:r>
-              <w:t>DeliveryResult</w:t>
-            </w:r>
-          </w:p>
-        </w:tc>
-        <w:tc>
-          <w:tcPr>
-            <w:tcW w:type="dxa" w:w="4680"/>
-            <w:vAlign w:val="center"/>
-            <w:tcMar>
-              <w:top w:w="100" w:type="dxa"/>
-              <w:start w:w="120" w:type="dxa"/>
-              <w:bottom w:w="100" w:type="dxa"/>
-              <w:end w:w="120" w:type="dxa"/>
-            </w:tcMar>
-          </w:tcPr>
-          <w:p>
-            <w:r>
-              <w:t>Commit, branch, remote, PR URL, final fingerprint</w:t>
-            </w:r>
-          </w:p>
-        </w:tc>
-        <w:tc>
-          <w:tcPr>
-            <w:tcW w:type="dxa" w:w="2592"/>
-            <w:vAlign w:val="center"/>
-            <w:tcMar>
-              <w:top w:w="100" w:type="dxa"/>
-              <w:start w:w="120" w:type="dxa"/>
-              <w:bottom w:w="100" w:type="dxa"/>
-              <w:end w:w="120" w:type="dxa"/>
-            </w:tcMar>
-          </w:tcPr>
-          <w:p>
-            <w:r>
-              <w:t>Delivery service → state/artifacts</w:t>
-            </w:r>
-          </w:p>
-        </w:tc>
-      </w:tr>
-    </w:tbl>
-    <w:p/>
-    <w:p>
-      <w:pPr>
-        <w:pStyle w:val="Heading1"/>
-      </w:pPr>
-      <w:r>
-        <w:t>6. Five-Cycle Orchestration Algorithm</w:t>
-      </w:r>
-    </w:p>
-    <w:tbl>
-      <w:tblPr>
-        <w:tblW w:type="auto" w:w="0"/>
-        <w:jc w:val="center"/>
-        <w:tblLook w:firstColumn="1" w:firstRow="1" w:lastColumn="0" w:lastRow="0" w:noHBand="0" w:noVBand="1" w:val="04A0"/>
-      </w:tblPr>
-      <w:tblGrid>
-        <w:gridCol w:w="9360"/>
-      </w:tblGrid>
-      <w:tr>
-        <w:tc>
-          <w:tcPr>
-            <w:tcW w:type="dxa" w:w="9360"/>
-            <w:shd w:fill="FFF2CC"/>
-            <w:tcMar>
-              <w:top w:w="140" w:type="dxa"/>
-              <w:start w:w="180" w:type="dxa"/>
-              <w:bottom w:w="140" w:type="dxa"/>
-              <w:end w:w="180" w:type="dxa"/>
-            </w:tcMar>
-          </w:tcPr>
-          <w:p>
-            <w:r>
-              <w:t>Cycle definition</w:t>
-              <w:br/>
-              <w:t>Cycle 1 is the initial implementation–test–review attempt. Cycles 2–5 are remediation–retest–rereview attempts. Individual agent/tool calls have attempt IDs but do not each consume a workflow cycle.</w:t>
-            </w:r>
-          </w:p>
-        </w:tc>
-      </w:tr>
-    </w:tbl>
-    <w:p/>
-    <w:tbl>
-      <w:tblPr>
-        <w:tblW w:type="auto" w:w="0"/>
-        <w:tblLook w:firstColumn="1" w:firstRow="1" w:lastColumn="0" w:lastRow="0" w:noHBand="0" w:noVBand="1" w:val="04A0"/>
-      </w:tblPr>
-      <w:tblGrid>
-        <w:gridCol w:w="9360"/>
-      </w:tblGrid>
-      <w:tr>
-        <w:tc>
-          <w:tcPr>
-            <w:tcW w:type="dxa" w:w="9360"/>
-            <w:shd w:fill="F2F4F7"/>
-            <w:tcMar>
-              <w:top w:w="120" w:type="dxa"/>
-              <w:start w:w="160" w:type="dxa"/>
-              <w:bottom w:w="120" w:type="dxa"/>
-              <w:end w:w="160" w:type="dxa"/>
-            </w:tcMar>
-          </w:tcPr>
-          <w:p>
-            <w:r>
-              <w:t>for cycle in range(1, 6):</w:t>
-              <w:br/>
-              <w:t xml:space="preserve">    state.start_cycle(cycle)</w:t>
-              <w:br/>
-              <w:t xml:space="preserve">    context = observe(task, workspace, prior_evidence)</w:t>
-              <w:br/>
-              <w:br/>
-              <w:t xml:space="preserve">    if repository_context_missing(context):</w:t>
-              <w:br/>
-              <w:t xml:space="preserve">        context.add(invoke(EXPLORER, context))</w:t>
-              <w:br/>
-              <w:br/>
-              <w:t xml:space="preserve">    if cycle == 1:</w:t>
-              <w:br/>
-              <w:t xml:space="preserve">        invoke(IMPLEMENTER, context)</w:t>
-              <w:br/>
-              <w:t xml:space="preserve">        invoke(TEST_WRITER, context)</w:t>
-              <w:br/>
-              <w:t xml:space="preserve">    else:</w:t>
-              <w:br/>
-              <w:t xml:space="preserve">        invoke(IMPLEMENTER, implementation_remediation_request(context))</w:t>
-              <w:br/>
-              <w:br/>
-              <w:t xml:space="preserve">    validate_workspace_and_required_files()</w:t>
-              <w:br/>
-              <w:t xml:space="preserve">    test_result = run_tests_deterministically()</w:t>
-              <w:br/>
-              <w:t xml:space="preserve">    if not test_result.passed:</w:t>
-              <w:br/>
-              <w:t xml:space="preserve">        record_failure_and_continue()</w:t>
-              <w:br/>
-              <w:t xml:space="preserve">        continue</w:t>
-              <w:br/>
-              <w:br/>
-              <w:t xml:space="preserve">    fingerprint = fingerprint_current_change()</w:t>
-              <w:br/>
-              <w:t xml:space="preserve">    review = invoke(REVIEWER, task, diff, test_result, fingerprint)</w:t>
-              <w:br/>
-              <w:br/>
-              <w:t xml:space="preserve">    if review.approved_for(fingerprint):</w:t>
-              <w:br/>
-              <w:t xml:space="preserve">        deliver_if_authorized()</w:t>
-              <w:br/>
-              <w:t xml:space="preserve">        return success</w:t>
-              <w:br/>
-              <w:br/>
-              <w:t xml:space="preserve">    persist_findings(review)</w:t>
-              <w:br/>
-              <w:br/>
-              <w:t>return needs_input_or_failed  # never start cycle 6</w:t>
-            </w:r>
-          </w:p>
-        </w:tc>
-      </w:tr>
-    </w:tbl>
-    <w:p/>
-    <w:p>
-      <w:pPr>
-        <w:pStyle w:val="Heading1"/>
-      </w:pPr>
-      <w:r>
-        <w:t>7. Omnigent Agent Execution</w:t>
-      </w:r>
-    </w:p>
-    <w:p>
-      <w:r>
-        <w:t>Each role has an Omnigent YAML definition containing its role prompt, harness/model alias, tools, sandbox, and output contract. MyCodeAgent passes a serialized request and receives a schema-validated result. Codex is configured initially for every role.</w:t>
-      </w:r>
-    </w:p>
-    <w:tbl>
-      <w:tblPr>
-        <w:tblW w:type="auto" w:w="0"/>
-        <w:tblLook w:firstColumn="1" w:firstRow="1" w:lastColumn="0" w:lastRow="0" w:noHBand="0" w:noVBand="1" w:val="04A0"/>
-      </w:tblPr>
-      <w:tblGrid>
-        <w:gridCol w:w="9360"/>
-      </w:tblGrid>
-      <w:tr>
-        <w:tc>
-          <w:tcPr>
-            <w:tcW w:type="dxa" w:w="9360"/>
-            <w:shd w:fill="F2F4F7"/>
-            <w:tcMar>
-              <w:top w:w="120" w:type="dxa"/>
-              <w:start w:w="160" w:type="dxa"/>
-              <w:bottom w:w="120" w:type="dxa"/>
-              <w:end w:w="160" w:type="dxa"/>
-            </w:tcMar>
-          </w:tcPr>
-          <w:p>
-            <w:r>
-              <w:t># Illustrative role configuration</w:t>
-              <w:br/>
-              <w:t>name: mycodeagent-implementer</w:t>
-              <w:br/>
-              <w:t>executor:</w:t>
-              <w:br/>
-              <w:t xml:space="preserve">  harness: codex</w:t>
-              <w:br/>
-              <w:t xml:space="preserve">  model: coding-default</w:t>
-              <w:br/>
-              <w:t>os_env:</w:t>
-              <w:br/>
-              <w:t xml:space="preserve">  cwd: ${TASK_WORKTREE}</w:t>
-              <w:br/>
-              <w:t xml:space="preserve">  sandbox:</w:t>
-              <w:br/>
-              <w:t xml:space="preserve">    write_paths:</w:t>
-              <w:br/>
-              <w:t xml:space="preserve">      - ${CODING_DIR}</w:t>
-              <w:br/>
-              <w:t>prompt: |</w:t>
-              <w:br/>
-              <w:t xml:space="preserve">  Implement the supplied TaskSpec.</w:t>
-              <w:br/>
-              <w:t xml:space="preserve">  Write only inside the permitted Coding directory.</w:t>
-              <w:br/>
-              <w:t xml:space="preserve">  Return an ImplementationResult matching the supplied schema.</w:t>
-            </w:r>
-          </w:p>
-        </w:tc>
-      </w:tr>
-    </w:tbl>
-    <w:p/>
-    <w:p>
-      <w:pPr>
-        <w:pStyle w:val="Heading2"/>
-      </w:pPr>
-      <w:r>
-        <w:t>7.1 Model-provider plug-and-play</w:t>
-      </w:r>
-    </w:p>
-    <w:p>
-      <w:r>
-        <w:t>MyCodeAgent stores stable aliases such as coding-default and review-default. Omnigent/LiteLLM resolves those aliases to the configured provider. Moving implementation from an OpenAI model to Gemini or review to Anthropic must not change Python orchestration code, prompts, permissions, or result schemas.</w:t>
-      </w:r>
-    </w:p>
-    <w:tbl>
-      <w:tblPr>
-        <w:tblStyle w:val="TableGrid"/>
-        <w:tblW w:type="auto" w:w="0"/>
-        <w:jc w:val="center"/>
-        <w:tblLayout w:type="fixed"/>
-        <w:tblLook w:firstColumn="1" w:firstRow="1" w:lastColumn="0" w:lastRow="0" w:noHBand="0" w:noVBand="1" w:val="04A0"/>
-      </w:tblPr>
-      <w:tblGrid>
-        <w:gridCol w:w="2340"/>
-        <w:gridCol w:w="2340"/>
-        <w:gridCol w:w="2340"/>
-        <w:gridCol w:w="2340"/>
-      </w:tblGrid>
-      <w:tr>
-        <w:tc>
-          <w:tcPr>
-            <w:tcW w:type="dxa" w:w="2016"/>
-            <w:shd w:fill="DCE6F1"/>
-            <w:vAlign w:val="center"/>
-            <w:tcMar>
-              <w:top w:w="100" w:type="dxa"/>
-              <w:start w:w="120" w:type="dxa"/>
-              <w:bottom w:w="100" w:type="dxa"/>
-              <w:end w:w="120" w:type="dxa"/>
-            </w:tcMar>
-          </w:tcPr>
-          <w:p>
-            <w:r>
-              <w:t>MyCodeAgent role</w:t>
-            </w:r>
-          </w:p>
-        </w:tc>
-        <w:tc>
-          <w:tcPr>
-            <w:tcW w:type="dxa" w:w="1728"/>
-            <w:shd w:fill="DCE6F1"/>
-            <w:vAlign w:val="center"/>
-            <w:tcMar>
-              <w:top w:w="100" w:type="dxa"/>
-              <w:start w:w="120" w:type="dxa"/>
-              <w:bottom w:w="100" w:type="dxa"/>
-              <w:end w:w="120" w:type="dxa"/>
-            </w:tcMar>
-          </w:tcPr>
-          <w:p>
-            <w:r>
-              <w:t>Stable alias</w:t>
-            </w:r>
-          </w:p>
-        </w:tc>
-        <w:tc>
-          <w:tcPr>
-            <w:tcW w:type="dxa" w:w="2232"/>
-            <w:shd w:fill="DCE6F1"/>
-            <w:vAlign w:val="center"/>
-            <w:tcMar>
-              <w:top w:w="100" w:type="dxa"/>
-              <w:start w:w="120" w:type="dxa"/>
-              <w:bottom w:w="100" w:type="dxa"/>
-              <w:end w:w="120" w:type="dxa"/>
-            </w:tcMar>
-          </w:tcPr>
-          <w:p>
-            <w:r>
-              <w:t>Initial route</w:t>
-            </w:r>
-          </w:p>
-        </w:tc>
-        <w:tc>
-          <w:tcPr>
-            <w:tcW w:type="dxa" w:w="3384"/>
-            <w:shd w:fill="DCE6F1"/>
-            <w:vAlign w:val="center"/>
-            <w:tcMar>
-              <w:top w:w="100" w:type="dxa"/>
-              <w:start w:w="120" w:type="dxa"/>
-              <w:bottom w:w="100" w:type="dxa"/>
-              <w:end w:w="120" w:type="dxa"/>
-            </w:tcMar>
-          </w:tcPr>
-          <w:p>
-            <w:r>
-              <w:t>Future configuration-only route</w:t>
+              <w:rPr>
+                <w:b/>
+                <w:color w:val="FFFFFF"/>
+                <w:sz w:val="18"/>
+              </w:rPr>
+              <w:t>Current contract</w:t>
             </w:r>
           </w:p>
         </w:tc>
@@ -2265,68 +1272,40 @@
         <w:tc>
           <w:tcPr>
             <w:tcW w:type="dxa" w:w="2016"/>
-            <w:vAlign w:val="center"/>
             <w:tcMar>
-              <w:top w:w="100" w:type="dxa"/>
+              <w:top w:w="120" w:type="dxa"/>
               <w:start w:w="120" w:type="dxa"/>
-              <w:bottom w:w="100" w:type="dxa"/>
+              <w:bottom w:w="120" w:type="dxa"/>
               <w:end w:w="120" w:type="dxa"/>
             </w:tcMar>
+            <w:vAlign w:val="center"/>
           </w:tcPr>
           <w:p>
             <w:r>
-              <w:t>Explorer</w:t>
+              <w:rPr>
+                <w:sz w:val="17"/>
+              </w:rPr>
+              <w:t>Supervisor</w:t>
             </w:r>
           </w:p>
         </w:tc>
         <w:tc>
           <w:tcPr>
-            <w:tcW w:type="dxa" w:w="1728"/>
-            <w:vAlign w:val="center"/>
+            <w:tcW w:type="dxa" w:w="7920"/>
             <w:tcMar>
-              <w:top w:w="100" w:type="dxa"/>
+              <w:top w:w="120" w:type="dxa"/>
               <w:start w:w="120" w:type="dxa"/>
-              <w:bottom w:w="100" w:type="dxa"/>
+              <w:bottom w:w="120" w:type="dxa"/>
               <w:end w:w="120" w:type="dxa"/>
             </w:tcMar>
+            <w:vAlign w:val="center"/>
           </w:tcPr>
           <w:p>
             <w:r>
-              <w:t>coding-default</w:t>
-            </w:r>
-          </w:p>
-        </w:tc>
-        <w:tc>
-          <w:tcPr>
-            <w:tcW w:type="dxa" w:w="2232"/>
-            <w:vAlign w:val="center"/>
-            <w:tcMar>
-              <w:top w:w="100" w:type="dxa"/>
-              <w:start w:w="120" w:type="dxa"/>
-              <w:bottom w:w="100" w:type="dxa"/>
-              <w:end w:w="120" w:type="dxa"/>
-            </w:tcMar>
-          </w:tcPr>
-          <w:p>
-            <w:r>
-              <w:t>Codex/OpenAI</w:t>
-            </w:r>
-          </w:p>
-        </w:tc>
-        <w:tc>
-          <w:tcPr>
-            <w:tcW w:type="dxa" w:w="3384"/>
-            <w:vAlign w:val="center"/>
-            <w:tcMar>
-              <w:top w:w="100" w:type="dxa"/>
-              <w:start w:w="120" w:type="dxa"/>
-              <w:bottom w:w="100" w:type="dxa"/>
-              <w:end w:w="120" w:type="dxa"/>
-            </w:tcMar>
-          </w:tcPr>
-          <w:p>
-            <w:r>
-              <w:t>Anthropic or Gemini</w:t>
+              <w:rPr>
+                <w:sz w:val="17"/>
+              </w:rPr>
+              <w:t>One Observe-Reason-Select step; JSON action and rationale; no editing or delegation.</w:t>
             </w:r>
           </w:p>
         </w:tc>
@@ -2335,68 +1314,42 @@
         <w:tc>
           <w:tcPr>
             <w:tcW w:type="dxa" w:w="2016"/>
-            <w:vAlign w:val="center"/>
             <w:tcMar>
-              <w:top w:w="100" w:type="dxa"/>
+              <w:top w:w="120" w:type="dxa"/>
               <w:start w:w="120" w:type="dxa"/>
-              <w:bottom w:w="100" w:type="dxa"/>
+              <w:bottom w:w="120" w:type="dxa"/>
               <w:end w:w="120" w:type="dxa"/>
             </w:tcMar>
+            <w:vAlign w:val="center"/>
+            <w:shd w:fill="F2F2F2"/>
           </w:tcPr>
           <w:p>
             <w:r>
-              <w:t>Implementer</w:t>
+              <w:rPr>
+                <w:sz w:val="17"/>
+              </w:rPr>
+              <w:t>Explorer</w:t>
             </w:r>
           </w:p>
         </w:tc>
         <w:tc>
           <w:tcPr>
-            <w:tcW w:type="dxa" w:w="1728"/>
-            <w:vAlign w:val="center"/>
+            <w:tcW w:type="dxa" w:w="7920"/>
             <w:tcMar>
-              <w:top w:w="100" w:type="dxa"/>
+              <w:top w:w="120" w:type="dxa"/>
               <w:start w:w="120" w:type="dxa"/>
-              <w:bottom w:w="100" w:type="dxa"/>
+              <w:bottom w:w="120" w:type="dxa"/>
               <w:end w:w="120" w:type="dxa"/>
             </w:tcMar>
+            <w:vAlign w:val="center"/>
+            <w:shd w:fill="F2F2F2"/>
           </w:tcPr>
           <w:p>
             <w:r>
-              <w:t>coding-default</w:t>
-            </w:r>
-          </w:p>
-        </w:tc>
-        <w:tc>
-          <w:tcPr>
-            <w:tcW w:type="dxa" w:w="2232"/>
-            <w:vAlign w:val="center"/>
-            <w:tcMar>
-              <w:top w:w="100" w:type="dxa"/>
-              <w:start w:w="120" w:type="dxa"/>
-              <w:bottom w:w="100" w:type="dxa"/>
-              <w:end w:w="120" w:type="dxa"/>
-            </w:tcMar>
-          </w:tcPr>
-          <w:p>
-            <w:r>
-              <w:t>Codex/OpenAI</w:t>
-            </w:r>
-          </w:p>
-        </w:tc>
-        <w:tc>
-          <w:tcPr>
-            <w:tcW w:type="dxa" w:w="3384"/>
-            <w:vAlign w:val="center"/>
-            <w:tcMar>
-              <w:top w:w="100" w:type="dxa"/>
-              <w:start w:w="120" w:type="dxa"/>
-              <w:bottom w:w="100" w:type="dxa"/>
-              <w:end w:w="120" w:type="dxa"/>
-            </w:tcMar>
-          </w:tcPr>
-          <w:p>
-            <w:r>
-              <w:t>Gemini</w:t>
+              <w:rPr>
+                <w:sz w:val="17"/>
+              </w:rPr>
+              <w:t>Read-only repository inspection; bounded to 12 tactical iterations.</w:t>
             </w:r>
           </w:p>
         </w:tc>
@@ -2405,68 +1358,40 @@
         <w:tc>
           <w:tcPr>
             <w:tcW w:type="dxa" w:w="2016"/>
-            <w:vAlign w:val="center"/>
             <w:tcMar>
-              <w:top w:w="100" w:type="dxa"/>
+              <w:top w:w="120" w:type="dxa"/>
               <w:start w:w="120" w:type="dxa"/>
-              <w:bottom w:w="100" w:type="dxa"/>
+              <w:bottom w:w="120" w:type="dxa"/>
               <w:end w:w="120" w:type="dxa"/>
             </w:tcMar>
+            <w:vAlign w:val="center"/>
           </w:tcPr>
           <w:p>
             <w:r>
-              <w:t>Test Writer</w:t>
+              <w:rPr>
+                <w:sz w:val="17"/>
+              </w:rPr>
+              <w:t>Implementer</w:t>
             </w:r>
           </w:p>
         </w:tc>
         <w:tc>
           <w:tcPr>
-            <w:tcW w:type="dxa" w:w="1728"/>
-            <w:vAlign w:val="center"/>
+            <w:tcW w:type="dxa" w:w="7920"/>
             <w:tcMar>
-              <w:top w:w="100" w:type="dxa"/>
+              <w:top w:w="120" w:type="dxa"/>
               <w:start w:w="120" w:type="dxa"/>
-              <w:bottom w:w="100" w:type="dxa"/>
+              <w:bottom w:w="120" w:type="dxa"/>
               <w:end w:w="120" w:type="dxa"/>
             </w:tcMar>
+            <w:vAlign w:val="center"/>
           </w:tcPr>
           <w:p>
             <w:r>
-              <w:t>coding-default</w:t>
-            </w:r>
-          </w:p>
-        </w:tc>
-        <w:tc>
-          <w:tcPr>
-            <w:tcW w:type="dxa" w:w="2232"/>
-            <w:vAlign w:val="center"/>
-            <w:tcMar>
-              <w:top w:w="100" w:type="dxa"/>
-              <w:start w:w="120" w:type="dxa"/>
-              <w:bottom w:w="100" w:type="dxa"/>
-              <w:end w:w="120" w:type="dxa"/>
-            </w:tcMar>
-          </w:tcPr>
-          <w:p>
-            <w:r>
-              <w:t>Codex/OpenAI</w:t>
-            </w:r>
-          </w:p>
-        </w:tc>
-        <w:tc>
-          <w:tcPr>
-            <w:tcW w:type="dxa" w:w="3384"/>
-            <w:vAlign w:val="center"/>
-            <w:tcMar>
-              <w:top w:w="100" w:type="dxa"/>
-              <w:start w:w="120" w:type="dxa"/>
-              <w:bottom w:w="100" w:type="dxa"/>
-              <w:end w:w="120" w:type="dxa"/>
-            </w:tcMar>
-          </w:tcPr>
-          <w:p>
-            <w:r>
-              <w:t>Anthropic or Gemini</w:t>
+              <w:rPr>
+                <w:sz w:val="17"/>
+              </w:rPr>
+              <w:t>Physical Coding/test edits, TaskSpec authority, remediation traceability, max 20 iterations.</w:t>
             </w:r>
           </w:p>
         </w:tc>
@@ -2475,134 +1400,181 @@
         <w:tc>
           <w:tcPr>
             <w:tcW w:type="dxa" w:w="2016"/>
-            <w:vAlign w:val="center"/>
             <w:tcMar>
-              <w:top w:w="100" w:type="dxa"/>
+              <w:top w:w="120" w:type="dxa"/>
               <w:start w:w="120" w:type="dxa"/>
-              <w:bottom w:w="100" w:type="dxa"/>
+              <w:bottom w:w="120" w:type="dxa"/>
               <w:end w:w="120" w:type="dxa"/>
             </w:tcMar>
+            <w:vAlign w:val="center"/>
+            <w:shd w:fill="F2F2F2"/>
           </w:tcPr>
           <w:p>
             <w:r>
+              <w:rPr>
+                <w:sz w:val="17"/>
+              </w:rPr>
+              <w:t>Test Writer</w:t>
+            </w:r>
+          </w:p>
+        </w:tc>
+        <w:tc>
+          <w:tcPr>
+            <w:tcW w:type="dxa" w:w="7920"/>
+            <w:tcMar>
+              <w:top w:w="120" w:type="dxa"/>
+              <w:start w:w="120" w:type="dxa"/>
+              <w:bottom w:w="120" w:type="dxa"/>
+              <w:end w:w="120" w:type="dxa"/>
+            </w:tcMar>
+            <w:vAlign w:val="center"/>
+            <w:shd w:fill="F2F2F2"/>
+          </w:tcPr>
+          <w:p>
+            <w:r>
+              <w:rPr>
+                <w:sz w:val="17"/>
+              </w:rPr>
+              <w:t>Tests only, offline behavior, no permanent sys.path mutation, max 12 iterations.</w:t>
+            </w:r>
+          </w:p>
+        </w:tc>
+      </w:tr>
+      <w:tr>
+        <w:tc>
+          <w:tcPr>
+            <w:tcW w:type="dxa" w:w="2016"/>
+            <w:tcMar>
+              <w:top w:w="120" w:type="dxa"/>
+              <w:start w:w="120" w:type="dxa"/>
+              <w:bottom w:w="120" w:type="dxa"/>
+              <w:end w:w="120" w:type="dxa"/>
+            </w:tcMar>
+            <w:vAlign w:val="center"/>
+          </w:tcPr>
+          <w:p>
+            <w:r>
+              <w:rPr>
+                <w:sz w:val="17"/>
+              </w:rPr>
               <w:t>Reviewer</w:t>
             </w:r>
           </w:p>
         </w:tc>
         <w:tc>
           <w:tcPr>
-            <w:tcW w:type="dxa" w:w="1728"/>
-            <w:vAlign w:val="center"/>
+            <w:tcW w:type="dxa" w:w="7920"/>
             <w:tcMar>
-              <w:top w:w="100" w:type="dxa"/>
+              <w:top w:w="120" w:type="dxa"/>
               <w:start w:w="120" w:type="dxa"/>
-              <w:bottom w:w="100" w:type="dxa"/>
+              <w:bottom w:w="120" w:type="dxa"/>
               <w:end w:w="120" w:type="dxa"/>
             </w:tcMar>
+            <w:vAlign w:val="center"/>
           </w:tcPr>
           <w:p>
             <w:r>
-              <w:t>review-default</w:t>
-            </w:r>
-          </w:p>
-        </w:tc>
-        <w:tc>
-          <w:tcPr>
-            <w:tcW w:type="dxa" w:w="2232"/>
-            <w:vAlign w:val="center"/>
-            <w:tcMar>
-              <w:top w:w="100" w:type="dxa"/>
-              <w:start w:w="120" w:type="dxa"/>
-              <w:bottom w:w="100" w:type="dxa"/>
-              <w:end w:w="120" w:type="dxa"/>
-            </w:tcMar>
-          </w:tcPr>
-          <w:p>
-            <w:r>
-              <w:t>Codex/OpenAI</w:t>
-            </w:r>
-          </w:p>
-        </w:tc>
-        <w:tc>
-          <w:tcPr>
-            <w:tcW w:type="dxa" w:w="3384"/>
-            <w:vAlign w:val="center"/>
-            <w:tcMar>
-              <w:top w:w="100" w:type="dxa"/>
-              <w:start w:w="120" w:type="dxa"/>
-              <w:bottom w:w="100" w:type="dxa"/>
-              <w:end w:w="120" w:type="dxa"/>
-            </w:tcMar>
-          </w:tcPr>
-          <w:p>
-            <w:r>
-              <w:t>Anthropic</w:t>
+              <w:rPr>
+                <w:sz w:val="17"/>
+              </w:rPr>
+              <w:t>Read-only exact-evidence review with structured APPROVED/CHANGES_REQUESTED output.</w:t>
             </w:r>
           </w:p>
         </w:tc>
       </w:tr>
     </w:tbl>
-    <w:p/>
+    <w:p>
+      <w:pPr>
+        <w:spacing w:after="0"/>
+      </w:pPr>
+    </w:p>
+    <w:tbl>
+      <w:tblPr>
+        <w:tblW w:type="auto" w:w="0"/>
+        <w:jc w:val="center"/>
+        <w:tblLayout w:type="fixed"/>
+        <w:tblLook w:firstColumn="1" w:firstRow="1" w:lastColumn="0" w:lastRow="0" w:noHBand="0" w:noVBand="1" w:val="04A0"/>
+      </w:tblPr>
+      <w:tblGrid>
+        <w:gridCol w:w="9936"/>
+      </w:tblGrid>
+      <w:tr>
+        <w:tc>
+          <w:tcPr>
+            <w:tcW w:type="dxa" w:w="9936"/>
+            <w:shd w:fill="FFF2CC"/>
+            <w:tcMar>
+              <w:top w:w="180" w:type="dxa"/>
+              <w:start w:w="180" w:type="dxa"/>
+              <w:bottom w:w="180" w:type="dxa"/>
+              <w:end w:w="180" w:type="dxa"/>
+            </w:tcMar>
+          </w:tcPr>
+          <w:p>
+            <w:r>
+              <w:rPr>
+                <w:b/>
+                <w:color w:val="17365D"/>
+              </w:rPr>
+              <w:t xml:space="preserve">Important: </w:t>
+            </w:r>
+            <w:r>
+              <w:t>Prompt constraints communicate intent but are not a security boundary. Deterministic pre/post snapshots and role-policy enforcement are the next required hardening layer.</w:t>
+            </w:r>
+          </w:p>
+        </w:tc>
+      </w:tr>
+    </w:tbl>
+    <w:p>
+      <w:pPr>
+        <w:spacing w:after="0"/>
+      </w:pPr>
+    </w:p>
     <w:p>
       <w:pPr>
         <w:pStyle w:val="Heading1"/>
       </w:pPr>
       <w:r>
-        <w:t>8. Worktree and Workspace Isolation</w:t>
+        <w:t>6. Test and Review Feedback Loops</w:t>
       </w:r>
     </w:p>
     <w:p>
       <w:pPr>
-        <w:pStyle w:val="ListBullet"/>
-        <w:spacing w:after="80"/>
+        <w:pStyle w:val="Heading2"/>
       </w:pPr>
       <w:r>
-        <w:t>Resolve and validate repository, approved remote, default branch, and starting commit before writes.</w:t>
+        <w:t>6.1 Test failure</w:t>
+      </w:r>
+    </w:p>
+    <w:p>
+      <w:r>
+        <w:t>pytest failure -&gt; stdout/stderr persisted -&gt; CHANGES_REQUESTED -&gt; Implementer remediation -&gt; validation -&gt; pytest -&gt; review.</w:t>
       </w:r>
     </w:p>
     <w:p>
       <w:pPr>
-        <w:pStyle w:val="ListBullet"/>
-        <w:spacing w:after="80"/>
+        <w:pStyle w:val="Heading2"/>
       </w:pPr>
       <w:r>
-        <w:t>Create one branch and worktree per task; run all agents and deterministic tools inside that worktree.</w:t>
+        <w:t>6.2 Review failure</w:t>
+      </w:r>
+    </w:p>
+    <w:p>
+      <w:r>
+        <w:t>Reviewer findings -&gt; centralized ReviewContext -&gt; Implementer remediation -&gt; validation -&gt; pytest -&gt; Reviewer again. No remediation can bypass tests.</w:t>
       </w:r>
     </w:p>
     <w:p>
       <w:pPr>
-        <w:pStyle w:val="ListBullet"/>
-        <w:spacing w:after="80"/>
+        <w:pStyle w:val="Heading2"/>
       </w:pPr>
       <w:r>
-        <w:t>Resolve every allowed path and reject traversal, escaping symlinks, and writes outside the task workspace.</w:t>
+        <w:t>6.3 Cycle exhaustion</w:t>
       </w:r>
     </w:p>
     <w:p>
-      <w:pPr>
-        <w:pStyle w:val="ListBullet"/>
-        <w:spacing w:after="80"/>
-      </w:pPr>
       <w:r>
-        <w:t>Implementation may write only Coding/; Test Writer only test/; Reviewer and Explorer remain read-only.</w:t>
-      </w:r>
-    </w:p>
-    <w:p>
-      <w:pPr>
-        <w:pStyle w:val="ListBullet"/>
-        <w:spacing w:after="80"/>
-      </w:pPr>
-      <w:r>
-        <w:t>After every write-capable invocation inspect tracked, modified, staged, and untracked files—not only git diff.</w:t>
-      </w:r>
-    </w:p>
-    <w:p>
-      <w:pPr>
-        <w:pStyle w:val="ListBullet"/>
-        <w:spacing w:after="80"/>
-      </w:pPr>
-      <w:r>
-        <w:t>Retain failed worktrees and evidence; cleanup only through an explicit validated command.</w:t>
+        <w:t>A sixth implementation/remediation attempt is refused. The run transitions to NEEDS_INPUT and retains its worktree and evidence.</w:t>
       </w:r>
     </w:p>
     <w:p>
@@ -2610,74 +1582,100 @@
         <w:pStyle w:val="Heading1"/>
       </w:pPr>
       <w:r>
-        <w:t>9. Deterministic Validation and Testing</w:t>
+        <w:t>7. Validation and Evidence</w:t>
       </w:r>
     </w:p>
     <w:tbl>
       <w:tblPr>
-        <w:tblStyle w:val="TableGrid"/>
         <w:tblW w:type="auto" w:w="0"/>
         <w:jc w:val="center"/>
         <w:tblLayout w:type="fixed"/>
         <w:tblLook w:firstColumn="1" w:firstRow="1" w:lastColumn="0" w:lastRow="0" w:noHBand="0" w:noVBand="1" w:val="04A0"/>
       </w:tblPr>
       <w:tblGrid>
-        <w:gridCol w:w="3120"/>
-        <w:gridCol w:w="3120"/>
-        <w:gridCol w:w="3120"/>
+        <w:gridCol w:w="3312"/>
+        <w:gridCol w:w="3312"/>
+        <w:gridCol w:w="3312"/>
       </w:tblGrid>
       <w:tr>
+        <w:trPr>
+          <w:tblHeader w:val="true"/>
+        </w:trPr>
         <w:tc>
           <w:tcPr>
-            <w:tcW w:type="dxa" w:w="2088"/>
-            <w:shd w:fill="DCE6F1"/>
-            <w:vAlign w:val="center"/>
+            <w:tcW w:type="dxa" w:w="1944"/>
+            <w:shd w:fill="17365D"/>
             <w:tcMar>
-              <w:top w:w="100" w:type="dxa"/>
+              <w:top w:w="120" w:type="dxa"/>
               <w:start w:w="120" w:type="dxa"/>
-              <w:bottom w:w="100" w:type="dxa"/>
+              <w:bottom w:w="120" w:type="dxa"/>
               <w:end w:w="120" w:type="dxa"/>
             </w:tcMar>
+            <w:vAlign w:val="center"/>
           </w:tcPr>
           <w:p>
+            <w:pPr>
+              <w:jc w:val="center"/>
+            </w:pPr>
             <w:r>
+              <w:rPr>
+                <w:b/>
+                <w:color w:val="FFFFFF"/>
+                <w:sz w:val="18"/>
+              </w:rPr>
               <w:t>Gate</w:t>
             </w:r>
           </w:p>
         </w:tc>
         <w:tc>
           <w:tcPr>
-            <w:tcW w:type="dxa" w:w="4320"/>
-            <w:shd w:fill="DCE6F1"/>
-            <w:vAlign w:val="center"/>
+            <w:tcW w:type="dxa" w:w="4968"/>
+            <w:shd w:fill="17365D"/>
             <w:tcMar>
-              <w:top w:w="100" w:type="dxa"/>
+              <w:top w:w="120" w:type="dxa"/>
               <w:start w:w="120" w:type="dxa"/>
-              <w:bottom w:w="100" w:type="dxa"/>
+              <w:bottom w:w="120" w:type="dxa"/>
               <w:end w:w="120" w:type="dxa"/>
             </w:tcMar>
+            <w:vAlign w:val="center"/>
           </w:tcPr>
           <w:p>
+            <w:pPr>
+              <w:jc w:val="center"/>
+            </w:pPr>
             <w:r>
+              <w:rPr>
+                <w:b/>
+                <w:color w:val="FFFFFF"/>
+                <w:sz w:val="18"/>
+              </w:rPr>
               <w:t>Evidence</w:t>
             </w:r>
           </w:p>
         </w:tc>
         <w:tc>
           <w:tcPr>
-            <w:tcW w:type="dxa" w:w="2952"/>
-            <w:shd w:fill="DCE6F1"/>
-            <w:vAlign w:val="center"/>
+            <w:tcW w:type="dxa" w:w="3024"/>
+            <w:shd w:fill="17365D"/>
             <w:tcMar>
-              <w:top w:w="100" w:type="dxa"/>
+              <w:top w:w="120" w:type="dxa"/>
               <w:start w:w="120" w:type="dxa"/>
-              <w:bottom w:w="100" w:type="dxa"/>
+              <w:bottom w:w="120" w:type="dxa"/>
               <w:end w:w="120" w:type="dxa"/>
             </w:tcMar>
+            <w:vAlign w:val="center"/>
           </w:tcPr>
           <w:p>
+            <w:pPr>
+              <w:jc w:val="center"/>
+            </w:pPr>
             <w:r>
-              <w:t>Failure behavior</w:t>
+              <w:rPr>
+                <w:b/>
+                <w:color w:val="FFFFFF"/>
+                <w:sz w:val="18"/>
+              </w:rPr>
+              <w:t>Failure routing</w:t>
             </w:r>
           </w:p>
         </w:tc>
@@ -2685,52 +1683,61 @@
       <w:tr>
         <w:tc>
           <w:tcPr>
-            <w:tcW w:type="dxa" w:w="2088"/>
-            <w:vAlign w:val="center"/>
+            <w:tcW w:type="dxa" w:w="1944"/>
             <w:tcMar>
-              <w:top w:w="100" w:type="dxa"/>
+              <w:top w:w="120" w:type="dxa"/>
               <w:start w:w="120" w:type="dxa"/>
-              <w:bottom w:w="100" w:type="dxa"/>
+              <w:bottom w:w="120" w:type="dxa"/>
               <w:end w:w="120" w:type="dxa"/>
             </w:tcMar>
+            <w:vAlign w:val="center"/>
           </w:tcPr>
           <w:p>
             <w:r>
-              <w:t>Task validation</w:t>
+              <w:rPr>
+                <w:sz w:val="17"/>
+              </w:rPr>
+              <w:t>Task contract</w:t>
             </w:r>
           </w:p>
         </w:tc>
         <w:tc>
           <w:tcPr>
-            <w:tcW w:type="dxa" w:w="4320"/>
-            <w:vAlign w:val="center"/>
+            <w:tcW w:type="dxa" w:w="4968"/>
             <w:tcMar>
-              <w:top w:w="100" w:type="dxa"/>
+              <w:top w:w="120" w:type="dxa"/>
               <w:start w:w="120" w:type="dxa"/>
-              <w:bottom w:w="100" w:type="dxa"/>
+              <w:bottom w:w="120" w:type="dxa"/>
               <w:end w:w="120" w:type="dxa"/>
             </w:tcMar>
+            <w:vAlign w:val="center"/>
           </w:tcPr>
           <w:p>
             <w:r>
-              <w:t>Complete TaskSpec and safe workspace paths</w:t>
+              <w:rPr>
+                <w:sz w:val="17"/>
+              </w:rPr>
+              <w:t>Parsed TaskSpec and safe workspace paths</w:t>
             </w:r>
           </w:p>
         </w:tc>
         <w:tc>
           <w:tcPr>
-            <w:tcW w:type="dxa" w:w="2952"/>
-            <w:vAlign w:val="center"/>
+            <w:tcW w:type="dxa" w:w="3024"/>
             <w:tcMar>
-              <w:top w:w="100" w:type="dxa"/>
+              <w:top w:w="120" w:type="dxa"/>
               <w:start w:w="120" w:type="dxa"/>
-              <w:bottom w:w="100" w:type="dxa"/>
+              <w:bottom w:w="120" w:type="dxa"/>
               <w:end w:w="120" w:type="dxa"/>
             </w:tcMar>
+            <w:vAlign w:val="center"/>
           </w:tcPr>
           <w:p>
             <w:r>
-              <w:t>Stop before worktree creation</w:t>
+              <w:rPr>
+                <w:sz w:val="17"/>
+              </w:rPr>
+              <w:t>Stop before agent execution.</w:t>
             </w:r>
           </w:p>
         </w:tc>
@@ -2738,52 +1745,64 @@
       <w:tr>
         <w:tc>
           <w:tcPr>
-            <w:tcW w:type="dxa" w:w="2088"/>
-            <w:vAlign w:val="center"/>
+            <w:tcW w:type="dxa" w:w="1944"/>
             <w:tcMar>
-              <w:top w:w="100" w:type="dxa"/>
+              <w:top w:w="120" w:type="dxa"/>
               <w:start w:w="120" w:type="dxa"/>
-              <w:bottom w:w="100" w:type="dxa"/>
+              <w:bottom w:w="120" w:type="dxa"/>
               <w:end w:w="120" w:type="dxa"/>
             </w:tcMar>
+            <w:vAlign w:val="center"/>
+            <w:shd w:fill="F2F2F2"/>
           </w:tcPr>
           <w:p>
             <w:r>
-              <w:t>Scope validation</w:t>
+              <w:rPr>
+                <w:sz w:val="17"/>
+              </w:rPr>
+              <w:t>Scope</w:t>
             </w:r>
           </w:p>
         </w:tc>
         <w:tc>
           <w:tcPr>
-            <w:tcW w:type="dxa" w:w="4320"/>
-            <w:vAlign w:val="center"/>
+            <w:tcW w:type="dxa" w:w="4968"/>
             <w:tcMar>
-              <w:top w:w="100" w:type="dxa"/>
+              <w:top w:w="120" w:type="dxa"/>
               <w:start w:w="120" w:type="dxa"/>
-              <w:bottom w:w="100" w:type="dxa"/>
+              <w:bottom w:w="120" w:type="dxa"/>
               <w:end w:w="120" w:type="dxa"/>
             </w:tcMar>
+            <w:vAlign w:val="center"/>
+            <w:shd w:fill="F2F2F2"/>
           </w:tcPr>
           <w:p>
             <w:r>
-              <w:t>Complete changed-file inventory</w:t>
+              <w:rPr>
+                <w:sz w:val="17"/>
+              </w:rPr>
+              <w:t>Complete Git changed-file inventory</w:t>
             </w:r>
           </w:p>
         </w:tc>
         <w:tc>
           <w:tcPr>
-            <w:tcW w:type="dxa" w:w="2952"/>
-            <w:vAlign w:val="center"/>
+            <w:tcW w:type="dxa" w:w="3024"/>
             <w:tcMar>
-              <w:top w:w="100" w:type="dxa"/>
+              <w:top w:w="120" w:type="dxa"/>
               <w:start w:w="120" w:type="dxa"/>
-              <w:bottom w:w="100" w:type="dxa"/>
+              <w:bottom w:w="120" w:type="dxa"/>
               <w:end w:w="120" w:type="dxa"/>
             </w:tcMar>
+            <w:vAlign w:val="center"/>
+            <w:shd w:fill="F2F2F2"/>
           </w:tcPr>
           <w:p>
             <w:r>
-              <w:t>Reject and route finding for remediation</w:t>
+              <w:rPr>
+                <w:sz w:val="17"/>
+              </w:rPr>
+              <w:t>CHANGES_REQUESTED.</w:t>
             </w:r>
           </w:p>
         </w:tc>
@@ -2791,52 +1810,61 @@
       <w:tr>
         <w:tc>
           <w:tcPr>
-            <w:tcW w:type="dxa" w:w="2088"/>
-            <w:vAlign w:val="center"/>
+            <w:tcW w:type="dxa" w:w="1944"/>
             <w:tcMar>
-              <w:top w:w="100" w:type="dxa"/>
+              <w:top w:w="120" w:type="dxa"/>
               <w:start w:w="120" w:type="dxa"/>
-              <w:bottom w:w="100" w:type="dxa"/>
+              <w:bottom w:w="120" w:type="dxa"/>
               <w:end w:w="120" w:type="dxa"/>
             </w:tcMar>
+            <w:vAlign w:val="center"/>
           </w:tcPr>
           <w:p>
             <w:r>
+              <w:rPr>
+                <w:sz w:val="17"/>
+              </w:rPr>
               <w:t>Required files</w:t>
             </w:r>
           </w:p>
         </w:tc>
         <w:tc>
           <w:tcPr>
-            <w:tcW w:type="dxa" w:w="4320"/>
-            <w:vAlign w:val="center"/>
+            <w:tcW w:type="dxa" w:w="4968"/>
             <w:tcMar>
-              <w:top w:w="100" w:type="dxa"/>
+              <w:top w:w="120" w:type="dxa"/>
               <w:start w:w="120" w:type="dxa"/>
-              <w:bottom w:w="100" w:type="dxa"/>
+              <w:bottom w:w="120" w:type="dxa"/>
               <w:end w:w="120" w:type="dxa"/>
             </w:tcMar>
+            <w:vAlign w:val="center"/>
           </w:tcPr>
           <w:p>
             <w:r>
-              <w:t>Every task-declared file exists</w:t>
+              <w:rPr>
+                <w:sz w:val="17"/>
+              </w:rPr>
+              <w:t>Task-declared files exist</w:t>
             </w:r>
           </w:p>
         </w:tc>
         <w:tc>
           <w:tcPr>
-            <w:tcW w:type="dxa" w:w="2952"/>
-            <w:vAlign w:val="center"/>
+            <w:tcW w:type="dxa" w:w="3024"/>
             <w:tcMar>
-              <w:top w:w="100" w:type="dxa"/>
+              <w:top w:w="120" w:type="dxa"/>
               <w:start w:w="120" w:type="dxa"/>
-              <w:bottom w:w="100" w:type="dxa"/>
+              <w:bottom w:w="120" w:type="dxa"/>
               <w:end w:w="120" w:type="dxa"/>
             </w:tcMar>
+            <w:vAlign w:val="center"/>
           </w:tcPr>
           <w:p>
             <w:r>
-              <w:t>Do not review</w:t>
+              <w:rPr>
+                <w:sz w:val="17"/>
+              </w:rPr>
+              <w:t>CHANGES_REQUESTED.</w:t>
             </w:r>
           </w:p>
         </w:tc>
@@ -2844,52 +1872,64 @@
       <w:tr>
         <w:tc>
           <w:tcPr>
-            <w:tcW w:type="dxa" w:w="2088"/>
-            <w:vAlign w:val="center"/>
+            <w:tcW w:type="dxa" w:w="1944"/>
             <w:tcMar>
-              <w:top w:w="100" w:type="dxa"/>
+              <w:top w:w="120" w:type="dxa"/>
               <w:start w:w="120" w:type="dxa"/>
-              <w:bottom w:w="100" w:type="dxa"/>
+              <w:bottom w:w="120" w:type="dxa"/>
               <w:end w:w="120" w:type="dxa"/>
             </w:tcMar>
+            <w:vAlign w:val="center"/>
+            <w:shd w:fill="F2F2F2"/>
           </w:tcPr>
           <w:p>
             <w:r>
-              <w:t>Artifact scan</w:t>
+              <w:rPr>
+                <w:sz w:val="17"/>
+              </w:rPr>
+              <w:t>Secrets/symlinks</w:t>
             </w:r>
           </w:p>
         </w:tc>
         <w:tc>
           <w:tcPr>
-            <w:tcW w:type="dxa" w:w="4320"/>
-            <w:vAlign w:val="center"/>
+            <w:tcW w:type="dxa" w:w="4968"/>
             <w:tcMar>
-              <w:top w:w="100" w:type="dxa"/>
+              <w:top w:w="120" w:type="dxa"/>
               <w:start w:w="120" w:type="dxa"/>
-              <w:bottom w:w="100" w:type="dxa"/>
+              <w:bottom w:w="120" w:type="dxa"/>
               <w:end w:w="120" w:type="dxa"/>
             </w:tcMar>
+            <w:vAlign w:val="center"/>
+            <w:shd w:fill="F2F2F2"/>
           </w:tcPr>
           <w:p>
             <w:r>
-              <w:t>No pycache, bytecode, caches, logs, or unexpected binaries</w:t>
+              <w:rPr>
+                <w:sz w:val="17"/>
+              </w:rPr>
+              <w:t>Pattern and path inspection</w:t>
             </w:r>
           </w:p>
         </w:tc>
         <w:tc>
           <w:tcPr>
-            <w:tcW w:type="dxa" w:w="2952"/>
-            <w:vAlign w:val="center"/>
+            <w:tcW w:type="dxa" w:w="3024"/>
             <w:tcMar>
-              <w:top w:w="100" w:type="dxa"/>
+              <w:top w:w="120" w:type="dxa"/>
               <w:start w:w="120" w:type="dxa"/>
-              <w:bottom w:w="100" w:type="dxa"/>
+              <w:bottom w:w="120" w:type="dxa"/>
               <w:end w:w="120" w:type="dxa"/>
             </w:tcMar>
+            <w:vAlign w:val="center"/>
+            <w:shd w:fill="F2F2F2"/>
           </w:tcPr>
           <w:p>
             <w:r>
-              <w:t>Remove/remediate and rerun</w:t>
+              <w:rPr>
+                <w:sz w:val="17"/>
+              </w:rPr>
+              <w:t>CHANGES_REQUESTED or failure.</w:t>
             </w:r>
           </w:p>
         </w:tc>
@@ -2897,52 +1937,61 @@
       <w:tr>
         <w:tc>
           <w:tcPr>
-            <w:tcW w:type="dxa" w:w="2088"/>
-            <w:vAlign w:val="center"/>
+            <w:tcW w:type="dxa" w:w="1944"/>
             <w:tcMar>
-              <w:top w:w="100" w:type="dxa"/>
+              <w:top w:w="120" w:type="dxa"/>
               <w:start w:w="120" w:type="dxa"/>
-              <w:bottom w:w="100" w:type="dxa"/>
+              <w:bottom w:w="120" w:type="dxa"/>
               <w:end w:w="120" w:type="dxa"/>
             </w:tcMar>
+            <w:vAlign w:val="center"/>
           </w:tcPr>
           <w:p>
             <w:r>
-              <w:t>Secret scan</w:t>
+              <w:rPr>
+                <w:sz w:val="17"/>
+              </w:rPr>
+              <w:t>pytest</w:t>
             </w:r>
           </w:p>
         </w:tc>
         <w:tc>
           <w:tcPr>
-            <w:tcW w:type="dxa" w:w="4320"/>
-            <w:vAlign w:val="center"/>
+            <w:tcW w:type="dxa" w:w="4968"/>
             <w:tcMar>
-              <w:top w:w="100" w:type="dxa"/>
+              <w:top w:w="120" w:type="dxa"/>
               <w:start w:w="120" w:type="dxa"/>
-              <w:bottom w:w="100" w:type="dxa"/>
+              <w:bottom w:w="120" w:type="dxa"/>
               <w:end w:w="120" w:type="dxa"/>
             </w:tcMar>
+            <w:vAlign w:val="center"/>
           </w:tcPr>
           <w:p>
             <w:r>
-              <w:t>No credential-pattern findings</w:t>
+              <w:rPr>
+                <w:sz w:val="17"/>
+              </w:rPr>
+              <w:t>Command, exit code, stdout/stderr, duration, fingerprint</w:t>
             </w:r>
           </w:p>
         </w:tc>
         <w:tc>
           <w:tcPr>
-            <w:tcW w:type="dxa" w:w="2952"/>
-            <w:vAlign w:val="center"/>
+            <w:tcW w:type="dxa" w:w="3024"/>
             <w:tcMar>
-              <w:top w:w="100" w:type="dxa"/>
+              <w:top w:w="120" w:type="dxa"/>
               <w:start w:w="120" w:type="dxa"/>
-              <w:bottom w:w="100" w:type="dxa"/>
+              <w:bottom w:w="120" w:type="dxa"/>
               <w:end w:w="120" w:type="dxa"/>
             </w:tcMar>
+            <w:vAlign w:val="center"/>
           </w:tcPr>
           <w:p>
             <w:r>
-              <w:t>Fail safely; redact logs</w:t>
+              <w:rPr>
+                <w:sz w:val="17"/>
+              </w:rPr>
+              <w:t>Implementer remediation.</w:t>
             </w:r>
           </w:p>
         </w:tc>
@@ -2950,52 +1999,64 @@
       <w:tr>
         <w:tc>
           <w:tcPr>
-            <w:tcW w:type="dxa" w:w="2088"/>
-            <w:vAlign w:val="center"/>
+            <w:tcW w:type="dxa" w:w="1944"/>
             <w:tcMar>
-              <w:top w:w="100" w:type="dxa"/>
+              <w:top w:w="120" w:type="dxa"/>
               <w:start w:w="120" w:type="dxa"/>
-              <w:bottom w:w="100" w:type="dxa"/>
+              <w:bottom w:w="120" w:type="dxa"/>
               <w:end w:w="120" w:type="dxa"/>
             </w:tcMar>
+            <w:vAlign w:val="center"/>
+            <w:shd w:fill="F2F2F2"/>
           </w:tcPr>
           <w:p>
             <w:r>
-              <w:t>Unit tests</w:t>
+              <w:rPr>
+                <w:sz w:val="17"/>
+              </w:rPr>
+              <w:t>Review</w:t>
             </w:r>
           </w:p>
         </w:tc>
         <w:tc>
           <w:tcPr>
-            <w:tcW w:type="dxa" w:w="4320"/>
-            <w:vAlign w:val="center"/>
+            <w:tcW w:type="dxa" w:w="4968"/>
             <w:tcMar>
-              <w:top w:w="100" w:type="dxa"/>
+              <w:top w:w="120" w:type="dxa"/>
               <w:start w:w="120" w:type="dxa"/>
-              <w:bottom w:w="100" w:type="dxa"/>
+              <w:bottom w:w="120" w:type="dxa"/>
               <w:end w:w="120" w:type="dxa"/>
             </w:tcMar>
+            <w:vAlign w:val="center"/>
+            <w:shd w:fill="F2F2F2"/>
           </w:tcPr>
           <w:p>
             <w:r>
-              <w:t>Actual command, exit code, pass/fail counts, stdout/stderr</w:t>
+              <w:rPr>
+                <w:sz w:val="17"/>
+              </w:rPr>
+              <w:t>Decision, findings, summary, current fingerprint</w:t>
             </w:r>
           </w:p>
         </w:tc>
         <w:tc>
           <w:tcPr>
-            <w:tcW w:type="dxa" w:w="2952"/>
-            <w:vAlign w:val="center"/>
+            <w:tcW w:type="dxa" w:w="3024"/>
             <w:tcMar>
-              <w:top w:w="100" w:type="dxa"/>
+              <w:top w:w="120" w:type="dxa"/>
               <w:start w:w="120" w:type="dxa"/>
-              <w:bottom w:w="100" w:type="dxa"/>
+              <w:bottom w:w="120" w:type="dxa"/>
               <w:end w:w="120" w:type="dxa"/>
             </w:tcMar>
+            <w:vAlign w:val="center"/>
+            <w:shd w:fill="F2F2F2"/>
           </w:tcPr>
           <w:p>
             <w:r>
-              <w:t>Route TestFailureContext to Implementer</w:t>
+              <w:rPr>
+                <w:sz w:val="17"/>
+              </w:rPr>
+              <w:t>Implementer remediation or NEEDS_INPUT.</w:t>
             </w:r>
           </w:p>
         </w:tc>
@@ -3003,52 +2064,218 @@
       <w:tr>
         <w:tc>
           <w:tcPr>
-            <w:tcW w:type="dxa" w:w="2088"/>
-            <w:vAlign w:val="center"/>
+            <w:tcW w:type="dxa" w:w="1944"/>
             <w:tcMar>
-              <w:top w:w="100" w:type="dxa"/>
+              <w:top w:w="120" w:type="dxa"/>
               <w:start w:w="120" w:type="dxa"/>
-              <w:bottom w:w="100" w:type="dxa"/>
+              <w:bottom w:w="120" w:type="dxa"/>
               <w:end w:w="120" w:type="dxa"/>
             </w:tcMar>
+            <w:vAlign w:val="center"/>
           </w:tcPr>
           <w:p>
             <w:r>
-              <w:t>Review fingerprint</w:t>
+              <w:rPr>
+                <w:sz w:val="17"/>
+              </w:rPr>
+              <w:t>Delivery</w:t>
             </w:r>
           </w:p>
         </w:tc>
         <w:tc>
           <w:tcPr>
-            <w:tcW w:type="dxa" w:w="4320"/>
-            <w:vAlign w:val="center"/>
+            <w:tcW w:type="dxa" w:w="4968"/>
             <w:tcMar>
-              <w:top w:w="100" w:type="dxa"/>
+              <w:top w:w="120" w:type="dxa"/>
               <w:start w:w="120" w:type="dxa"/>
-              <w:bottom w:w="100" w:type="dxa"/>
+              <w:bottom w:w="120" w:type="dxa"/>
               <w:end w:w="120" w:type="dxa"/>
             </w:tcMar>
+            <w:vAlign w:val="center"/>
           </w:tcPr>
           <w:p>
             <w:r>
-              <w:t>Approval fingerprint equals current change fingerprint</w:t>
+              <w:rPr>
+                <w:sz w:val="17"/>
+              </w:rPr>
+              <w:t>Repository, fingerprint, branch, Git/gh results</w:t>
             </w:r>
           </w:p>
         </w:tc>
         <w:tc>
           <w:tcPr>
-            <w:tcW w:type="dxa" w:w="2952"/>
-            <w:vAlign w:val="center"/>
+            <w:tcW w:type="dxa" w:w="3024"/>
             <w:tcMar>
-              <w:top w:w="100" w:type="dxa"/>
+              <w:top w:w="120" w:type="dxa"/>
               <w:start w:w="120" w:type="dxa"/>
-              <w:bottom w:w="100" w:type="dxa"/>
+              <w:bottom w:w="120" w:type="dxa"/>
               <w:end w:w="120" w:type="dxa"/>
             </w:tcMar>
+            <w:vAlign w:val="center"/>
           </w:tcPr>
           <w:p>
             <w:r>
-              <w:t>Invalidate approval and rereview</w:t>
+              <w:rPr>
+                <w:sz w:val="17"/>
+              </w:rPr>
+              <w:t>Do not claim delivered.</w:t>
+            </w:r>
+          </w:p>
+        </w:tc>
+      </w:tr>
+    </w:tbl>
+    <w:p>
+      <w:pPr>
+        <w:spacing w:after="0"/>
+      </w:pPr>
+    </w:p>
+    <w:p>
+      <w:pPr>
+        <w:pStyle w:val="Heading1"/>
+      </w:pPr>
+      <w:r>
+        <w:t>8. Observability Implementation</w:t>
+      </w:r>
+    </w:p>
+    <w:p>
+      <w:pPr>
+        <w:pStyle w:val="ListBullet"/>
+      </w:pPr>
+      <w:r>
+        <w:t>Every event carries schema, UTC timestamp, run_id, task_id, trace_id, event type, stage, status, cycle, and redacted details.</w:t>
+      </w:r>
+    </w:p>
+    <w:p>
+      <w:pPr>
+        <w:pStyle w:val="ListBullet"/>
+      </w:pPr>
+      <w:r>
+        <w:t>Per-run events are written to .mycodeagent/runs/&lt;run-id&gt;/events.jsonl.</w:t>
+      </w:r>
+    </w:p>
+    <w:p>
+      <w:pPr>
+        <w:pStyle w:val="ListBullet"/>
+      </w:pPr>
+      <w:r>
+        <w:t>Cross-run task events are appended to logs/&lt;TASK-ID&gt;.logs for tail -f inspection.</w:t>
+      </w:r>
+    </w:p>
+    <w:p>
+      <w:pPr>
+        <w:pStyle w:val="ListBullet"/>
+      </w:pPr>
+      <w:r>
+        <w:t>ExecutionMemory is atomically persisted in memory.json and referenced by tasks/&lt;TASK-ID&gt;/latest.json.</w:t>
+      </w:r>
+    </w:p>
+    <w:p>
+      <w:pPr>
+        <w:pStyle w:val="ListBullet"/>
+      </w:pPr>
+      <w:r>
+        <w:t>Trace files and artifacts use owner-only permissions; recognized secret keys and inline values are redacted.</w:t>
+      </w:r>
+    </w:p>
+    <w:p>
+      <w:pPr>
+        <w:pStyle w:val="Heading1"/>
+      </w:pPr>
+      <w:r>
+        <w:t>9. Delivery Semantics</w:t>
+      </w:r>
+    </w:p>
+    <w:tbl>
+      <w:tblPr>
+        <w:tblW w:type="auto" w:w="0"/>
+        <w:jc w:val="center"/>
+        <w:tblLayout w:type="fixed"/>
+        <w:tblLook w:firstColumn="1" w:firstRow="1" w:lastColumn="0" w:lastRow="0" w:noHBand="0" w:noVBand="1" w:val="04A0"/>
+      </w:tblPr>
+      <w:tblGrid>
+        <w:gridCol w:w="3312"/>
+        <w:gridCol w:w="3312"/>
+        <w:gridCol w:w="3312"/>
+      </w:tblGrid>
+      <w:tr>
+        <w:trPr>
+          <w:tblHeader w:val="true"/>
+        </w:trPr>
+        <w:tc>
+          <w:tcPr>
+            <w:tcW w:type="dxa" w:w="3528"/>
+            <w:shd w:fill="17365D"/>
+            <w:tcMar>
+              <w:top w:w="120" w:type="dxa"/>
+              <w:start w:w="120" w:type="dxa"/>
+              <w:bottom w:w="120" w:type="dxa"/>
+              <w:end w:w="120" w:type="dxa"/>
+            </w:tcMar>
+            <w:vAlign w:val="center"/>
+          </w:tcPr>
+          <w:p>
+            <w:pPr>
+              <w:jc w:val="center"/>
+            </w:pPr>
+            <w:r>
+              <w:rPr>
+                <w:b/>
+                <w:color w:val="FFFFFF"/>
+                <w:sz w:val="18"/>
+              </w:rPr>
+              <w:t>Invocation</w:t>
+            </w:r>
+          </w:p>
+        </w:tc>
+        <w:tc>
+          <w:tcPr>
+            <w:tcW w:type="dxa" w:w="2592"/>
+            <w:shd w:fill="17365D"/>
+            <w:tcMar>
+              <w:top w:w="120" w:type="dxa"/>
+              <w:start w:w="120" w:type="dxa"/>
+              <w:bottom w:w="120" w:type="dxa"/>
+              <w:end w:w="120" w:type="dxa"/>
+            </w:tcMar>
+            <w:vAlign w:val="center"/>
+          </w:tcPr>
+          <w:p>
+            <w:pPr>
+              <w:jc w:val="center"/>
+            </w:pPr>
+            <w:r>
+              <w:rPr>
+                <w:b/>
+                <w:color w:val="FFFFFF"/>
+                <w:sz w:val="18"/>
+              </w:rPr>
+              <w:t>Terminal TODO label</w:t>
+            </w:r>
+          </w:p>
+        </w:tc>
+        <w:tc>
+          <w:tcPr>
+            <w:tcW w:type="dxa" w:w="3816"/>
+            <w:shd w:fill="17365D"/>
+            <w:tcMar>
+              <w:top w:w="120" w:type="dxa"/>
+              <w:start w:w="120" w:type="dxa"/>
+              <w:bottom w:w="120" w:type="dxa"/>
+              <w:end w:w="120" w:type="dxa"/>
+            </w:tcMar>
+            <w:vAlign w:val="center"/>
+          </w:tcPr>
+          <w:p>
+            <w:pPr>
+              <w:jc w:val="center"/>
+            </w:pPr>
+            <w:r>
+              <w:rPr>
+                <w:b/>
+                <w:color w:val="FFFFFF"/>
+                <w:sz w:val="18"/>
+              </w:rPr>
+              <w:t>Worktree behavior</w:t>
             </w:r>
           </w:p>
         </w:tc>
@@ -3056,240 +2283,319 @@
       <w:tr>
         <w:tc>
           <w:tcPr>
-            <w:tcW w:type="dxa" w:w="2088"/>
-            <w:vAlign w:val="center"/>
+            <w:tcW w:type="dxa" w:w="3528"/>
             <w:tcMar>
-              <w:top w:w="100" w:type="dxa"/>
+              <w:top w:w="120" w:type="dxa"/>
               <w:start w:w="120" w:type="dxa"/>
-              <w:bottom w:w="100" w:type="dxa"/>
+              <w:bottom w:w="120" w:type="dxa"/>
               <w:end w:w="120" w:type="dxa"/>
             </w:tcMar>
+            <w:vAlign w:val="center"/>
           </w:tcPr>
           <w:p>
             <w:r>
-              <w:t>Delivery policy</w:t>
+              <w:rPr>
+                <w:sz w:val="17"/>
+              </w:rPr>
+              <w:t>mycodeagent run TASK-ID</w:t>
             </w:r>
           </w:p>
         </w:tc>
         <w:tc>
           <w:tcPr>
-            <w:tcW w:type="dxa" w:w="4320"/>
-            <w:vAlign w:val="center"/>
+            <w:tcW w:type="dxa" w:w="2592"/>
             <w:tcMar>
-              <w:top w:w="100" w:type="dxa"/>
+              <w:top w:w="120" w:type="dxa"/>
               <w:start w:w="120" w:type="dxa"/>
-              <w:bottom w:w="100" w:type="dxa"/>
+              <w:bottom w:w="120" w:type="dxa"/>
               <w:end w:w="120" w:type="dxa"/>
             </w:tcMar>
+            <w:vAlign w:val="center"/>
           </w:tcPr>
           <w:p>
             <w:r>
-              <w:t>Approved repo, identity, branch, fingerprint, and authorization</w:t>
+              <w:rPr>
+                <w:sz w:val="17"/>
+              </w:rPr>
+              <w:t>APPROVED</w:t>
             </w:r>
           </w:p>
         </w:tc>
         <w:tc>
           <w:tcPr>
-            <w:tcW w:type="dxa" w:w="2952"/>
-            <w:vAlign w:val="center"/>
+            <w:tcW w:type="dxa" w:w="3816"/>
             <w:tcMar>
-              <w:top w:w="100" w:type="dxa"/>
+              <w:top w:w="120" w:type="dxa"/>
               <w:start w:w="120" w:type="dxa"/>
-              <w:bottom w:w="100" w:type="dxa"/>
+              <w:bottom w:w="120" w:type="dxa"/>
               <w:end w:w="120" w:type="dxa"/>
             </w:tcMar>
+            <w:vAlign w:val="center"/>
           </w:tcPr>
           <w:p>
             <w:r>
-              <w:t>Do not push or create PR</w:t>
+              <w:rPr>
+                <w:sz w:val="17"/>
+              </w:rPr>
+              <w:t>Retained because changes remain local.</w:t>
+            </w:r>
+          </w:p>
+        </w:tc>
+      </w:tr>
+      <w:tr>
+        <w:tc>
+          <w:tcPr>
+            <w:tcW w:type="dxa" w:w="3528"/>
+            <w:tcMar>
+              <w:top w:w="120" w:type="dxa"/>
+              <w:start w:w="120" w:type="dxa"/>
+              <w:bottom w:w="120" w:type="dxa"/>
+              <w:end w:w="120" w:type="dxa"/>
+            </w:tcMar>
+            <w:vAlign w:val="center"/>
+            <w:shd w:fill="F2F2F2"/>
+          </w:tcPr>
+          <w:p>
+            <w:r>
+              <w:rPr>
+                <w:sz w:val="17"/>
+              </w:rPr>
+              <w:t>mycodeagent run TASK-ID --deliver</w:t>
+            </w:r>
+          </w:p>
+        </w:tc>
+        <w:tc>
+          <w:tcPr>
+            <w:tcW w:type="dxa" w:w="2592"/>
+            <w:tcMar>
+              <w:top w:w="120" w:type="dxa"/>
+              <w:start w:w="120" w:type="dxa"/>
+              <w:bottom w:w="120" w:type="dxa"/>
+              <w:end w:w="120" w:type="dxa"/>
+            </w:tcMar>
+            <w:vAlign w:val="center"/>
+            <w:shd w:fill="F2F2F2"/>
+          </w:tcPr>
+          <w:p>
+            <w:r>
+              <w:rPr>
+                <w:sz w:val="17"/>
+              </w:rPr>
+              <w:t>PR creation complete</w:t>
+            </w:r>
+          </w:p>
+        </w:tc>
+        <w:tc>
+          <w:tcPr>
+            <w:tcW w:type="dxa" w:w="3816"/>
+            <w:tcMar>
+              <w:top w:w="120" w:type="dxa"/>
+              <w:start w:w="120" w:type="dxa"/>
+              <w:bottom w:w="120" w:type="dxa"/>
+              <w:end w:w="120" w:type="dxa"/>
+            </w:tcMar>
+            <w:vAlign w:val="center"/>
+            <w:shd w:fill="F2F2F2"/>
+          </w:tcPr>
+          <w:p>
+            <w:r>
+              <w:rPr>
+                <w:sz w:val="17"/>
+              </w:rPr>
+              <w:t>Removed after PR success when only safe runtime residue remains.</w:t>
+            </w:r>
+          </w:p>
+        </w:tc>
+      </w:tr>
+      <w:tr>
+        <w:tc>
+          <w:tcPr>
+            <w:tcW w:type="dxa" w:w="3528"/>
+            <w:tcMar>
+              <w:top w:w="120" w:type="dxa"/>
+              <w:start w:w="120" w:type="dxa"/>
+              <w:bottom w:w="120" w:type="dxa"/>
+              <w:end w:w="120" w:type="dxa"/>
+            </w:tcMar>
+            <w:vAlign w:val="center"/>
+          </w:tcPr>
+          <w:p>
+            <w:r>
+              <w:rPr>
+                <w:sz w:val="17"/>
+              </w:rPr>
+              <w:t>Failure or NEEDS_INPUT</w:t>
+            </w:r>
+          </w:p>
+        </w:tc>
+        <w:tc>
+          <w:tcPr>
+            <w:tcW w:type="dxa" w:w="2592"/>
+            <w:tcMar>
+              <w:top w:w="120" w:type="dxa"/>
+              <w:start w:w="120" w:type="dxa"/>
+              <w:bottom w:w="120" w:type="dxa"/>
+              <w:end w:w="120" w:type="dxa"/>
+            </w:tcMar>
+            <w:vAlign w:val="center"/>
+          </w:tcPr>
+          <w:p>
+            <w:r>
+              <w:rPr>
+                <w:sz w:val="17"/>
+              </w:rPr>
+              <w:t>FAILED or NEEDS_INPUT</w:t>
+            </w:r>
+          </w:p>
+        </w:tc>
+        <w:tc>
+          <w:tcPr>
+            <w:tcW w:type="dxa" w:w="3816"/>
+            <w:tcMar>
+              <w:top w:w="120" w:type="dxa"/>
+              <w:start w:w="120" w:type="dxa"/>
+              <w:bottom w:w="120" w:type="dxa"/>
+              <w:end w:w="120" w:type="dxa"/>
+            </w:tcMar>
+            <w:vAlign w:val="center"/>
+          </w:tcPr>
+          <w:p>
+            <w:r>
+              <w:rPr>
+                <w:sz w:val="17"/>
+              </w:rPr>
+              <w:t>Retained for diagnosis and remediation.</w:t>
             </w:r>
           </w:p>
         </w:tc>
       </w:tr>
     </w:tbl>
-    <w:p/>
+    <w:p>
+      <w:pPr>
+        <w:spacing w:after="0"/>
+      </w:pPr>
+    </w:p>
     <w:p>
       <w:pPr>
         <w:pStyle w:val="Heading1"/>
       </w:pPr>
       <w:r>
-        <w:t>10. Logging, Tracing, and State</w:t>
+        <w:t>10. Verification Status</w:t>
       </w:r>
     </w:p>
     <w:p>
-      <w:pPr>
-        <w:pStyle w:val="ListBullet"/>
-        <w:spacing w:after="80"/>
-      </w:pPr>
       <w:r>
-        <w:t>Generate run_id, task_id, trace_id, cycle, stage, agent_invocation_id, workspace_id, branch, base commit, and fingerprint correlations.</w:t>
-      </w:r>
-    </w:p>
-    <w:p>
-      <w:pPr>
-        <w:pStyle w:val="ListBullet"/>
-        <w:spacing w:after="80"/>
-      </w:pPr>
-      <w:r>
-        <w:t>Create nested spans for task ingestion, preflight, worktree, each cycle, every agent invocation, validation, tests, review, Implementer remediation, and delivery.</w:t>
-      </w:r>
-    </w:p>
-    <w:p>
-      <w:pPr>
-        <w:pStyle w:val="ListBullet"/>
-        <w:spacing w:after="80"/>
-      </w:pPr>
-      <w:r>
-        <w:t>Write sanitized JSON events and store large outputs as referenced artifacts.</w:t>
-      </w:r>
-    </w:p>
-    <w:p>
-      <w:pPr>
-        <w:pStyle w:val="ListBullet"/>
-        <w:spacing w:after="80"/>
-      </w:pPr>
-      <w:r>
-        <w:t>Persist STATUS.json atomically after every valid transition and support status/resume commands.</w:t>
-      </w:r>
-    </w:p>
-    <w:p>
-      <w:pPr>
-        <w:pStyle w:val="ListBullet"/>
-        <w:spacing w:after="80"/>
-      </w:pPr>
-      <w:r>
-        <w:t>Redact credentials, authorization headers, configured secrets, and sensitive values before persistence.</w:t>
-      </w:r>
-    </w:p>
-    <w:p>
-      <w:pPr>
-        <w:pStyle w:val="ListBullet"/>
-        <w:spacing w:after="80"/>
-      </w:pPr>
-      <w:r>
-        <w:t>Record selected model alias and resolved runtime metadata exposed by Omnigent without embedding provider credentials.</w:t>
+        <w:t>The current MyCodeAgent control-plane regression suite passes 37 tests. It covers task parsing, state transitions, strategic review remediation, role/action derivation, runner retry behavior, validation, logging, repository checks, and guarded worktree cleanup.</w:t>
       </w:r>
     </w:p>
     <w:tbl>
       <w:tblPr>
         <w:tblW w:type="auto" w:w="0"/>
+        <w:jc w:val="center"/>
+        <w:tblLayout w:type="fixed"/>
         <w:tblLook w:firstColumn="1" w:firstRow="1" w:lastColumn="0" w:lastRow="0" w:noHBand="0" w:noVBand="1" w:val="04A0"/>
       </w:tblPr>
       <w:tblGrid>
-        <w:gridCol w:w="9360"/>
+        <w:gridCol w:w="9936"/>
       </w:tblGrid>
       <w:tr>
         <w:tc>
           <w:tcPr>
-            <w:tcW w:type="dxa" w:w="9360"/>
-            <w:shd w:fill="F2F4F7"/>
+            <w:tcW w:type="dxa" w:w="9936"/>
+            <w:shd w:fill="FFF2CC"/>
             <w:tcMar>
-              <w:top w:w="120" w:type="dxa"/>
-              <w:start w:w="160" w:type="dxa"/>
-              <w:bottom w:w="120" w:type="dxa"/>
-              <w:end w:w="160" w:type="dxa"/>
+              <w:top w:w="180" w:type="dxa"/>
+              <w:start w:w="180" w:type="dxa"/>
+              <w:bottom w:w="180" w:type="dxa"/>
+              <w:end w:w="180" w:type="dxa"/>
             </w:tcMar>
           </w:tcPr>
           <w:p>
             <w:r>
-              <w:t>.mycodeagent/</w:t>
-              <w:br/>
-              <w:t>├── tasks/&lt;task-id&gt;/latest.json</w:t>
-              <w:br/>
-              <w:t>└── runs/&lt;run-id&gt;/</w:t>
-              <w:br/>
-              <w:t xml:space="preserve">    ├── status.json</w:t>
-              <w:br/>
-              <w:t xml:space="preserve">    ├── events.jsonl</w:t>
-              <w:br/>
-              <w:t xml:space="preserve">    ├── trace.json</w:t>
-              <w:br/>
-              <w:t xml:space="preserve">    └── artifacts/</w:t>
-              <w:br/>
-              <w:t xml:space="preserve">        ├── task-spec.json</w:t>
-              <w:br/>
-              <w:t xml:space="preserve">        ├── diff.patch</w:t>
-              <w:br/>
-              <w:t xml:space="preserve">        ├── test-result.json</w:t>
-              <w:br/>
-              <w:t xml:space="preserve">        ├── review-result.json</w:t>
-              <w:br/>
-              <w:t xml:space="preserve">        └── delivery-result.json</w:t>
+              <w:rPr>
+                <w:b/>
+                <w:color w:val="17365D"/>
+              </w:rPr>
+              <w:t xml:space="preserve">Qualification: </w:t>
+            </w:r>
+            <w:r>
+              <w:t>The suite does not yet fully prove role-level filesystem isolation or a successful real local commit/push plus mocked GitHub PR lifecycle. Those remain hardening requirements.</w:t>
             </w:r>
           </w:p>
         </w:tc>
       </w:tr>
     </w:tbl>
-    <w:p/>
+    <w:p>
+      <w:pPr>
+        <w:spacing w:after="0"/>
+      </w:pPr>
+    </w:p>
     <w:p>
       <w:pPr>
         <w:pStyle w:val="Heading1"/>
       </w:pPr>
       <w:r>
-        <w:t>11. Delivery Flow</w:t>
+        <w:t>11. Hardening Backlog</w:t>
       </w:r>
     </w:p>
     <w:p>
       <w:pPr>
-        <w:pStyle w:val="ListNumber"/>
-        <w:spacing w:after="80"/>
+        <w:ind w:left="360" w:hanging="288"/>
       </w:pPr>
       <w:r>
-        <w:t>Confirm the final ReviewResult is APPROVED for the current fingerprint.</w:t>
+        <w:t>1.</w:t>
+        <w:tab/>
+        <w:t>Require Reviewer JSON to contain reviewed_fingerprint; reject missing, stale, malformed, or plain-text approval.</w:t>
       </w:r>
     </w:p>
     <w:p>
       <w:pPr>
-        <w:pStyle w:val="ListNumber"/>
-        <w:spacing w:after="80"/>
+        <w:ind w:left="360" w:hanging="288"/>
       </w:pPr>
       <w:r>
-        <w:t>Re-run final scope, artifact, secret, test, Git identity, and remote checks.</w:t>
+        <w:t>2.</w:t>
+        <w:tab/>
+        <w:t>Capture pre/post workspace snapshots around every role invocation and enforce read-only/test-only/coding policies.</w:t>
       </w:r>
     </w:p>
     <w:p>
       <w:pPr>
-        <w:pStyle w:val="ListNumber"/>
-        <w:spacing w:after="80"/>
+        <w:ind w:left="360" w:hanging="288"/>
       </w:pPr>
       <w:r>
-        <w:t>Update CHANGELOG.md using deterministic code when delivery policy permits it.</w:t>
+        <w:t>3.</w:t>
+        <w:tab/>
+        <w:t>Reject generated artifacts before filtering and stage only validator-approved files.</w:t>
       </w:r>
     </w:p>
     <w:p>
       <w:pPr>
-        <w:pStyle w:val="ListNumber"/>
-        <w:spacing w:after="80"/>
+        <w:ind w:left="360" w:hanging="288"/>
       </w:pPr>
       <w:r>
-        <w:t>Stage only approved paths and show the staged inventory.</w:t>
+        <w:t>4.</w:t>
+        <w:tab/>
+        <w:t>Add package-import smoke checks and network-disabled test execution.</w:t>
       </w:r>
     </w:p>
     <w:p>
       <w:pPr>
-        <w:pStyle w:val="ListNumber"/>
-        <w:spacing w:after="80"/>
+        <w:ind w:left="360" w:hanging="288"/>
       </w:pPr>
       <w:r>
-        <w:t>Commit with the task ID, push the task branch, and create or update the pull request.</w:t>
+        <w:t>5.</w:t>
+        <w:tab/>
+        <w:t>Add delivery integration tests for commit, push, PR URL validation, TODO status, and cleanup.</w:t>
       </w:r>
     </w:p>
     <w:p>
       <w:pPr>
-        <w:pStyle w:val="ListNumber"/>
-        <w:spacing w:after="80"/>
+        <w:ind w:left="360" w:hanging="288"/>
       </w:pPr>
       <w:r>
-        <w:t>Persist commit SHA, branch, base, remote, PR number/URL, timestamp, and fingerprint.</w:t>
-      </w:r>
-    </w:p>
-    <w:p>
-      <w:pPr>
-        <w:pStyle w:val="ListNumber"/>
-        <w:spacing w:after="80"/>
-      </w:pPr>
-      <w:r>
-        <w:t>Transition to delivered. Do not merge automatically.</w:t>
+        <w:t>6.</w:t>
+        <w:tab/>
+        <w:t>Add explicit test-failure -&gt; remediation -&gt; retest -&gt; rereview orchestration coverage.</w:t>
       </w:r>
     </w:p>
     <w:p>
@@ -3297,1035 +2603,70 @@
         <w:pStyle w:val="Heading1"/>
       </w:pPr>
       <w:r>
-        <w:t>12. Implementation Phases</w:t>
-      </w:r>
-    </w:p>
-    <w:tbl>
-      <w:tblPr>
-        <w:tblStyle w:val="TableGrid"/>
-        <w:tblW w:type="auto" w:w="0"/>
-        <w:jc w:val="center"/>
-        <w:tblLayout w:type="fixed"/>
-        <w:tblLook w:firstColumn="1" w:firstRow="1" w:lastColumn="0" w:lastRow="0" w:noHBand="0" w:noVBand="1" w:val="04A0"/>
-      </w:tblPr>
-      <w:tblGrid>
-        <w:gridCol w:w="3120"/>
-        <w:gridCol w:w="3120"/>
-        <w:gridCol w:w="3120"/>
-      </w:tblGrid>
-      <w:tr>
-        <w:tc>
-          <w:tcPr>
-            <w:tcW w:type="dxa" w:w="1656"/>
-            <w:shd w:fill="DCE6F1"/>
-            <w:vAlign w:val="center"/>
-            <w:tcMar>
-              <w:top w:w="100" w:type="dxa"/>
-              <w:start w:w="120" w:type="dxa"/>
-              <w:bottom w:w="100" w:type="dxa"/>
-              <w:end w:w="120" w:type="dxa"/>
-            </w:tcMar>
-          </w:tcPr>
-          <w:p>
-            <w:r>
-              <w:t>Phase</w:t>
-            </w:r>
-          </w:p>
-        </w:tc>
-        <w:tc>
-          <w:tcPr>
-            <w:tcW w:type="dxa" w:w="4608"/>
-            <w:shd w:fill="DCE6F1"/>
-            <w:vAlign w:val="center"/>
-            <w:tcMar>
-              <w:top w:w="100" w:type="dxa"/>
-              <w:start w:w="120" w:type="dxa"/>
-              <w:bottom w:w="100" w:type="dxa"/>
-              <w:end w:w="120" w:type="dxa"/>
-            </w:tcMar>
-          </w:tcPr>
-          <w:p>
-            <w:r>
-              <w:t>Deliverable</w:t>
-            </w:r>
-          </w:p>
-        </w:tc>
-        <w:tc>
-          <w:tcPr>
-            <w:tcW w:type="dxa" w:w="3096"/>
-            <w:shd w:fill="DCE6F1"/>
-            <w:vAlign w:val="center"/>
-            <w:tcMar>
-              <w:top w:w="100" w:type="dxa"/>
-              <w:start w:w="120" w:type="dxa"/>
-              <w:bottom w:w="100" w:type="dxa"/>
-              <w:end w:w="120" w:type="dxa"/>
-            </w:tcMar>
-          </w:tcPr>
-          <w:p>
-            <w:r>
-              <w:t>Exit criteria</w:t>
-            </w:r>
-          </w:p>
-        </w:tc>
-      </w:tr>
-      <w:tr>
-        <w:tc>
-          <w:tcPr>
-            <w:tcW w:type="dxa" w:w="1656"/>
-            <w:vAlign w:val="center"/>
-            <w:tcMar>
-              <w:top w:w="100" w:type="dxa"/>
-              <w:start w:w="120" w:type="dxa"/>
-              <w:bottom w:w="100" w:type="dxa"/>
-              <w:end w:w="120" w:type="dxa"/>
-            </w:tcMar>
-          </w:tcPr>
-          <w:p>
-            <w:r>
-              <w:t>1. Foundation</w:t>
-            </w:r>
-          </w:p>
-        </w:tc>
-        <w:tc>
-          <w:tcPr>
-            <w:tcW w:type="dxa" w:w="4608"/>
-            <w:vAlign w:val="center"/>
-            <w:tcMar>
-              <w:top w:w="100" w:type="dxa"/>
-              <w:start w:w="120" w:type="dxa"/>
-              <w:bottom w:w="100" w:type="dxa"/>
-              <w:end w:w="120" w:type="dxa"/>
-            </w:tcMar>
-          </w:tcPr>
-          <w:p>
-            <w:r>
-              <w:t>Models, config, full TODO parser, errors, unit-test fixtures</w:t>
-            </w:r>
-          </w:p>
-        </w:tc>
-        <w:tc>
-          <w:tcPr>
-            <w:tcW w:type="dxa" w:w="3096"/>
-            <w:vAlign w:val="center"/>
-            <w:tcMar>
-              <w:top w:w="100" w:type="dxa"/>
-              <w:start w:w="120" w:type="dxa"/>
-              <w:bottom w:w="100" w:type="dxa"/>
-              <w:end w:w="120" w:type="dxa"/>
-            </w:tcMar>
-          </w:tcPr>
-          <w:p>
-            <w:r>
-              <w:t>Malformed/valid task cases pass</w:t>
-            </w:r>
-          </w:p>
-        </w:tc>
-      </w:tr>
-      <w:tr>
-        <w:tc>
-          <w:tcPr>
-            <w:tcW w:type="dxa" w:w="1656"/>
-            <w:vAlign w:val="center"/>
-            <w:tcMar>
-              <w:top w:w="100" w:type="dxa"/>
-              <w:start w:w="120" w:type="dxa"/>
-              <w:bottom w:w="100" w:type="dxa"/>
-              <w:end w:w="120" w:type="dxa"/>
-            </w:tcMar>
-          </w:tcPr>
-          <w:p>
-            <w:r>
-              <w:t>2. Controls</w:t>
-            </w:r>
-          </w:p>
-        </w:tc>
-        <w:tc>
-          <w:tcPr>
-            <w:tcW w:type="dxa" w:w="4608"/>
-            <w:vAlign w:val="center"/>
-            <w:tcMar>
-              <w:top w:w="100" w:type="dxa"/>
-              <w:start w:w="120" w:type="dxa"/>
-              <w:bottom w:w="100" w:type="dxa"/>
-              <w:end w:w="120" w:type="dxa"/>
-            </w:tcMar>
-          </w:tcPr>
-          <w:p>
-            <w:r>
-              <w:t>State store, structured logs/traces, validators, test runner</w:t>
-            </w:r>
-          </w:p>
-        </w:tc>
-        <w:tc>
-          <w:tcPr>
-            <w:tcW w:type="dxa" w:w="3096"/>
-            <w:vAlign w:val="center"/>
-            <w:tcMar>
-              <w:top w:w="100" w:type="dxa"/>
-              <w:start w:w="120" w:type="dxa"/>
-              <w:bottom w:w="100" w:type="dxa"/>
-              <w:end w:w="120" w:type="dxa"/>
-            </w:tcMar>
-          </w:tcPr>
-          <w:p>
-            <w:r>
-              <w:t>Deterministic components pass unit tests</w:t>
-            </w:r>
-          </w:p>
-        </w:tc>
-      </w:tr>
-      <w:tr>
-        <w:tc>
-          <w:tcPr>
-            <w:tcW w:type="dxa" w:w="1656"/>
-            <w:vAlign w:val="center"/>
-            <w:tcMar>
-              <w:top w:w="100" w:type="dxa"/>
-              <w:start w:w="120" w:type="dxa"/>
-              <w:bottom w:w="100" w:type="dxa"/>
-              <w:end w:w="120" w:type="dxa"/>
-            </w:tcMar>
-          </w:tcPr>
-          <w:p>
-            <w:r>
-              <w:t>3. Workspace</w:t>
-            </w:r>
-          </w:p>
-        </w:tc>
-        <w:tc>
-          <w:tcPr>
-            <w:tcW w:type="dxa" w:w="4608"/>
-            <w:vAlign w:val="center"/>
-            <w:tcMar>
-              <w:top w:w="100" w:type="dxa"/>
-              <w:start w:w="120" w:type="dxa"/>
-              <w:bottom w:w="100" w:type="dxa"/>
-              <w:end w:w="120" w:type="dxa"/>
-            </w:tcMar>
-          </w:tcPr>
-          <w:p>
-            <w:r>
-              <w:t>Repository policy and safe worktree manager</w:t>
-            </w:r>
-          </w:p>
-        </w:tc>
-        <w:tc>
-          <w:tcPr>
-            <w:tcW w:type="dxa" w:w="3096"/>
-            <w:vAlign w:val="center"/>
-            <w:tcMar>
-              <w:top w:w="100" w:type="dxa"/>
-              <w:start w:w="120" w:type="dxa"/>
-              <w:bottom w:w="100" w:type="dxa"/>
-              <w:end w:w="120" w:type="dxa"/>
-            </w:tcMar>
-          </w:tcPr>
-          <w:p>
-            <w:r>
-              <w:t>Dirty main checkout remains untouched</w:t>
-            </w:r>
-          </w:p>
-        </w:tc>
-      </w:tr>
-      <w:tr>
-        <w:tc>
-          <w:tcPr>
-            <w:tcW w:type="dxa" w:w="1656"/>
-            <w:vAlign w:val="center"/>
-            <w:tcMar>
-              <w:top w:w="100" w:type="dxa"/>
-              <w:start w:w="120" w:type="dxa"/>
-              <w:bottom w:w="100" w:type="dxa"/>
-              <w:end w:w="120" w:type="dxa"/>
-            </w:tcMar>
-          </w:tcPr>
-          <w:p>
-            <w:r>
-              <w:t>4. Agents</w:t>
-            </w:r>
-          </w:p>
-        </w:tc>
-        <w:tc>
-          <w:tcPr>
-            <w:tcW w:type="dxa" w:w="4608"/>
-            <w:vAlign w:val="center"/>
-            <w:tcMar>
-              <w:top w:w="100" w:type="dxa"/>
-              <w:start w:w="120" w:type="dxa"/>
-              <w:bottom w:w="100" w:type="dxa"/>
-              <w:end w:w="120" w:type="dxa"/>
-            </w:tcMar>
-          </w:tcPr>
-          <w:p>
-            <w:r>
-              <w:t>Omnigent executor and Codex role YAML definitions</w:t>
-            </w:r>
-          </w:p>
-        </w:tc>
-        <w:tc>
-          <w:tcPr>
-            <w:tcW w:type="dxa" w:w="3096"/>
-            <w:vAlign w:val="center"/>
-            <w:tcMar>
-              <w:top w:w="100" w:type="dxa"/>
-              <w:start w:w="120" w:type="dxa"/>
-              <w:bottom w:w="100" w:type="dxa"/>
-              <w:end w:w="120" w:type="dxa"/>
-            </w:tcMar>
-          </w:tcPr>
-          <w:p>
-            <w:r>
-              <w:t>Fake executor and one controlled Codex run validate contracts</w:t>
-            </w:r>
-          </w:p>
-        </w:tc>
-      </w:tr>
-      <w:tr>
-        <w:tc>
-          <w:tcPr>
-            <w:tcW w:type="dxa" w:w="1656"/>
-            <w:vAlign w:val="center"/>
-            <w:tcMar>
-              <w:top w:w="100" w:type="dxa"/>
-              <w:start w:w="120" w:type="dxa"/>
-              <w:bottom w:w="100" w:type="dxa"/>
-              <w:end w:w="120" w:type="dxa"/>
-            </w:tcMar>
-          </w:tcPr>
-          <w:p>
-            <w:r>
-              <w:t>5. Loop</w:t>
-            </w:r>
-          </w:p>
-        </w:tc>
-        <w:tc>
-          <w:tcPr>
-            <w:tcW w:type="dxa" w:w="4608"/>
-            <w:vAlign w:val="center"/>
-            <w:tcMar>
-              <w:top w:w="100" w:type="dxa"/>
-              <w:start w:w="120" w:type="dxa"/>
-              <w:bottom w:w="100" w:type="dxa"/>
-              <w:end w:w="120" w:type="dxa"/>
-            </w:tcMar>
-          </w:tcPr>
-          <w:p>
-            <w:r>
-              <w:t>Five-cycle orchestrator and Reviewer-to-Implementer remediation routing</w:t>
-            </w:r>
-          </w:p>
-        </w:tc>
-        <w:tc>
-          <w:tcPr>
-            <w:tcW w:type="dxa" w:w="3096"/>
-            <w:vAlign w:val="center"/>
-            <w:tcMar>
-              <w:top w:w="100" w:type="dxa"/>
-              <w:start w:w="120" w:type="dxa"/>
-              <w:bottom w:w="100" w:type="dxa"/>
-              <w:end w:w="120" w:type="dxa"/>
-            </w:tcMar>
-          </w:tcPr>
-          <w:p>
-            <w:r>
-              <w:t>No sixth cycle; approved fingerprint terminates</w:t>
-            </w:r>
-          </w:p>
-        </w:tc>
-      </w:tr>
-      <w:tr>
-        <w:tc>
-          <w:tcPr>
-            <w:tcW w:type="dxa" w:w="1656"/>
-            <w:vAlign w:val="center"/>
-            <w:tcMar>
-              <w:top w:w="100" w:type="dxa"/>
-              <w:start w:w="120" w:type="dxa"/>
-              <w:bottom w:w="100" w:type="dxa"/>
-              <w:end w:w="120" w:type="dxa"/>
-            </w:tcMar>
-          </w:tcPr>
-          <w:p>
-            <w:r>
-              <w:t>6. Delivery</w:t>
-            </w:r>
-          </w:p>
-        </w:tc>
-        <w:tc>
-          <w:tcPr>
-            <w:tcW w:type="dxa" w:w="4608"/>
-            <w:vAlign w:val="center"/>
-            <w:tcMar>
-              <w:top w:w="100" w:type="dxa"/>
-              <w:start w:w="120" w:type="dxa"/>
-              <w:bottom w:w="100" w:type="dxa"/>
-              <w:end w:w="120" w:type="dxa"/>
-            </w:tcMar>
-          </w:tcPr>
-          <w:p>
-            <w:r>
-              <w:t>Changelog, commit, push, PR services with dry-run mode</w:t>
-            </w:r>
-          </w:p>
-        </w:tc>
-        <w:tc>
-          <w:tcPr>
-            <w:tcW w:type="dxa" w:w="3096"/>
-            <w:vAlign w:val="center"/>
-            <w:tcMar>
-              <w:top w:w="100" w:type="dxa"/>
-              <w:start w:w="120" w:type="dxa"/>
-              <w:bottom w:w="100" w:type="dxa"/>
-              <w:end w:w="120" w:type="dxa"/>
-            </w:tcMar>
-          </w:tcPr>
-          <w:p>
-            <w:r>
-              <w:t>Delivery refuses unapproved or mismatched changes</w:t>
-            </w:r>
-          </w:p>
-        </w:tc>
-      </w:tr>
-      <w:tr>
-        <w:tc>
-          <w:tcPr>
-            <w:tcW w:type="dxa" w:w="1656"/>
-            <w:vAlign w:val="center"/>
-            <w:tcMar>
-              <w:top w:w="100" w:type="dxa"/>
-              <w:start w:w="120" w:type="dxa"/>
-              <w:bottom w:w="100" w:type="dxa"/>
-              <w:end w:w="120" w:type="dxa"/>
-            </w:tcMar>
-          </w:tcPr>
-          <w:p>
-            <w:r>
-              <w:t>7. Hardening</w:t>
-            </w:r>
-          </w:p>
-        </w:tc>
-        <w:tc>
-          <w:tcPr>
-            <w:tcW w:type="dxa" w:w="4608"/>
-            <w:vAlign w:val="center"/>
-            <w:tcMar>
-              <w:top w:w="100" w:type="dxa"/>
-              <w:start w:w="120" w:type="dxa"/>
-              <w:bottom w:w="100" w:type="dxa"/>
-              <w:end w:w="120" w:type="dxa"/>
-            </w:tcMar>
-          </w:tcPr>
-          <w:p>
-            <w:r>
-              <w:t>Integration tests, resume, failure injection, docs, migration</w:t>
-            </w:r>
-          </w:p>
-        </w:tc>
-        <w:tc>
-          <w:tcPr>
-            <w:tcW w:type="dxa" w:w="3096"/>
-            <w:vAlign w:val="center"/>
-            <w:tcMar>
-              <w:top w:w="100" w:type="dxa"/>
-              <w:start w:w="120" w:type="dxa"/>
-              <w:bottom w:w="100" w:type="dxa"/>
-              <w:end w:w="120" w:type="dxa"/>
-            </w:tcMar>
-          </w:tcPr>
-          <w:p>
-            <w:r>
-              <w:t>End-to-end fixture task produces reviewable PR in test repo</w:t>
-            </w:r>
-          </w:p>
-        </w:tc>
-      </w:tr>
-    </w:tbl>
-    <w:p/>
-    <w:p>
-      <w:pPr>
-        <w:pStyle w:val="Heading1"/>
-      </w:pPr>
-      <w:r>
-        <w:t>13. Test Strategy</w:t>
-      </w:r>
-    </w:p>
-    <w:p>
-      <w:pPr>
-        <w:pStyle w:val="Heading2"/>
-      </w:pPr>
-      <w:r>
-        <w:t>13.1 Unit tests</w:t>
+        <w:t>12. Operator Runbook</w:t>
       </w:r>
     </w:p>
     <w:p>
       <w:pPr>
         <w:pStyle w:val="ListBullet"/>
-        <w:spacing w:after="80"/>
       </w:pPr>
       <w:r>
-        <w:t>TODO parsing: multiple tasks, multiline sections, missing fields, duplicate IDs, unsafe paths, priority and state selection.</w:t>
+        <w:t>Inspect: mycodeagent show-task TASK-ID</w:t>
       </w:r>
     </w:p>
     <w:p>
       <w:pPr>
         <w:pStyle w:val="ListBullet"/>
-        <w:spacing w:after="80"/>
       </w:pPr>
       <w:r>
-        <w:t>Configuration: defaults, role aliases, invalid cycle count, missing model alias, and no provider-specific code paths.</w:t>
+        <w:t>Run locally: mycodeagent run TASK-ID</w:t>
       </w:r>
     </w:p>
     <w:p>
       <w:pPr>
         <w:pStyle w:val="ListBullet"/>
-        <w:spacing w:after="80"/>
       </w:pPr>
       <w:r>
-        <w:t>State machine: valid/invalid transitions, atomic persistence, cycle 1–5, and refusal of cycle 6.</w:t>
+        <w:t>Run through PR: mycodeagent run TASK-ID --deliver</w:t>
       </w:r>
     </w:p>
     <w:p>
       <w:pPr>
         <w:pStyle w:val="ListBullet"/>
-        <w:spacing w:after="80"/>
       </w:pPr>
       <w:r>
-        <w:t>Validators: tracked/untracked inventory, required files, path escapes, symlinks, generated artifacts, secret patterns, and fingerprints.</w:t>
+        <w:t>Follow logs: tail -f logs/TASK-ID.logs</w:t>
       </w:r>
     </w:p>
     <w:p>
       <w:pPr>
         <w:pStyle w:val="ListBullet"/>
-        <w:spacing w:after="80"/>
       </w:pPr>
       <w:r>
-        <w:t>Test runner: timeout, missing pytest, pass/fail parsing, stdout/stderr capture, and isolated environment.</w:t>
+        <w:t>Inspect state: mycodeagent status TASK-ID</w:t>
       </w:r>
     </w:p>
     <w:p>
       <w:pPr>
         <w:pStyle w:val="ListBullet"/>
-        <w:spacing w:after="80"/>
       </w:pPr>
       <w:r>
-        <w:t>Agent executor: prompt rendering, permissions, timeout, invalid schema, nonzero Omnigent exit, and sanitized artifacts.</w:t>
+        <w:t>Confirm PR: gh pr list --head feature/task-id</w:t>
       </w:r>
     </w:p>
     <w:p>
       <w:pPr>
         <w:pStyle w:val="ListBullet"/>
-        <w:spacing w:after="80"/>
       </w:pPr>
       <w:r>
-        <w:t>Delivery: remote mismatch, identity mismatch, stale approval, empty change, push failure, duplicate PR, and dry-run behavior.</w:t>
-      </w:r>
-    </w:p>
-    <w:p>
-      <w:pPr>
-        <w:pStyle w:val="Heading2"/>
-      </w:pPr>
-      <w:r>
-        <w:t>13.2 Integration scenarios</w:t>
-      </w:r>
-    </w:p>
-    <w:p>
-      <w:pPr>
-        <w:pStyle w:val="ListBullet"/>
-        <w:spacing w:after="80"/>
-      </w:pPr>
-      <w:r>
-        <w:t>Feature task approved on cycle 1 and delivered.</w:t>
-      </w:r>
-    </w:p>
-    <w:p>
-      <w:pPr>
-        <w:pStyle w:val="ListBullet"/>
-        <w:spacing w:after="80"/>
-      </w:pPr>
-      <w:r>
-        <w:t>Review fails on cycle 1, Implementer remediates, tests pass, review approves on cycle 2, then PR is created.</w:t>
-      </w:r>
-    </w:p>
-    <w:p>
-      <w:pPr>
-        <w:pStyle w:val="ListBullet"/>
-        <w:spacing w:after="80"/>
-      </w:pPr>
-      <w:r>
-        <w:t>Tests fail repeatedly and the workflow stops after cycle 5 without creating a PR.</w:t>
-      </w:r>
-    </w:p>
-    <w:p>
-      <w:pPr>
-        <w:pStyle w:val="ListBullet"/>
-        <w:spacing w:after="80"/>
-      </w:pPr>
-      <w:r>
-        <w:t>Reviewer approves, a file changes afterward, fingerprint mismatch invalidates approval and triggers rereview.</w:t>
-      </w:r>
-    </w:p>
-    <w:p>
-      <w:pPr>
-        <w:pStyle w:val="ListBullet"/>
-        <w:spacing w:after="80"/>
-      </w:pPr>
-      <w:r>
-        <w:t>Existing dirty main checkout remains unchanged because all work occurs in the task worktree.</w:t>
-      </w:r>
-    </w:p>
-    <w:p>
-      <w:pPr>
-        <w:pStyle w:val="ListBullet"/>
-        <w:spacing w:after="80"/>
-      </w:pPr>
-      <w:r>
-        <w:t>Model alias changes in Omnigent/LiteLLM configuration while MyCodeAgent contracts remain unchanged.</w:t>
-      </w:r>
-    </w:p>
-    <w:p>
-      <w:pPr>
-        <w:pStyle w:val="Heading1"/>
-      </w:pPr>
-      <w:r>
-        <w:t>14. Migration from Current Implementation</w:t>
-      </w:r>
-    </w:p>
-    <w:p>
-      <w:pPr>
-        <w:pStyle w:val="ListNumber"/>
-        <w:spacing w:after="80"/>
-      </w:pPr>
-      <w:r>
-        <w:t>Preserve the existing mycodeagent console entry point while reducing __main__.py to a thin wrapper.</w:t>
-      </w:r>
-    </w:p>
-    <w:p>
-      <w:pPr>
-        <w:pStyle w:val="ListNumber"/>
-        <w:spacing w:after="80"/>
-      </w:pPr>
-      <w:r>
-        <w:t>Move heading parsing out of __main__.py and replace it with the complete TaskSource parser.</w:t>
-      </w:r>
-    </w:p>
-    <w:p>
-      <w:pPr>
-        <w:pStyle w:val="ListNumber"/>
-        <w:spacing w:after="80"/>
-      </w:pPr>
-      <w:r>
-        <w:t>Replace the fixed stage_map; verify must call the deterministic TestRunner rather than implement_task.</w:t>
-      </w:r>
-    </w:p>
-    <w:p>
-      <w:pPr>
-        <w:pStyle w:val="ListNumber"/>
-        <w:spacing w:after="80"/>
-      </w:pPr>
-      <w:r>
-        <w:t>Replace textual $TASK_ID/$TASK_DIR handoffs with structured RunContext fields.</w:t>
-      </w:r>
-    </w:p>
-    <w:p>
-      <w:pPr>
-        <w:pStyle w:val="ListNumber"/>
-        <w:spacing w:after="80"/>
-      </w:pPr>
-      <w:r>
-        <w:t>Split coding_agent.yaml into supervisor and role definitions while keeping Codex as the initial harness.</w:t>
-      </w:r>
-    </w:p>
-    <w:p>
-      <w:pPr>
-        <w:pStyle w:val="ListNumber"/>
-        <w:spacing w:after="80"/>
-      </w:pPr>
-      <w:r>
-        <w:t>Make git_approval.toml an enforced policy and reconcile it with the actual MyCodeAgent remote before delivery.</w:t>
-      </w:r>
-    </w:p>
-    <w:p>
-      <w:pPr>
-        <w:pStyle w:val="ListNumber"/>
-        <w:spacing w:after="80"/>
-      </w:pPr>
-      <w:r>
-        <w:t>Add project ignore rules for runtime state, worktrees, virtual environments, caches, bytecode, and OS artifacts.</w:t>
-      </w:r>
-    </w:p>
-    <w:p>
-      <w:pPr>
-        <w:pStyle w:val="ListNumber"/>
-        <w:spacing w:after="80"/>
-      </w:pPr>
-      <w:r>
-        <w:t>Keep existing task workspaces and unrelated dirty changes untouched during migration.</w:t>
-      </w:r>
-    </w:p>
-    <w:p>
-      <w:pPr>
-        <w:pStyle w:val="Heading1"/>
-      </w:pPr>
-      <w:r>
-        <w:t>15. Implementation Acceptance Criteria</w:t>
-      </w:r>
-    </w:p>
-    <w:p>
-      <w:pPr>
-        <w:pStyle w:val="ListBullet"/>
-        <w:spacing w:after="80"/>
-      </w:pPr>
-      <w:r>
-        <w:t>MyCodeAgent, Omnigent, Codex, and LiteLLM responsibilities are unambiguous in code and documentation.</w:t>
-      </w:r>
-    </w:p>
-    <w:p>
-      <w:pPr>
-        <w:pStyle w:val="ListBullet"/>
-        <w:spacing w:after="80"/>
-      </w:pPr>
-      <w:r>
-        <w:t>The first ready TODO.md task is completely parsed into a validated TaskSpec.</w:t>
-      </w:r>
-    </w:p>
-    <w:p>
-      <w:pPr>
-        <w:pStyle w:val="ListBullet"/>
-        <w:spacing w:after="80"/>
-      </w:pPr>
-      <w:r>
-        <w:t>All changes occur in a validated task worktree and permitted paths.</w:t>
-      </w:r>
-    </w:p>
-    <w:p>
-      <w:pPr>
-        <w:pStyle w:val="ListBullet"/>
-        <w:spacing w:after="80"/>
-      </w:pPr>
-      <w:r>
-        <w:t>Codex agents communicate through structured orchestrator handoffs and evidence artifacts.</w:t>
-      </w:r>
-    </w:p>
-    <w:p>
-      <w:pPr>
-        <w:pStyle w:val="ListBullet"/>
-        <w:spacing w:after="80"/>
-      </w:pPr>
-      <w:r>
-        <w:t>Review failure returns to implementation, followed by deterministic tests and review again.</w:t>
-      </w:r>
-    </w:p>
-    <w:p>
-      <w:pPr>
-        <w:pStyle w:val="ListBullet"/>
-        <w:spacing w:after="80"/>
-      </w:pPr>
-      <w:r>
-        <w:t>The workflow never starts a sixth implementation–test–review cycle.</w:t>
-      </w:r>
-    </w:p>
-    <w:p>
-      <w:pPr>
-        <w:pStyle w:val="ListBullet"/>
-        <w:spacing w:after="80"/>
-      </w:pPr>
-      <w:r>
-        <w:t>APPROVED is accepted only for the exact current fingerprint.</w:t>
-      </w:r>
-    </w:p>
-    <w:p>
-      <w:pPr>
-        <w:pStyle w:val="ListBullet"/>
-        <w:spacing w:after="80"/>
-      </w:pPr>
-      <w:r>
-        <w:t>PR creation occurs only after deterministic final gates and never performs merge.</w:t>
-      </w:r>
-    </w:p>
-    <w:p>
-      <w:pPr>
-        <w:pStyle w:val="ListBullet"/>
-        <w:spacing w:after="80"/>
-      </w:pPr>
-      <w:r>
-        <w:t>Logs, traces, state, test evidence, review findings, commits, and PR metadata are correlated and sanitized.</w:t>
-      </w:r>
-    </w:p>
-    <w:p>
-      <w:pPr>
-        <w:pStyle w:val="ListBullet"/>
-        <w:spacing w:after="80"/>
-      </w:pPr>
-      <w:r>
-        <w:t>Changing an Omnigent/LiteLLM model alias does not require a MyCodeAgent code change.</w:t>
-      </w:r>
-    </w:p>
-    <w:p>
-      <w:pPr>
-        <w:pStyle w:val="ListBullet"/>
-        <w:spacing w:after="80"/>
-      </w:pPr>
-      <w:r>
-        <w:t>The MyCodeAgent unit and integration test suites pass.</w:t>
-      </w:r>
-    </w:p>
-    <w:p>
-      <w:pPr>
-        <w:pStyle w:val="Heading1"/>
-      </w:pPr>
-      <w:r>
-        <w:t>16. First Coding Increment</w:t>
-      </w:r>
-    </w:p>
-    <w:tbl>
-      <w:tblPr>
-        <w:tblW w:type="auto" w:w="0"/>
-        <w:jc w:val="center"/>
-        <w:tblLook w:firstColumn="1" w:firstRow="1" w:lastColumn="0" w:lastRow="0" w:noHBand="0" w:noVBand="1" w:val="04A0"/>
-      </w:tblPr>
-      <w:tblGrid>
-        <w:gridCol w:w="9360"/>
-      </w:tblGrid>
-      <w:tr>
-        <w:tc>
-          <w:tcPr>
-            <w:tcW w:type="dxa" w:w="9360"/>
-            <w:shd w:fill="E2F0D9"/>
-            <w:tcMar>
-              <w:top w:w="140" w:type="dxa"/>
-              <w:start w:w="180" w:type="dxa"/>
-              <w:bottom w:w="140" w:type="dxa"/>
-              <w:end w:w="180" w:type="dxa"/>
-            </w:tcMar>
-          </w:tcPr>
-          <w:p>
-            <w:r>
-              <w:t>Recommended starting slice</w:t>
-              <w:br/>
-              <w:t>Implement models.py, config.py, sources/base.py, sources/todo.py, state_store.py, observability/logger.py, and their unit tests first. This creates the stable task, configuration, state, and evidence contracts needed before worktree or live-agent execution is introduced.</w:t>
-            </w:r>
-          </w:p>
-        </w:tc>
-      </w:tr>
-    </w:tbl>
-    <w:p/>
-    <w:p>
-      <w:r>
-        <w:t>The first increment should not push branches, create pull requests, or invoke a live provider. It should end with a validated TaskSpec for TASK-107, a persisted run state, correlated local events, and passing tests. Subsequent increments add worktrees, fake agent execution, live Codex execution, the five-cycle loop, and delivery in that order.</w:t>
-      </w:r>
-    </w:p>
-    <w:p>
-      <w:pPr>
-        <w:pStyle w:val="Heading2"/>
-      </w:pPr>
-      <w:r>
-        <w:t>16.1 Final specialized-agent contract</w:t>
-      </w:r>
-    </w:p>
-    <w:tbl>
-      <w:tblPr>
-        <w:tblStyle w:val="TableGrid"/>
-        <w:tblW w:type="auto" w:w="0"/>
-        <w:tblLook w:firstColumn="1" w:firstRow="1" w:lastColumn="0" w:lastRow="0" w:noHBand="0" w:noVBand="1" w:val="04A0"/>
-      </w:tblPr>
-      <w:tblGrid>
-        <w:gridCol w:w="3120"/>
-        <w:gridCol w:w="3120"/>
-        <w:gridCol w:w="3120"/>
-      </w:tblGrid>
-      <w:tr>
-        <w:tc>
-          <w:tcPr>
-            <w:tcW w:type="dxa" w:w="3120"/>
-            <w:shd w:fill="DCE6F1"/>
-          </w:tcPr>
-          <w:p>
-            <w:r>
-              <w:t>Agent</w:t>
-            </w:r>
-          </w:p>
-        </w:tc>
-        <w:tc>
-          <w:tcPr>
-            <w:tcW w:type="dxa" w:w="3120"/>
-            <w:shd w:fill="DCE6F1"/>
-          </w:tcPr>
-          <w:p>
-            <w:r>
-              <w:t>Responsibility</w:t>
-            </w:r>
-          </w:p>
-        </w:tc>
-        <w:tc>
-          <w:tcPr>
-            <w:tcW w:type="dxa" w:w="3120"/>
-            <w:shd w:fill="DCE6F1"/>
-          </w:tcPr>
-          <w:p>
-            <w:r>
-              <w:t>Handoff</w:t>
-            </w:r>
-          </w:p>
-        </w:tc>
-      </w:tr>
-      <w:tr>
-        <w:tc>
-          <w:tcPr>
-            <w:tcW w:type="dxa" w:w="3120"/>
-          </w:tcPr>
-          <w:p>
-            <w:r>
-              <w:t>Explorer</w:t>
-            </w:r>
-          </w:p>
-        </w:tc>
-        <w:tc>
-          <w:tcPr>
-            <w:tcW w:type="dxa" w:w="3120"/>
-          </w:tcPr>
-          <w:p>
-            <w:r>
-              <w:t>Read-only repository context</w:t>
-            </w:r>
-          </w:p>
-        </w:tc>
-        <w:tc>
-          <w:tcPr>
-            <w:tcW w:type="dxa" w:w="3120"/>
-          </w:tcPr>
-          <w:p>
-            <w:r>
-              <w:t>RepositoryContext → Supervisor memory</w:t>
-            </w:r>
-          </w:p>
-        </w:tc>
-      </w:tr>
-      <w:tr>
-        <w:tc>
-          <w:tcPr>
-            <w:tcW w:type="dxa" w:w="3120"/>
-          </w:tcPr>
-          <w:p>
-            <w:r>
-              <w:t>Implementer</w:t>
-            </w:r>
-          </w:p>
-        </w:tc>
-        <w:tc>
-          <w:tcPr>
-            <w:tcW w:type="dxa" w:w="3120"/>
-          </w:tcPr>
-          <w:p>
-            <w:r>
-              <w:t>Initial coding and every remediation</w:t>
-            </w:r>
-          </w:p>
-        </w:tc>
-        <w:tc>
-          <w:tcPr>
-            <w:tcW w:type="dxa" w:w="3120"/>
-          </w:tcPr>
-          <w:p>
-            <w:r>
-              <w:t>ImplementationResult → tests/review</w:t>
-            </w:r>
-          </w:p>
-        </w:tc>
-      </w:tr>
-      <w:tr>
-        <w:tc>
-          <w:tcPr>
-            <w:tcW w:type="dxa" w:w="3120"/>
-          </w:tcPr>
-          <w:p>
-            <w:r>
-              <w:t>Test Writer</w:t>
-            </w:r>
-          </w:p>
-        </w:tc>
-        <w:tc>
-          <w:tcPr>
-            <w:tcW w:type="dxa" w:w="3120"/>
-          </w:tcPr>
-          <w:p>
-            <w:r>
-              <w:t>Acceptance and regression test authoring</w:t>
-            </w:r>
-          </w:p>
-        </w:tc>
-        <w:tc>
-          <w:tcPr>
-            <w:tcW w:type="dxa" w:w="3120"/>
-          </w:tcPr>
-          <w:p>
-            <w:r>
-              <w:t>Test changes → deterministic TestRunner</w:t>
-            </w:r>
-          </w:p>
-        </w:tc>
-      </w:tr>
-      <w:tr>
-        <w:tc>
-          <w:tcPr>
-            <w:tcW w:type="dxa" w:w="3120"/>
-          </w:tcPr>
-          <w:p>
-            <w:r>
-              <w:t>Reviewer</w:t>
-            </w:r>
-          </w:p>
-        </w:tc>
-        <w:tc>
-          <w:tcPr>
-            <w:tcW w:type="dxa" w:w="3120"/>
-          </w:tcPr>
-          <w:p>
-            <w:r>
-              <w:t>Read-only final review and semantic approval decision</w:t>
-            </w:r>
-          </w:p>
-        </w:tc>
-        <w:tc>
-          <w:tcPr>
-            <w:tcW w:type="dxa" w:w="3120"/>
-          </w:tcPr>
-          <w:p>
-            <w:r>
-              <w:t>ReviewContext or APPROVED → Supervisor</w:t>
-            </w:r>
-          </w:p>
-        </w:tc>
-      </w:tr>
-    </w:tbl>
-    <w:p/>
-    <w:p>
-      <w:r>
-        <w:rPr>
-          <w:b/>
-        </w:rPr>
-        <w:t xml:space="preserve">Mandatory sequence: </w:t>
-      </w:r>
-      <w:r>
-        <w:t>Implementer → Test Writer as needed → deterministic tests pass → Reviewer final review → APPROVED for current fingerprint → Status Manager persists APPROVED → deterministic PR creation.</w:t>
-      </w:r>
-    </w:p>
-    <w:p>
-      <w:r>
-        <w:rPr>
-          <w:b/>
-        </w:rPr>
-        <w:t xml:space="preserve">Failure sequence: </w:t>
-      </w:r>
-      <w:r>
-        <w:t>Reviewer CHANGES_REQUESTED → ReviewContext stored in Supervisor memory → Implementer remediation → tests rerun → Reviewer final review again. No separate Remediator agent exists.</w:t>
+        <w:t>Confirm cleanup: git worktree list</w:t>
       </w:r>
     </w:p>
     <w:sectPr>
       <w:headerReference w:type="default" r:id="rId9"/>
       <w:footerReference w:type="default" r:id="rId10"/>
       <w:pgSz w:w="12240" w:h="15840"/>
-      <w:pgMar w:top="1440" w:right="1440" w:bottom="1440" w:left="1440" w:header="708" w:footer="708" w:gutter="0"/>
+      <w:pgMar w:top="1080" w:right="1152" w:bottom="1008" w:left="1152" w:header="720" w:footer="720" w:gutter="0"/>
       <w:cols w:space="720"/>
       <w:docGrid w:linePitch="360"/>
     </w:sectPr>
@@ -4342,10 +2683,11 @@
     </w:pPr>
     <w:r>
       <w:rPr>
+        <w:rFonts w:ascii="Aptos" w:hAnsi="Aptos"/>
         <w:color w:val="666666"/>
-        <w:sz w:val="18"/>
-      </w:rPr>
-      <w:t>Implementation baseline • MyCodeAgent + Omnigent + Codex</w:t>
+        <w:sz w:val="16"/>
+      </w:rPr>
+      <w:t>Implementation-aligned documentation  |  Updated 7 August 2026</w:t>
     </w:r>
   </w:p>
 </w:ftr>
@@ -4360,10 +2702,11 @@
     </w:pPr>
     <w:r>
       <w:rPr>
-        <w:color w:val="666666"/>
-        <w:sz w:val="18"/>
-      </w:rPr>
-      <w:t>MyCodeAgent | Solution Approach and Implementation</w:t>
+        <w:rFonts w:ascii="Aptos" w:hAnsi="Aptos"/>
+        <w:color w:val="2F75B5"/>
+        <w:sz w:val="16"/>
+      </w:rPr>
+      <w:t>MYCODEAGENT  |  Solution and Implementation</w:t>
     </w:r>
   </w:p>
 </w:hdr>
@@ -4733,11 +3076,11 @@
     <w:qFormat/>
     <w:rsid w:val="00FC693F"/>
     <w:pPr>
-      <w:spacing w:after="120" w:line="264" w:lineRule="auto"/>
+      <w:spacing w:after="100" w:line="259" w:lineRule="auto"/>
     </w:pPr>
     <w:rPr>
-      <w:rFonts w:ascii="Calibri" w:hAnsi="Calibri"/>
-      <w:sz w:val="22"/>
+      <w:rFonts w:ascii="Aptos" w:hAnsi="Aptos"/>
+      <w:sz w:val="20"/>
     </w:rPr>
   </w:style>
   <w:style w:type="paragraph" w:styleId="Header">
@@ -4795,15 +3138,15 @@
     <w:pPr>
       <w:keepNext/>
       <w:keepLines/>
-      <w:spacing w:before="320" w:after="160"/>
+      <w:spacing w:before="200" w:after="80"/>
       <w:outlineLvl w:val="0"/>
     </w:pPr>
     <w:rPr>
-      <w:rFonts w:asciiTheme="majorHAnsi" w:eastAsiaTheme="majorEastAsia" w:hAnsiTheme="majorHAnsi" w:cstheme="majorBidi" w:ascii="Calibri" w:hAnsi="Calibri"/>
+      <w:rFonts w:asciiTheme="majorHAnsi" w:eastAsiaTheme="majorEastAsia" w:hAnsiTheme="majorHAnsi" w:cstheme="majorBidi" w:ascii="Aptos Display" w:hAnsi="Aptos Display"/>
       <w:b/>
       <w:bCs/>
-      <w:color w:val="2E74B5"/>
-      <w:sz w:val="32"/>
+      <w:color w:val="17365D"/>
+      <w:sz w:val="34"/>
       <w:szCs w:val="28"/>
     </w:rPr>
   </w:style>
@@ -4819,14 +3162,14 @@
     <w:pPr>
       <w:keepNext/>
       <w:keepLines/>
-      <w:spacing w:before="240" w:after="120"/>
+      <w:spacing w:before="200" w:after="80"/>
       <w:outlineLvl w:val="1"/>
     </w:pPr>
     <w:rPr>
-      <w:rFonts w:asciiTheme="majorHAnsi" w:eastAsiaTheme="majorEastAsia" w:hAnsiTheme="majorHAnsi" w:cstheme="majorBidi" w:ascii="Calibri" w:hAnsi="Calibri"/>
+      <w:rFonts w:asciiTheme="majorHAnsi" w:eastAsiaTheme="majorEastAsia" w:hAnsiTheme="majorHAnsi" w:cstheme="majorBidi" w:ascii="Aptos Display" w:hAnsi="Aptos Display"/>
       <w:b/>
       <w:bCs/>
-      <w:color w:val="2E74B5"/>
+      <w:color w:val="2F75B5"/>
       <w:sz w:val="26"/>
       <w:szCs w:val="26"/>
     </w:rPr>
@@ -4843,15 +3186,15 @@
     <w:pPr>
       <w:keepNext/>
       <w:keepLines/>
-      <w:spacing w:before="160" w:after="80"/>
+      <w:spacing w:before="200" w:after="80"/>
       <w:outlineLvl w:val="2"/>
     </w:pPr>
     <w:rPr>
-      <w:rFonts w:asciiTheme="majorHAnsi" w:eastAsiaTheme="majorEastAsia" w:hAnsiTheme="majorHAnsi" w:cstheme="majorBidi" w:ascii="Calibri" w:hAnsi="Calibri"/>
+      <w:rFonts w:asciiTheme="majorHAnsi" w:eastAsiaTheme="majorEastAsia" w:hAnsiTheme="majorHAnsi" w:cstheme="majorBidi" w:ascii="Aptos Display" w:hAnsi="Aptos Display"/>
       <w:b/>
       <w:bCs/>
-      <w:color w:val="17365D"/>
-      <w:sz w:val="24"/>
+      <w:color w:val="548235"/>
+      <w:sz w:val="22"/>
     </w:rPr>
   </w:style>
   <w:style w:type="paragraph" w:styleId="Heading4">
@@ -5089,11 +3432,11 @@
       <w:contextualSpacing/>
     </w:pPr>
     <w:rPr>
-      <w:rFonts w:asciiTheme="majorHAnsi" w:eastAsiaTheme="majorEastAsia" w:hAnsiTheme="majorHAnsi" w:cstheme="majorBidi"/>
-      <w:color w:val="17365D" w:themeColor="text2" w:themeShade="BF"/>
+      <w:rFonts w:asciiTheme="majorHAnsi" w:eastAsiaTheme="majorEastAsia" w:hAnsiTheme="majorHAnsi" w:cstheme="majorBidi" w:ascii="Aptos Display" w:hAnsi="Aptos Display"/>
+      <w:color w:val="17365D"/>
       <w:spacing w:val="5"/>
       <w:kern w:val="28"/>
-      <w:sz w:val="52"/>
+      <w:sz w:val="56"/>
       <w:szCs w:val="52"/>
     </w:rPr>
   </w:style>
@@ -5126,12 +3469,12 @@
       </w:numPr>
     </w:pPr>
     <w:rPr>
-      <w:rFonts w:asciiTheme="majorHAnsi" w:eastAsiaTheme="majorEastAsia" w:hAnsiTheme="majorHAnsi" w:cstheme="majorBidi"/>
+      <w:rFonts w:asciiTheme="majorHAnsi" w:eastAsiaTheme="majorEastAsia" w:hAnsiTheme="majorHAnsi" w:cstheme="majorBidi" w:ascii="Aptos" w:hAnsi="Aptos"/>
       <w:i/>
       <w:iCs/>
-      <w:color w:val="4F81BD" w:themeColor="accent1"/>
+      <w:color w:val="2F75B5"/>
       <w:spacing w:val="15"/>
-      <w:sz w:val="24"/>
+      <w:sz w:val="26"/>
       <w:szCs w:val="24"/>
     </w:rPr>
   </w:style>
